--- a/thesis/CHPT3.docx
+++ b/thesis/CHPT3.docx
@@ -80,43 +80,19 @@
         <w:pStyle w:val="Heading2"/>
       </w:pPr>
       <w:r>
-        <w:t>3.1 Introduction</w:t>
+        <w:t>3.1 Design</w:t>
       </w:r>
     </w:p>
     <w:p>
       <w:pPr/>
       <w:r>
-        <w:t>This chapter describes the research design, implementation, and evaluation procedure used to investigate evidence-constrained multimodal fashion recommendation. The central methodological problem was not simply to produce a plausible recommendation. It was to separate three questions that are often conflated: whether a multimodal ranker retrieves compatible items; whether expert evidence materially participates in the ranking decision; and whether a natural-language explanation is faithful to the stored decision trace without adding unverified product attributes. The experiment was therefore organised as a staged, frozen pipeline. Earlier stages prepared the data, representations, candidate pools, and rule base; validation-only stages fixed every tunable choice; the confirmatory recommendation experiment then locked one recommendation and its exact five-rule trace for each case; and the explanation experiment compared two texts for the same locked decision.</w:t>
+        <w:t>The final experiment is a deterministic offline, paired comparison. The held-out recommendation evaluation contains 1,000 locked cases, balanced at 200 cases per target category. A separate explanation cohort contains 500 cases, balanced at 100 cases each for bags, bottoms, outerwear, shoes, and tops. Both conditions explain the same locked item for the same case and generator; their only evidence difference is access to the exact rule trace.</w:t>
       </w:r>
     </w:p>
     <w:p>
       <w:pPr/>
       <w:r>
-        <w:t xml:space="preserve">The design follows a paired-comparison principle. For each explanation case, common context A contained the user request, query-item text and identity, and locked recommended-item text and identity. Exact trace B contained the five rules that contributed to the Stage 6 evidence score. The No-RAG generator received A alone. The Rule-RAG generator received A and B, while recommendation identity was held constant. This intervention isolates access to the decision trace at the explanation stage. It does not isolate every possible effect of prompt wording or output length, and it does not turn the No-RAG condition into a grounded explanation when its text happens to agree with B. Accordingly, B agreement is termed </w:t>
-      </w:r>
-      <w:r>
-        <w:rPr>
-          <w:i/>
-        </w:rPr>
-        <w:t>post-hoc decision-trace alignment</w:t>
-      </w:r>
-      <w:r>
-        <w:t xml:space="preserve"> for No-RAG and </w:t>
-      </w:r>
-      <w:r>
-        <w:rPr>
-          <w:i/>
-        </w:rPr>
-        <w:t>decision-trace faithfulness</w:t>
-      </w:r>
-      <w:r>
-        <w:t xml:space="preserve"> for Rule-RAG.</w:t>
-      </w:r>
-    </w:p>
-    <w:p>
-      <w:pPr/>
-      <w:r>
-        <w:t>The work is an offline systems experiment rather than a user study. Recommendation relevance comes from co-occurrence within held-out Polyvore outfits. Explanation assessment uses a frozen secondary model to extract atomic claims, verify their relationship to A and B, and apply general quality scales. Study-specific deterministic post-processing converts those saved records into Decision-Trace Alignment (DTA), Unsupported Item-Attribute Rate (UIAR), citation precision, citation coverage, and verbosity-normalised attribute density. These are operational measures for this study, not universal benchmarks. No human or independent external audit is included in the final experimental boundary, so the automated evaluation is treated as system-level evidence with explicit limitations.</w:t>
+        <w:t>All datasets, configuration files, prompt registry, model digests, V3 KB, output JSONL files, and manifests are hash-recorded. The final results use only the current frozen runtime artifacts identified in the Stage 13 release manifest.</w:t>
       </w:r>
     </w:p>
     <w:p>
@@ -124,53 +100,7 @@
         <w:pStyle w:val="Heading2"/>
       </w:pPr>
       <w:r>
-        <w:t>3.2 Research questions and experimental logic</w:t>
-      </w:r>
-    </w:p>
-    <w:p>
-      <w:pPr/>
-      <w:r>
-        <w:t>The methodology addresses four linked research questions. RQ1 asks whether making the exact expert-rule trace visible during generation improves explanation alignment with the actual reranking decision. RQ2 asks whether the same intervention reduces concrete item-attribute assertions that are unsupported by the supplied evidence. RQ3 asks whether broad automated quality judgments agree with the more targeted faithfulness measures. RQ4 asks whether observed differences are stable across language generators, fashion categories, aggregation levels, and a predeclared length sensitivity.</w:t>
-      </w:r>
-    </w:p>
-    <w:p>
-      <w:pPr/>
-      <w:r>
-        <w:t>The causal contrast is deliberately narrow. Stage 6 produces a locked candidate \(i^*\) for case \(q\) and a trace \(B_q\). Stage 7 then generates</w:t>
-      </w:r>
-    </w:p>
-    <w:p>
-      <w:pPr>
-        <w:spacing w:before="80" w:after="140"/>
-        <w:jc w:val="center"/>
-      </w:pPr>
-      <w:r>
-        <w:rPr>
-          <w:rFonts w:ascii="Cambria Math" w:hAnsi="Cambria Math"/>
-          <w:i/>
-          <w:sz w:val="23"/>
-        </w:rPr>
-        <w:t>E^{N}_{q,g}=G_g(A_q),      E^{R}_{q,g}=G_g(A_q,B_q),</w:t>
-      </w:r>
-    </w:p>
-    <w:p>
-      <w:pPr/>
-      <w:r>
-        <w:t>where \(g\) denotes one of three generators, \(E^N\) is the No-RAG text, and \(E^R\) is the Rule-RAG text. Both texts explain the same \(i^*\). Candidate quality, query content, generator identity, decoding seed, and generation settings are paired. The manipulated factor is whether B is displayed and explicitly cited. A corrective follow-up applied the same numerical instruction—at most 75 words—to both conditions. The prompts still differ necessarily in evidence, citation, and grounding instructions, and actual lengths remain model-controlled outcomes. Headline claim measures are therefore rates, unsupported attributes are additionally expressed per 100 words, and a 30-pair closest-length cohort is retained as a sensitivity analysis.</w:t>
-      </w:r>
-    </w:p>
-    <w:p>
-      <w:pPr/>
-      <w:r>
-        <w:t>The study does not claim that B is a complete account of a neural model’s internal computation. B is instead the exact, inspectable symbolic trace used by the evidence component of the deployed reranker. The term “decision trace” is thus architectural and operational: it identifies the five expert rules, their similarities, reliability weights, ordering, and contributions used to compute the evidence score. Faithfulness is measured relative to that trace. This boundary follows the distinction in explainable-AI research between a convincing rationale and an account tied to the mechanism being explained [1,2].</w:t>
-      </w:r>
-    </w:p>
-    <w:p>
-      <w:pPr>
-        <w:pStyle w:val="Heading2"/>
-      </w:pPr>
-      <w:r>
-        <w:t>3.3 Staged research design and freezing policy</w:t>
+        <w:t>3.2 Data, taxonomy, and recommendation</w:t>
       </w:r>
     </w:p>
     <w:p>
@@ -221,7 +151,7 @@
         <w:rPr>
           <w:b/>
         </w:rPr>
-        <w:t>Figure 3.1. System architecture and frozen experimental boundary</w:t>
+        <w:t>Figure 3.1. Frozen multimodal recommendation and explanation boundary</w:t>
       </w:r>
     </w:p>
     <w:p>
@@ -239,19 +169,13 @@
     <w:p>
       <w:pPr/>
       <w:r>
-        <w:t>The project was implemented in ten numbered stages, with Stage 9 ultimately removed when independent auditing was excluded from the final scope. Stage 1 created a clean repository and migration inventory. Stage 2 prepared data, split outfits, resolved exact-image leakage, and constructed deterministic evaluation cases. Stage 3 produced pinned MiniLM and CLIP representations. Stage 4 implemented rule retrieval, evidence scoring, reranking, validation searches, and candidate-pool sensitivity. Stage 5 optimised only explanation-side Rule-RAG variables on validation data, ran a frozen pilot, and later added the explicitly labelled length-control follow-up. Stage 6 executed the confirmatory recommendation evaluation and locked cases; additive Stage 6b tested FashionCLIP without changing those locks. Stage 7 generated the complete paired explanation corpus under the corrected shared word budget. Stage 8 extracted with Qwen3, verified with Mistral, judged with Qwen3, and post-processed claims. Stage 10 performed release review, artifact hashing, test execution, and consistency checks.</w:t>
+        <w:t>The study uses the pinned Polyvore catalogue split by outfit. The five-category taxonomy is bags, bottoms, outerwear, shoes, and tops. Other accessories were excluded before the final controlled experiment because the project could not establish sufficiently explicit, defensible expert-rule coverage for them.</w:t>
       </w:r>
     </w:p>
     <w:p>
       <w:pPr/>
       <w:r>
-        <w:t>Freezing served two purposes. First, it prevented test performance from influencing model weights, fusion weights, evidence weights, pool size, rule count, or prompts. Second, it preserved a stable provenance chain. Each major artifact was written once, bound to a SHA-256 digest, and named in a stage manifest. Model identifiers were accompanied by immutable revisions or local model digests. Configuration objects were canonicalised and hashed. Derived publication analyses used the saved Stage 7 and Stage 8 records and made zero new model calls.</w:t>
-      </w:r>
-    </w:p>
-    <w:p>
-      <w:pPr/>
-      <w:r>
-        <w:t>The final confirmatory settings were fixed before the Stage 6 test evaluation: image/text CLIP fusion was 0.40/0.60; evidence reranking was CLIP/evidence 0.75/0.25; exactly five expert rules contributed to each trace; and the primary candidate pool contained approximately 100 candidates. Larger pools of approximately 500 and 1,000 were sensitivity settings rather than alternative primary estimates. The explanation generators, seeds, decoding settings, Rule-RAG prompt form, and claim schemas were frozen before full generation. The corrective extension changed only the No-RAG word instruction and verifier role, preserving unchanged Rule-RAG generations through output-hash validation and recording the extension separately from the original frozen run.</w:t>
+        <w:t>Candidates are retrieved using normalised CLIP text and image representations. The frozen fusion combines image and text scores, then an evidence score from V3 rules is applied for reranking. Each V3 rule has structured antecedent fields and externally registered evidence. The reusable applicability gate permits a rule into a trace only if its antecedent is established by case context; a consequent is not inferred merely from a similar category or from absence of a listed alternative.</w:t>
       </w:r>
     </w:p>
     <w:p>
@@ -259,105 +183,7 @@
         <w:pStyle w:val="Heading2"/>
       </w:pPr>
       <w:r>
-        <w:t>3.4 Data source, unit of analysis, and preprocessing</w:t>
-      </w:r>
-    </w:p>
-    <w:p>
-      <w:pPr>
-        <w:pStyle w:val="Heading3"/>
-      </w:pPr>
-      <w:r>
-        <w:t>3.4.1 Dataset and fields</w:t>
-      </w:r>
-    </w:p>
-    <w:p>
-      <w:pPr/>
-      <w:r>
-        <w:t xml:space="preserve">The data source was the </w:t>
-      </w:r>
-      <w:r>
-        <w:rPr>
-          <w:rFonts w:ascii="Consolas" w:hAnsi="Consolas"/>
-          <w:sz w:val="19"/>
-        </w:rPr>
-        <w:t>Marqo/polyvore</w:t>
-      </w:r>
-      <w:r>
-        <w:t xml:space="preserve"> dataset at immutable revision </w:t>
-      </w:r>
-      <w:r>
-        <w:rPr>
-          <w:rFonts w:ascii="Consolas" w:hAnsi="Consolas"/>
-          <w:sz w:val="19"/>
-        </w:rPr>
-        <w:t>8c782ee447faf2d2a0402ac883cf07d3b3f43e1c</w:t>
-      </w:r>
-      <w:r>
-        <w:t xml:space="preserve">, configuration </w:t>
-      </w:r>
-      <w:r>
-        <w:rPr>
-          <w:rFonts w:ascii="Consolas" w:hAnsi="Consolas"/>
-          <w:sz w:val="19"/>
-        </w:rPr>
-        <w:t>default</w:t>
-      </w:r>
-      <w:r>
-        <w:t xml:space="preserve">, source split </w:t>
-      </w:r>
-      <w:r>
-        <w:rPr>
-          <w:rFonts w:ascii="Consolas" w:hAnsi="Consolas"/>
-          <w:sz w:val="19"/>
-        </w:rPr>
-        <w:t>data</w:t>
-      </w:r>
-      <w:r>
-        <w:t xml:space="preserve">, and fingerprint </w:t>
-      </w:r>
-      <w:r>
-        <w:rPr>
-          <w:rFonts w:ascii="Consolas" w:hAnsi="Consolas"/>
-          <w:sz w:val="19"/>
-        </w:rPr>
-        <w:t>9c97dc763773e2a2</w:t>
-      </w:r>
-      <w:r>
-        <w:t>. Polyvore-derived outfit data are widely used for fashion compatibility research because an outfit supplies a set of items curated to appear together [3,4]. The present study used only the raw item identifier, category, product text, outfit association, and image. Textual explanation evidence was intentionally limited: images entered the recommendation representation but were never captioned, classified, or converted into attributes for A or B.</w:t>
-      </w:r>
-    </w:p>
-    <w:p>
-      <w:pPr/>
-      <w:r>
-        <w:t>The raw pinned source contained 94,096 items and 21,587 outfits. A validated keyword mapping assigned items to five broad target categories: accessories, bottoms, outerwear, shoes, and tops. The mapping reproduced 67,524 target items in the initial audit, whereas an earlier proposal table stated 66,749. Because no documented filtering rule reproduced the smaller number, the implementation retained the directly reproducible count and recorded the discrepancy rather than inventing a post-hoc exclusion. Subsequent leakage resolution and confirmatory eligibility produced 69,725 prepared items and 20,225 prepared outfits in the final Stage 6 table; differences between intermediate counts reflect the stage-specific prepared universe and are preserved in their respective manifests.</w:t>
-      </w:r>
-    </w:p>
-    <w:p>
-      <w:pPr>
-        <w:pStyle w:val="Heading3"/>
-      </w:pPr>
-      <w:r>
-        <w:t>3.4.2 Outfit-disjoint splitting</w:t>
-      </w:r>
-    </w:p>
-    <w:p>
-      <w:pPr/>
-      <w:r>
-        <w:t>The outfit, not the item row, was the primary split unit. Outfit IDs were ordered by SHA-256 over a fixed seed and assigned to exact quotas of 15,267 development outfits, 3,147 validation outfits, and 3,173 test outfits. This procedure is deterministic and prevents items from the same outfit appearing on opposite sides of the research split. Within the test partition, case selection used a separate seeded SHA-256 order and sampled 200 cases for each broad category, producing 1,000 confirmatory recommendation cases.</w:t>
-      </w:r>
-    </w:p>
-    <w:p>
-      <w:pPr/>
-      <w:r>
-        <w:t>Exact duplicate images were audited by hashing image bytes. Twenty-one duplicate groups were identified, of which eleven crossed an initial research split. Outfits connected by shared exact-image hashes were treated as connected components. Each cross-split component was moved to the split of its lowest seeded-hash anchor; singleton outfits were then moved in a separate deterministic order to restore the original quotas. Thirteen outfits changed assignment in total: eleven duplicate-linked moves and two rebalancing moves. The final split retained its exact quotas and contained no cross-split outfit or exact-image leakage. This is stricter than relying on unique item IDs, because separately identified catalogue rows can still carry identical visual content.</w:t>
-      </w:r>
-    </w:p>
-    <w:p>
-      <w:pPr>
-        <w:pStyle w:val="Heading3"/>
-      </w:pPr>
-      <w:r>
-        <w:t>3.4.3 Query construction and candidate pools</w:t>
+        <w:t>3.3 V3 knowledge base and exact traces</w:t>
       </w:r>
     </w:p>
     <w:p>
@@ -376,7 +202,7 @@
               <a:graphicData uri="http://schemas.openxmlformats.org/drawingml/2006/picture">
                 <pic:pic>
                   <pic:nvPicPr>
-                    <pic:cNvPr id="0" name="fig_04_dataset_pipeline.png"/>
+                    <pic:cNvPr id="0" name="fig_03_evidence_trace.png"/>
                     <pic:cNvPicPr/>
                   </pic:nvPicPr>
                   <pic:blipFill>
@@ -408,7 +234,7 @@
         <w:rPr>
           <w:b/>
         </w:rPr>
-        <w:t>Figure 3.2. Deterministic data preparation and leakage-control pipeline</w:t>
+        <w:t>Figure 3.2. Exact antecedent-applicable V3 rule trace</w:t>
       </w:r>
     </w:p>
     <w:p>
@@ -426,31 +252,33 @@
     <w:p>
       <w:pPr/>
       <w:r>
-        <w:t xml:space="preserve">Each case selected a query item and a target category representing the missing outfit component. All known same-outfit positives in that target category were retained. Negatives were sampled from items of the same target category belonging to other test outfits. The query item was always excluded. Category restriction makes the task a controlled within-category ranking problem: the model chooses </w:t>
+        <w:t>V3 is the production knowledge base (</w:t>
       </w:r>
       <w:r>
         <w:rPr>
-          <w:i/>
+          <w:rFonts w:ascii="Consolas" w:hAnsi="Consolas"/>
+          <w:sz w:val="19"/>
         </w:rPr>
-        <w:t>which</w:t>
+        <w:t>data/kb/fashion_rules_v3.csv</w:t>
       </w:r>
       <w:r>
-        <w:t xml:space="preserve"> pair of shoes or </w:t>
-      </w:r>
-      <w:r>
-        <w:rPr>
-          <w:i/>
-        </w:rPr>
-        <w:t>which</w:t>
-      </w:r>
-      <w:r>
-        <w:t xml:space="preserve"> top, rather than receiving credit merely for predicting the requested item type.</w:t>
+        <w:t>). Full-KB retrieval returns candidate rules only. Before a claim can be judged supported, the verifier assesses antecedent applicability and whether the stated consequent directly entails the complete claim. Exact traces contain only antecedent-applicable V3 rules that influenced reranking. This separates decision evidence from broader available expert knowledge.</w:t>
       </w:r>
     </w:p>
     <w:p>
       <w:pPr/>
       <w:r>
-        <w:t>Stage 2 initially materialised pools with up to 999 negatives plus all positives to support later sensitivity analysis. The primary Stage 6 evaluation used up to 99 negatives plus positives, giving 99,238 candidate rows across 1,000 cases, a mean pool size of 99.238, and a range from 60 to 102. Values above 100 occur when more than one known positive must be retained. The design is sampled controlled-pool ranking, not full-catalogue retrieval. Consequently, absolute ranking values must be interpreted at this pool size, while the 500- and 1,000-candidate analyses show how performance changes as the task becomes more difficult.</w:t>
+        <w:t xml:space="preserve">Each Rule-RAG prompt receives the exact stored trace and is instructed to cite only canonical, separate references such as </w:t>
+      </w:r>
+      <w:r>
+        <w:rPr>
+          <w:rFonts w:ascii="Consolas" w:hAnsi="Consolas"/>
+          <w:sz w:val="19"/>
+        </w:rPr>
+        <w:t>[K025] [K099]</w:t>
+      </w:r>
+      <w:r>
+        <w:t>. Citation occurrence syntax is validated in deterministic code. No-RAG receives identical case context but no rule text or citations.</w:t>
       </w:r>
     </w:p>
     <w:p>
@@ -458,141 +286,19 @@
         <w:pStyle w:val="Heading2"/>
       </w:pPr>
       <w:r>
-        <w:t>3.5 Representation learning and baseline retrieval</w:t>
-      </w:r>
-    </w:p>
-    <w:p>
-      <w:pPr>
-        <w:pStyle w:val="Heading3"/>
-      </w:pPr>
-      <w:r>
-        <w:t>3.5.1 Text representation</w:t>
+        <w:t>3.4 Explanation generation</w:t>
       </w:r>
     </w:p>
     <w:p>
       <w:pPr/>
       <w:r>
-        <w:t xml:space="preserve">The text-only baseline used </w:t>
-      </w:r>
-      <w:r>
-        <w:rPr>
-          <w:rFonts w:ascii="Consolas" w:hAnsi="Consolas"/>
-          <w:sz w:val="19"/>
-        </w:rPr>
-        <w:t>sentence-transformers/all-MiniLM-L6-v2</w:t>
-      </w:r>
-      <w:r>
-        <w:t xml:space="preserve"> at immutable revision </w:t>
-      </w:r>
-      <w:r>
-        <w:rPr>
-          <w:rFonts w:ascii="Consolas" w:hAnsi="Consolas"/>
-          <w:sz w:val="19"/>
-        </w:rPr>
-        <w:t>1110a243fdf4706b3f48f1d95db1a4f5529b4d41</w:t>
-      </w:r>
-      <w:r>
-        <w:t>. Sentence-BERT-style encoders map sentences into a shared dense space suitable for cosine retrieval [5], while MiniLM distils transformer self-attention into a more compact architecture [6]. Product text was encoded into 384-dimensional float32 vectors and L2 normalised. Texts were truncated only according to the pinned encoder limit of 256 tokens. This pathway provided a lightweight semantic baseline distinct from CLIP text encoding.</w:t>
-      </w:r>
-    </w:p>
-    <w:p>
-      <w:pPr>
-        <w:pStyle w:val="Heading3"/>
-      </w:pPr>
-      <w:r>
-        <w:t>3.5.2 CLIP image and text representation</w:t>
+        <w:t>The finalized matrix crosses 500 cases, two conditions, and three locally served generators: Gemma 4 12B, Llama 3.1 8B Instruct, and Ministral 3 14B Instruct. The shared completion contract is 45–75 words, with a target near 65 words and normally two to three sentences. The locked recommendation must be preserved exactly. Bounded retries, schema checks, citation checks, raw-response retention, and terminal-failure recording apply equally to both conditions.</w:t>
       </w:r>
     </w:p>
     <w:p>
       <w:pPr/>
       <w:r>
-        <w:t xml:space="preserve">The multimodal ranker used </w:t>
-      </w:r>
-      <w:r>
-        <w:rPr>
-          <w:rFonts w:ascii="Consolas" w:hAnsi="Consolas"/>
-          <w:sz w:val="19"/>
-        </w:rPr>
-        <w:t>openai/clip-vit-base-patch32</w:t>
-      </w:r>
-      <w:r>
-        <w:t xml:space="preserve"> at immutable revision </w:t>
-      </w:r>
-      <w:r>
-        <w:rPr>
-          <w:rFonts w:ascii="Consolas" w:hAnsi="Consolas"/>
-          <w:sz w:val="19"/>
-        </w:rPr>
-        <w:t>3d74acf9a28c67741b2f4f2ea7635f0aaf6f0268</w:t>
-      </w:r>
-      <w:r>
-        <w:t>. CLIP learns aligned visual and language representations from image–text pairs [7]. Item images and product text were embedded into 512-dimensional float32 vectors. All vectors were L2 normalised, and Stage 3 validation confirmed maximum norm errors below \(1.2\times10^{-7}\). Distinct input items also produced non-zero pairwise distances, ruling out degenerate caches.</w:t>
-      </w:r>
-    </w:p>
-    <w:p>
-      <w:pPr/>
-      <w:r>
-        <w:t>For a query with normalised image vector \(v_q\) and text vector \(t_q\), the fused query representation was</w:t>
-      </w:r>
-    </w:p>
-    <w:p>
-      <w:pPr>
-        <w:spacing w:before="80" w:after="140"/>
-        <w:jc w:val="center"/>
-      </w:pPr>
-      <w:r>
-        <w:rPr>
-          <w:rFonts w:ascii="Cambria Math" w:hAnsi="Cambria Math"/>
-          <w:i/>
-          <w:sz w:val="23"/>
-        </w:rPr>
-        <w:t>f_q=frac{\alpha v_q+(1-\alpha)t_q}{‖ \alpha v_q+(1-\alpha)t_q‖_2},</w:t>
-      </w:r>
-    </w:p>
-    <w:p>
-      <w:pPr/>
-      <w:r>
-        <w:t>with \(\alpha=0.40\) in the frozen confirmatory system. Candidate \(i\) received CLIP compatibility</w:t>
-      </w:r>
-    </w:p>
-    <w:p>
-      <w:pPr>
-        <w:spacing w:before="80" w:after="140"/>
-        <w:jc w:val="center"/>
-      </w:pPr>
-      <w:r>
-        <w:rPr>
-          <w:rFonts w:ascii="Cambria Math" w:hAnsi="Cambria Math"/>
-          <w:i/>
-          <w:sz w:val="23"/>
-        </w:rPr>
-        <w:t>s_{\mathrm{CLIP}}(q,i)=f_q^{\top}f_i,</w:t>
-      </w:r>
-    </w:p>
-    <w:p>
-      <w:pPr/>
-      <w:r>
-        <w:t>which is cosine similarity because the vectors are normalised. Separate CLIP-image and CLIP-text baselines used their respective query and candidate modalities without fusion. Deterministic item-ID ordering resolved exact score ties.</w:t>
-      </w:r>
-    </w:p>
-    <w:p>
-      <w:pPr>
-        <w:pStyle w:val="Heading3"/>
-      </w:pPr>
-      <w:r>
-        <w:t>3.5.3 Validation of fusion and computation boundary</w:t>
-      </w:r>
-    </w:p>
-    <w:p>
-      <w:pPr/>
-      <w:r>
-        <w:t>Fusion weights were examined on validation data only. The formal search and the final confirmatory value belong to different documented stages: the early broad validation search established the behaviour of the fusion surface, while the authoritative study specification fixed 0.40 image/0.60 text for Stage 6. The test set was not used to retune this choice. Representations were cached and hash-bound so that ranking and statistical calculations did not repeatedly invoke the encoders.</w:t>
-      </w:r>
-    </w:p>
-    <w:p>
-      <w:pPr/>
-      <w:r>
-        <w:t>The experiment records parameter counts, quantisation, device choices, token counts, latency, and model digests where available. It does not report floating-point operations (FLOPs). Accurate FLOP accounting for cached transformer embeddings and quantised Ollama generation would require kernel-level profiling, batch-shape accounting, and a definition of how integer/quantised operations are converted to FLOPs. Those counters were not captured during the frozen runs. A retrospective theoretical estimate would therefore create spurious precision and is not required for any effectiveness or faithfulness claim. The publication analysis itself made zero model calls.</w:t>
+        <w:t>Stage 9 froze 2,987 accepted explanations from 3,000 cells; thirteen terminal generation failures remain recorded and are not replaced. Analyses use only available paired records. This prevents post-hoc text editing or silent substitution.</w:t>
       </w:r>
     </w:p>
     <w:p>
@@ -600,150 +306,81 @@
         <w:pStyle w:val="Heading2"/>
       </w:pPr>
       <w:r>
-        <w:t>3.6 Expert rule base and exact decision trace</w:t>
-      </w:r>
-    </w:p>
-    <w:p>
-      <w:pPr>
-        <w:pStyle w:val="Heading3"/>
-      </w:pPr>
-      <w:r>
-        <w:t>3.6.1 Knowledge-base construction</w:t>
+        <w:t>3.5 Claim extraction and verification</w:t>
       </w:r>
     </w:p>
     <w:p>
       <w:pPr/>
       <w:r>
-        <w:t>The expert knowledge base contained 126 curated rules divided across the five recommended categories. High- and medium-reliability rules were preserved separately: accessories contained 15 high and 11 medium rules; bottoms 17 and 8; outerwear 15 and 10; shoes 14 and 12; and tops 14 and 10. Every record carried a stable rule identifier, rule text, recommended category, applicable query grouping, and reliability label. The knowledge base was supplied and frozen; the project did not use automatic rule authoring.</w:t>
+        <w:t>Qwen 3.5 9B extracts atomic claims from each accepted explanation under the frozen Stage 5 claim-extraction contract. Claims have consecutive identifiers in textual order; extraction retains raw model output, validates the schema, and uses bounded deterministic retries. Stage 10 produced 17,396 claims from 2,987 explanations with no terminal extraction failures.</w:t>
       </w:r>
     </w:p>
     <w:p>
       <w:pPr/>
       <w:r>
-        <w:t>Rules express styling relationships rather than verified catalogue facts. Examples include complementarity between apparel types, consistency of formality, seasonal layering, or matching dominant colours. This distinction is essential. A generic instruction to recommend colour-compatible items can support the reason for seeking compatibility, but it cannot prove the actual colour of a particular candidate or that a particular pair definitely matches. UIAR therefore uses strict instance-level entailment and does not convert prescriptive advice into product metadata.</w:t>
+        <w:t>Phi 4 14B verifies each claim. It must return exactly one ordered row for every supplied claim, with a verdict, evidence fields, and reason. Missing, empty, or duplicate rows fail closed after bounded retry. Four verdicts have a shared contract:</w:t>
       </w:r>
     </w:p>
     <w:p>
       <w:pPr>
-        <w:pStyle w:val="Heading3"/>
-      </w:pPr>
-      <w:r>
-        <w:t>3.6.2 Rule retrieval and scoring</w:t>
-      </w:r>
-    </w:p>
-    <w:p>
-      <w:pPr>
-        <w:jc w:val="center"/>
-      </w:pPr>
-      <w:r>
-        <w:drawing>
-          <wp:inline xmlns:a="http://schemas.openxmlformats.org/drawingml/2006/main" xmlns:pic="http://schemas.openxmlformats.org/drawingml/2006/picture">
-            <wp:extent cx="5715000" cy="3175000"/>
-            <wp:docPr id="3" name="Picture 3"/>
-            <wp:cNvGraphicFramePr>
-              <a:graphicFrameLocks noChangeAspect="1"/>
-            </wp:cNvGraphicFramePr>
-            <a:graphic>
-              <a:graphicData uri="http://schemas.openxmlformats.org/drawingml/2006/picture">
-                <pic:pic>
-                  <pic:nvPicPr>
-                    <pic:cNvPr id="0" name="fig_03_evidence_trace.png"/>
-                    <pic:cNvPicPr/>
-                  </pic:nvPicPr>
-                  <pic:blipFill>
-                    <a:blip r:embed="rId13"/>
-                    <a:stretch>
-                      <a:fillRect/>
-                    </a:stretch>
-                  </pic:blipFill>
-                  <pic:spPr>
-                    <a:xfrm>
-                      <a:off x="0" y="0"/>
-                      <a:ext cx="5715000" cy="3175000"/>
-                    </a:xfrm>
-                    <a:prstGeom prst="rect"/>
-                  </pic:spPr>
-                </pic:pic>
-              </a:graphicData>
-            </a:graphic>
-          </wp:inline>
-        </w:drawing>
-      </w:r>
-    </w:p>
-    <w:p>
-      <w:pPr>
-        <w:pStyle w:val="Caption"/>
-        <w:jc w:val="center"/>
+        <w:pStyle w:val="ListBullet"/>
       </w:pPr>
       <w:r>
         <w:rPr>
           <w:b/>
         </w:rPr>
-        <w:t>Figure 3.3. Exact five-rule evidence trace used in reranking and explanation</w:t>
+        <w:t>Supported:</w:t>
+      </w:r>
+      <w:r>
+        <w:t xml:space="preserve"> the supplied source directly entails the complete claim.</w:t>
       </w:r>
     </w:p>
     <w:p>
       <w:pPr>
-        <w:pStyle w:val="FigureSource"/>
-        <w:jc w:val="center"/>
+        <w:pStyle w:val="ListBullet"/>
       </w:pPr>
       <w:r>
         <w:rPr>
-          <w:i/>
+          <w:b/>
         </w:rPr>
-        <w:t>Source: author-generated from frozen project artifacts.</w:t>
+        <w:t>Contradicted:</w:t>
+      </w:r>
+      <w:r>
+        <w:t xml:space="preserve"> the source directly entails an incompatible proposition.</w:t>
+      </w:r>
+    </w:p>
+    <w:p>
+      <w:pPr>
+        <w:pStyle w:val="ListBullet"/>
+      </w:pPr>
+      <w:r>
+        <w:rPr>
+          <w:b/>
+        </w:rPr>
+        <w:t>Unsupported:</w:t>
+      </w:r>
+      <w:r>
+        <w:t xml:space="preserve"> relevant source material is in scope but does not entail the claim.</w:t>
+      </w:r>
+    </w:p>
+    <w:p>
+      <w:pPr>
+        <w:pStyle w:val="ListBullet"/>
+      </w:pPr>
+      <w:r>
+        <w:rPr>
+          <w:b/>
+        </w:rPr>
+        <w:t>Not verifiable:</w:t>
+      </w:r>
+      <w:r>
+        <w:t xml:space="preserve"> the supplied packet cannot establish the claim.</w:t>
       </w:r>
     </w:p>
     <w:p>
       <w:pPr/>
       <w:r>
-        <w:t>For each query–candidate pair, the system created a textual representation from the user request, query group, candidate category, and item text. Candidate rules were first filtered by the requested recommendation category. Semantic similarity between the pair representation and rule text was calculated using normalised MiniLM vectors. A query-group bonus and a reliability weight were then applied. In simplified form, rule \(r\) received</w:t>
-      </w:r>
-    </w:p>
-    <w:p>
-      <w:pPr>
-        <w:spacing w:before="80" w:after="140"/>
-        <w:jc w:val="center"/>
-      </w:pPr>
-      <w:r>
-        <w:rPr>
-          <w:rFonts w:ascii="Cambria Math" w:hAnsi="Cambria Math"/>
-          <w:i/>
-          <w:sz w:val="23"/>
-        </w:rPr>
-        <w:t>u(q,i,r)=\bigl(cos(e_{q,i},e_r)+b(q,r)\bigr)w_{\mathrm{rel}}(r),</w:t>
-      </w:r>
-    </w:p>
-    <w:p>
-      <w:pPr/>
-      <w:r>
-        <w:t>where \(e_{q,i}\) is the candidate representation, \(e_r\) is the rule embedding, \(b\) is the documented query-group bonus, and \(w_{\mathrm{rel}}\) is the reliability multiplier. Rules were sorted by weighted contribution with stable rule-ID tie-breaking. The top \(k=5\) rules were retained.</w:t>
-      </w:r>
-    </w:p>
-    <w:p>
-      <w:pPr/>
-      <w:r>
-        <w:t>The candidate evidence score was the mean contribution of those five rules,</w:t>
-      </w:r>
-    </w:p>
-    <w:p>
-      <w:pPr>
-        <w:spacing w:before="80" w:after="140"/>
-        <w:jc w:val="center"/>
-      </w:pPr>
-      <w:r>
-        <w:rPr>
-          <w:rFonts w:ascii="Cambria Math" w:hAnsi="Cambria Math"/>
-          <w:i/>
-          <w:sz w:val="23"/>
-        </w:rPr>
-        <w:t>s_E(q,i)=frac{1}{5}∑_{r∈ R_5(q,i)}u(q,i,r).</w:t>
-      </w:r>
-    </w:p>
-    <w:p>
-      <w:pPr/>
-      <w:r>
-        <w:t>The stored trace included every element needed to reproduce this number: the candidate ID; representation hash; rules before and after category filtering; rules excluded and not selected; retrieval rank; similarity; reliability label and weight; query-group bonus; weighted contribution; and final evidence score. B is therefore not a later summary generated for the explanation model. It is the exact trace of the rules that participated in the reranking score.</w:t>
+        <w:t>Verification is source-specific: full-KB entailment, exact-trace entailment, and common-reference item-fact support are not derived from one generic support judgement. Common-reference eligibility is deterministic and limited to literal item/context facts. Styling relations, suitability, comfort, formality, colour harmony, and KB-derived rationales are excluded unless literally supplied. Stage 11 froze 17,389 verified claims; one terminal verification record containing seven claims remains recorded.</w:t>
       </w:r>
     </w:p>
     <w:p>
@@ -751,59 +388,13 @@
         <w:pStyle w:val="Heading2"/>
       </w:pPr>
       <w:r>
-        <w:t>3.7 Evidence-aware reranking and recommendation locking</w:t>
+        <w:t>3.6 Calibration</w:t>
       </w:r>
     </w:p>
     <w:p>
       <w:pPr/>
       <w:r>
-        <w:t>Raw CLIP and evidence scores have different ranges. Within each candidate pool, min–max normalisation converted each to \([0,1]\):</w:t>
-      </w:r>
-    </w:p>
-    <w:p>
-      <w:pPr>
-        <w:spacing w:before="80" w:after="140"/>
-        <w:jc w:val="center"/>
-      </w:pPr>
-      <w:r>
-        <w:rPr>
-          <w:rFonts w:ascii="Cambria Math" w:hAnsi="Cambria Math"/>
-          <w:i/>
-          <w:sz w:val="23"/>
-        </w:rPr>
-        <w:t>\widetilde{s}(i)=frac{s(i)-min_j s(j)}{max_j s(j)-min_j s(j)}.</w:t>
-      </w:r>
-    </w:p>
-    <w:p>
-      <w:pPr/>
-      <w:r>
-        <w:t>If all candidates shared the same score, the deterministic implementation handled the zero range without introducing random noise. The final reranking score was</w:t>
-      </w:r>
-    </w:p>
-    <w:p>
-      <w:pPr>
-        <w:spacing w:before="80" w:after="140"/>
-        <w:jc w:val="center"/>
-      </w:pPr>
-      <w:r>
-        <w:rPr>
-          <w:rFonts w:ascii="Cambria Math" w:hAnsi="Cambria Math"/>
-          <w:i/>
-          <w:sz w:val="23"/>
-        </w:rPr>
-        <w:t>s_R(q,i)=0.75 \widetilde{s}_{\mathrm{CLIP}}(q,i)+0.25 \widetilde{s}_{E}(q,i).</w:t>
-      </w:r>
-    </w:p>
-    <w:p>
-      <w:pPr/>
-      <w:r>
-        <w:t>The 0.75/0.25 setting was chosen through a validation-only Pareto procedure that considered recommendation effectiveness and evidence participation rather than optimising a single metric. Candidate-pool size, rule count, and weights were frozen before testing. The top-ranked reranked item became the locked recommendation. Stage 7 could explain this item but could not replace it. This lock is the methodological bridge between recommendation and explanation experiments: both conditions refer to the same decision, and the trace used for Rule-RAG is the trace stored for that item at Stage 6.</w:t>
-      </w:r>
-    </w:p>
-    <w:p>
-      <w:pPr/>
-      <w:r>
-        <w:t>Evidence participation was evaluated independently of hit-rate effectiveness. Diagnostics included whether reranking changed the top item or ordered top five, set overlap at five and ten, mean absolute rank shift in the top-ten union, gains in evidence score at several cut-offs, rule coverage, and Shannon entropy of rule use. This avoids the erroneous inference that a non-significant accuracy difference means the evidence component did nothing. Conversely, substantial reordering does not establish improved recommendation accuracy.</w:t>
+        <w:t>Stage 5 used a disjoint human calibration packet. Human gold was retained independently from sealed Qwen and Phi outputs. Calibration compared proposition-level extraction coverage and precision while keeping atomisation disagreement separate. Claim alignment resolves exact matches first, then deterministic entity- and polarity-aware proposition similarity with one-to-one matching. Human annotation QA and alignment are calibration-only; they do not alter final test outputs.</w:t>
       </w:r>
     </w:p>
     <w:p>
@@ -811,81 +402,23 @@
         <w:pStyle w:val="Heading2"/>
       </w:pPr>
       <w:r>
-        <w:t>3.8 Recommendation evaluation</w:t>
-      </w:r>
-    </w:p>
-    <w:p>
-      <w:pPr>
-        <w:pStyle w:val="Heading3"/>
-      </w:pPr>
-      <w:r>
-        <w:t>3.8.1 Relevance and metrics</w:t>
+        <w:t>3.7 Statistical analysis</w:t>
       </w:r>
     </w:p>
     <w:p>
       <w:pPr/>
       <w:r>
-        <w:t>An item was relevant if it belonged to the query outfit and matched the requested target category. Multiple positives were allowed. For ranked relevance sequence \(rel_k\), hit rate at \(K\) was</w:t>
+        <w:t xml:space="preserve">Stage 12 evaluates only frozen Stages 9–11 records. Exact-Trace Claim Support Rate is the primary metric. Full-KB Claim Support Rate, UIFR, and exact-trace supported claims per 100 words are secondary. Rule-RAG trace utilisation and citation diagnostics are auditability diagnostics. No-RAG versus Rule-RAG comparisons use paired available cases, 5,000 paired bootstrap replicates for 95% confidence intervals, paired tests, and Holm correction across primary contrasts. </w:t>
       </w:r>
-    </w:p>
-    <w:p>
-      <w:pPr>
-        <w:spacing w:before="80" w:after="140"/>
-        <w:jc w:val="center"/>
-      </w:pPr>
       <w:r>
         <w:rPr>
-          <w:rFonts w:ascii="Cambria Math" w:hAnsi="Cambria Math"/>
-          <w:i/>
-          <w:sz w:val="23"/>
+          <w:rFonts w:ascii="Consolas" w:hAnsi="Consolas"/>
+          <w:sz w:val="19"/>
         </w:rPr>
-        <w:t>HR@K={1}(∑_{k=1}^{K}rel_k&gt;0).</w:t>
+        <w:t>not_supported</w:t>
       </w:r>
-    </w:p>
-    <w:p>
-      <w:pPr/>
       <w:r>
-        <w:t>Discounted cumulative gain was</w:t>
-      </w:r>
-    </w:p>
-    <w:p>
-      <w:pPr>
-        <w:spacing w:before="80" w:after="140"/>
-        <w:jc w:val="center"/>
-      </w:pPr>
-      <w:r>
-        <w:rPr>
-          <w:rFonts w:ascii="Cambria Math" w:hAnsi="Cambria Math"/>
-          <w:i/>
-          <w:sz w:val="23"/>
-        </w:rPr>
-        <w:t>DCG@K=∑_{k=1}^{K}frac{2^{rel_k}-1}{\log_2(k+1)},</w:t>
-      </w:r>
-    </w:p>
-    <w:p>
-      <w:pPr/>
-      <w:r>
-        <w:t>and \(NDCG@K=DCG@K/IDCG@K\), where IDCG is the ideal ranking for that case [8]. Reciprocal rank was \(RR=1/r\) for the rank \(r\) of the first relevant result and zero if no relevant result appeared. Mean reciprocal rank averaged RR across cases. The reported primary cut-off was ten, with ranks one and five retained for diagnostic resolution.</w:t>
-      </w:r>
-    </w:p>
-    <w:p>
-      <w:pPr/>
-      <w:r>
-        <w:t>Five frozen confirmatory methods were compared: MiniLM text, CLIP image, CLIP text, fused CLIP, and evidence reranking. Metrics were reported as micro means over cases, by broad category, and as category macro means. The main scientific contrast compared fused CLIP with evidence reranking, because this isolates the addition of the evidence score to the same multimodal base. An additive Stage 6b analysis subsequently evaluated pinned FashionCLIP 2.0 image, text, and 0.40/0.60 fused representations on the identical 1,000 cases and candidate pools. This domain baseline was not used to retune fusion or select the primary system; it tests whether fashion-domain representation learning changes the bounded recommendation result.</w:t>
-      </w:r>
-    </w:p>
-    <w:p>
-      <w:pPr>
-        <w:pStyle w:val="Heading3"/>
-      </w:pPr>
-      <w:r>
-        <w:t>3.8.2 Statistical inference</w:t>
-      </w:r>
-    </w:p>
-    <w:p>
-      <w:pPr/>
-      <w:r>
-        <w:t>Cases were not treated as fully independent when they shared a query outfit. Confidence intervals and paired contrasts therefore used the query outfit as the bootstrap cluster. For each of 5,000 replicates, complete query-outfit clusters were sampled with replacement, all their cases were retained, and the statistic was recomputed. The 2.5th and 97.5th percentiles formed a 95% interval [9]. Pairing occurred at case level because every method ranked the same candidate pool. The family of 28 predeclared primary method–metric contrasts was corrected using Holm’s sequential procedure [10]. The test-set analysis did not choose a weight, prompt, or model.</w:t>
+        <w:t xml:space="preserve"> means not substantiated by the evaluated source, not factually false.</w:t>
       </w:r>
     </w:p>
     <w:p>
@@ -893,850 +426,23 @@
         <w:pStyle w:val="Heading2"/>
       </w:pPr>
       <w:r>
-        <w:t>3.9 Explanation-generation experiment</w:t>
-      </w:r>
-    </w:p>
-    <w:p>
-      <w:pPr>
-        <w:pStyle w:val="Heading3"/>
-      </w:pPr>
-      <w:r>
-        <w:t>3.9.1 Common context A</w:t>
+        <w:t>3.8 Reproducibility boundary</w:t>
       </w:r>
     </w:p>
     <w:p>
       <w:pPr/>
       <w:r>
-        <w:t>For every locked case, A contained the complete frozen common information made available to both generators: the user request; query-item ID, category, and product text; and locked recommended-item ID, category, and product text. The displayed prompt used minimal names, while the saved packet retained identity and category provenance. No image caption, visual detector, outside catalogue lookup, brand knowledge, or inferred fashion attribute was added.</w:t>
-      </w:r>
-    </w:p>
-    <w:p>
-      <w:pPr>
-        <w:pStyle w:val="Heading3"/>
-      </w:pPr>
-      <w:r>
-        <w:t>3.9.2 Exact trace B and conditions</w:t>
-      </w:r>
-    </w:p>
-    <w:p>
-      <w:pPr>
-        <w:jc w:val="center"/>
-      </w:pPr>
-      <w:r>
-        <w:drawing>
-          <wp:inline xmlns:a="http://schemas.openxmlformats.org/drawingml/2006/main" xmlns:pic="http://schemas.openxmlformats.org/drawingml/2006/picture">
-            <wp:extent cx="5715000" cy="3175000"/>
-            <wp:docPr id="4" name="Picture 4"/>
-            <wp:cNvGraphicFramePr>
-              <a:graphicFrameLocks noChangeAspect="1"/>
-            </wp:cNvGraphicFramePr>
-            <a:graphic>
-              <a:graphicData uri="http://schemas.openxmlformats.org/drawingml/2006/picture">
-                <pic:pic>
-                  <pic:nvPicPr>
-                    <pic:cNvPr id="0" name="fig_02_evidence_ablation.png"/>
-                    <pic:cNvPicPr/>
-                  </pic:nvPicPr>
-                  <pic:blipFill>
-                    <a:blip r:embed="rId14"/>
-                    <a:stretch>
-                      <a:fillRect/>
-                    </a:stretch>
-                  </pic:blipFill>
-                  <pic:spPr>
-                    <a:xfrm>
-                      <a:off x="0" y="0"/>
-                      <a:ext cx="5715000" cy="3175000"/>
-                    </a:xfrm>
-                    <a:prstGeom prst="rect"/>
-                  </pic:spPr>
-                </pic:pic>
-              </a:graphicData>
-            </a:graphic>
-          </wp:inline>
-        </w:drawing>
-      </w:r>
-    </w:p>
-    <w:p>
-      <w:pPr>
-        <w:pStyle w:val="Caption"/>
-        <w:jc w:val="center"/>
-      </w:pPr>
-      <w:r>
-        <w:rPr>
-          <w:b/>
-        </w:rPr>
-        <w:t>Figure 3.4. Paired explanation conditions with common context A and trace B</w:t>
-      </w:r>
-    </w:p>
-    <w:p>
-      <w:pPr>
-        <w:pStyle w:val="FigureSource"/>
-        <w:jc w:val="center"/>
-      </w:pPr>
-      <w:r>
-        <w:rPr>
-          <w:i/>
-        </w:rPr>
-        <w:t>Source: author-generated from frozen project artifacts.</w:t>
-      </w:r>
-    </w:p>
-    <w:p>
-      <w:pPr/>
-      <w:r>
-        <w:t>B contained the five-rule trace described in Section 3.6. It was byte-identical for both conceptual comparisons, although hidden from No-RAG generation. The No-RAG prompt asked for an explanation of why the locked item suited the request using A and imposed the same at-most-75-word instruction used by Rule-RAG. The Rule-RAG prompt displayed A and B in labelled blocks, ordered rules by weighted score, included rule IDs, reliability labels, and scores, required citations, and used the same numerical cap. A/B hashes were stored with every generation record. Thus word-budget assignment is controlled, although observed word counts and the additional Rule-RAG instructions are not identical.</w:t>
-      </w:r>
-    </w:p>
-    <w:p>
-      <w:pPr/>
-      <w:r>
-        <w:t>The No-RAG condition represents an unconstrained post-hoc rationale, not a condition with no information: it can use explicit product text in A. The Rule-RAG condition represents trace-assisted generation. A claim that restates an explicit material term from a product title may therefore be A-supported in either condition. A claim that follows a styling rule may be B-supported. A claim that invents “waterproof”, “premium leather”, or a definite instance-level colour match without such evidence is unsupported by the supplied evidence, but is not automatically factually false.</w:t>
-      </w:r>
-    </w:p>
-    <w:p>
-      <w:pPr>
-        <w:pStyle w:val="Heading3"/>
-      </w:pPr>
-      <w:r>
-        <w:t>3.9.3 Generators and decoding</w:t>
-      </w:r>
-    </w:p>
-    <w:p>
-      <w:pPr/>
-      <w:r>
-        <w:t>Three local, digest-pinned instruction models generated the explanations: Llama 3.2 with 3.2 billion parameters, Mistral with 7.2 billion parameters, and Gemma 3 with 12.2 billion parameters. Each used Q4_K_M quantisation through Ollama 0.32.7. Decoding was deterministic: temperature 0, top-p 1, top-k 1, and seed 42, with a 512-token safety ceiling. The generator roster was frozen before the full experiment.</w:t>
-      </w:r>
-    </w:p>
-    <w:p>
-      <w:pPr/>
-      <w:r>
-        <w:t>Five hundred locked cases were sampled from Stage 6, balanced with 100 cases per broad category. Crossing 500 cases, three generators, and two conditions produced 3,000 explanations and 1,500 paired comparisons. Every prompt, response, latency, evaluation count, word count, model digest, and content hash was preserved. Outputs were immutable after generation. Failed-key recovery was permitted only for technical failure; the completed run had no retries, empty texts, malformed texts, trace mismatches, prompt mismatches, or exhausted keys.</w:t>
-      </w:r>
-    </w:p>
-    <w:p>
-      <w:pPr>
-        <w:pStyle w:val="Heading2"/>
-      </w:pPr>
-      <w:r>
-        <w:t>3.10 Validation-only explanation optimisation</w:t>
-      </w:r>
-    </w:p>
-    <w:p>
-      <w:pPr>
-        <w:jc w:val="center"/>
-      </w:pPr>
-      <w:r>
-        <w:drawing>
-          <wp:inline xmlns:a="http://schemas.openxmlformats.org/drawingml/2006/main" xmlns:pic="http://schemas.openxmlformats.org/drawingml/2006/picture">
-            <wp:extent cx="5715000" cy="3175000"/>
-            <wp:docPr id="5" name="Picture 5"/>
-            <wp:cNvGraphicFramePr>
-              <a:graphicFrameLocks noChangeAspect="1"/>
-            </wp:cNvGraphicFramePr>
-            <a:graphic>
-              <a:graphicData uri="http://schemas.openxmlformats.org/drawingml/2006/picture">
-                <pic:pic>
-                  <pic:nvPicPr>
-                    <pic:cNvPr id="0" name="fig_09_prompt_ablation.png"/>
-                    <pic:cNvPicPr/>
-                  </pic:nvPicPr>
-                  <pic:blipFill>
-                    <a:blip r:embed="rId15"/>
-                    <a:stretch>
-                      <a:fillRect/>
-                    </a:stretch>
-                  </pic:blipFill>
-                  <pic:spPr>
-                    <a:xfrm>
-                      <a:off x="0" y="0"/>
-                      <a:ext cx="5715000" cy="3175000"/>
-                    </a:xfrm>
-                    <a:prstGeom prst="rect"/>
-                  </pic:spPr>
-                </pic:pic>
-              </a:graphicData>
-            </a:graphic>
-          </wp:inline>
-        </w:drawing>
-      </w:r>
-    </w:p>
-    <w:p>
-      <w:pPr>
-        <w:pStyle w:val="Caption"/>
-        <w:jc w:val="center"/>
-      </w:pPr>
-      <w:r>
-        <w:rPr>
-          <w:b/>
-        </w:rPr>
-        <w:t>Figure 3.5. Validation-only Rule-RAG prompt ablation</w:t>
-      </w:r>
-    </w:p>
-    <w:p>
-      <w:pPr>
-        <w:pStyle w:val="FigureSource"/>
-        <w:jc w:val="center"/>
-      </w:pPr>
-      <w:r>
-        <w:rPr>
-          <w:i/>
-        </w:rPr>
-        <w:t>Source: author-generated from frozen project artifacts.</w:t>
-      </w:r>
-    </w:p>
-    <w:p>
-      <w:pPr/>
-      <w:r>
-        <w:t>Before the full run, Stage 5 compared six Rule-RAG prompt configurations on validation data. Variables included one, three, or five rules; concise versus detailed grounding instructions; citation requirements; reliability labels; rule scores; ordering; and the word limit. Selection considered support, unsupported rate, contradiction, citation entailment, general quality, clarity, specificity, word-count proximity, malformed output, and latency. Normalised objectives were combined only after identifying the Pareto frontier, so no single noisy metric dictated the prompt.</w:t>
-      </w:r>
-    </w:p>
-    <w:p>
-      <w:pPr/>
-      <w:r>
-        <w:t xml:space="preserve">Configuration </w:t>
+        <w:t xml:space="preserve">Canonical outputs are the Stage 9 explanations, Stage 10 extractions, Stage 11 verifications, and Stage 12 tables/figures. Their SHA-256 values appear in </w:t>
       </w:r>
       <w:r>
         <w:rPr>
           <w:rFonts w:ascii="Consolas" w:hAnsi="Consolas"/>
           <w:sz w:val="19"/>
         </w:rPr>
-        <w:t>rag_c3</w:t>
+        <w:t>artifacts/manifests/stage13_release_manifest.json</w:t>
       </w:r>
       <w:r>
-        <w:t xml:space="preserve"> was frozen. It used five rules, labelled text evidence, weighted-score order, displayed reliability labels and scores, required citations, used the detailed grounding prompt, and requested no more than 75 words. On its primary validation cohort it achieved support 0.9322, unsupported 0.0678, citation entailment 0.9544, general quality 4.50, clarity 4.63, specificity 4.53, and a mean of 57.07 words. The original 50-case, three-generator pilot was retained as historical validation evidence. A corrective additive follow-up regenerated only its No-RAG side under the shared 75-word instruction: No-RAG/Rule-RAG means were 53.00/59.73 words overall, with zero No-RAG cap violations. Pilot results are not combined with the confirmatory Stage 7–8 estimates.</w:t>
-      </w:r>
-    </w:p>
-    <w:p>
-      <w:pPr>
-        <w:pStyle w:val="Heading2"/>
-      </w:pPr>
-      <w:r>
-        <w:t>3.11 Atomic-claim extraction and verification</w:t>
-      </w:r>
-    </w:p>
-    <w:p>
-      <w:pPr>
-        <w:pStyle w:val="Heading3"/>
-      </w:pPr>
-      <w:r>
-        <w:t>3.11.1 Extraction</w:t>
-      </w:r>
-    </w:p>
-    <w:p>
-      <w:pPr/>
-      <w:r>
-        <w:t>The complete explanation, rather than a sentence sample, was passed to a frozen Qwen3 8B model with Q4_K_M quantisation. The extractor was instructed to enumerate every independent atomic fashion or styling proposition, split conjunctions where propositions could be independently checked, assign sequential claim IDs, and choose among a fixed schema: body fit, colour, comfort, formality, item type, material, occasion, season, styling relation, trend, visual match, or other. Extraction assessed neither truth nor support. The revised corpus yielded 20,838 claims. Two explanations remained extraction N/A after resumable structured retries; no refusal was detected.</w:t>
-      </w:r>
-    </w:p>
-    <w:p>
-      <w:pPr/>
-      <w:r>
-        <w:t xml:space="preserve">Claim role was assigned deterministically after extraction. </w:t>
-      </w:r>
-      <w:r>
-        <w:rPr>
-          <w:rFonts w:ascii="Consolas" w:hAnsi="Consolas"/>
-          <w:sz w:val="19"/>
-        </w:rPr>
-        <w:t>item_type</w:t>
-      </w:r>
-      <w:r>
-        <w:t xml:space="preserve"> claims were identity/context claims because they commonly state what item is being recommended. The other schema labels were treated as substantive because even simple categories such as colour and material can carry explanatory content. After verification eligibility, the study-specific layer contained 10,703 substantive No-RAG claims and 8,666 substantive Rule-RAG claims. N/A rows were retained in the 3,000-explanation accounting but did not receive invented claim labels.</w:t>
-      </w:r>
-    </w:p>
-    <w:p>
-      <w:pPr>
-        <w:pStyle w:val="Heading3"/>
-      </w:pPr>
-      <w:r>
-        <w:t>3.11.2 Multi-source verification</w:t>
-      </w:r>
-    </w:p>
-    <w:p>
-      <w:pPr/>
-      <w:r>
-        <w:t>The verifier received the extracted claims, complete A, exact B, and observed citations. For each claim it returned support status, support sources, supporting rule IDs, citation entailment, and a brief reason. Support status had four states: supported, unsupported, contradicted, and not verifiable. “Unsupported” means not entailed by the supplied A/B evidence. “Contradicted” was reserved for affirmative conflict. “Not verifiable” covered evaluative or otherwise non-checkable propositions. Support sources were multi-label: A, B, both, or neither.</w:t>
-      </w:r>
-    </w:p>
-    <w:p>
-      <w:pPr/>
-      <w:r>
-        <w:t>Role independence was strengthened by assigning verification to digest-pinned Mistral 7.2B while Qwen3 8B remained the extractor and paired judge. Extraction and verification were therefore cross-model, although Mistral was also one of the three generators and no human validation was introduced. Twenty verification rows remained N/A, giving 2,980 actual verifier outputs and 20,618 verified claims. A deterministic normaliser removed duplicate sources, invalid rule identifiers, inappropriate citation values on uncited claims, and inconsistent source/status combinations according to conservative rules. It never generated a new semantic judgment. Exactly 1,280 verifier outputs (42.95%) required at least one structural normalisation; normalised and unnormalised strata were retained for sensitivity description.</w:t>
-      </w:r>
-    </w:p>
-    <w:p>
-      <w:pPr>
-        <w:pStyle w:val="Heading2"/>
-      </w:pPr>
-      <w:r>
-        <w:t>3.12 Study-specific explanation metrics</w:t>
-      </w:r>
-    </w:p>
-    <w:p>
-      <w:pPr>
-        <w:pStyle w:val="Heading3"/>
-      </w:pPr>
-      <w:r>
-        <w:t>3.12.1 Decision-Trace Alignment</w:t>
-      </w:r>
-    </w:p>
-    <w:p>
-      <w:pPr/>
-      <w:r>
-        <w:t>DTA uses B as a common reference for both conditions and includes only substantive claims:</w:t>
-      </w:r>
-    </w:p>
-    <w:p>
-      <w:pPr>
-        <w:spacing w:before="80" w:after="140"/>
-        <w:jc w:val="center"/>
-      </w:pPr>
-      <w:r>
-        <w:rPr>
-          <w:rFonts w:ascii="Cambria Math" w:hAnsi="Cambria Math"/>
-          <w:i/>
-          <w:sz w:val="23"/>
-        </w:rPr>
-        <w:t>DTA(E)=frac{\#\{c∈ C_S(E):B⊨ c\}}{|C_S(E)|},</w:t>
-      </w:r>
-    </w:p>
-    <w:p>
-      <w:pPr/>
-      <w:r>
-        <w:t>where \(C_S(E)\) is the set of substantive claims. A claim counts as entailed only when the saved verifier labels it supported by rule evidence and supplies at least one exact supporting rule ID. Micro DTA pools claims before division. Macro DTA computes the rate within each eligible explanation and averages explanation rates. For No-RAG, the result is post-hoc B alignment because B was not visible at generation. For Rule-RAG, it is decision-trace faithfulness because B was supplied and requested as the basis of the explanation.</w:t>
-      </w:r>
-    </w:p>
-    <w:p>
-      <w:pPr>
-        <w:pStyle w:val="Heading3"/>
-      </w:pPr>
-      <w:r>
-        <w:t>3.12.2 Unsupported Item-Attribute Rate</w:t>
-      </w:r>
-    </w:p>
-    <w:p>
-      <w:pPr/>
-      <w:r>
-        <w:t>UIAR targets a conservative subset of concrete claims about the actual query or recommended item: colour, material, pattern or design detail, fit or silhouette, construction, physical characteristics, concrete product or brand properties, and comfort or season when asserted as an item property. Subjective styling judgments—such as “the pairing is sophisticated” or “one style balances another”—remain outside UIAR unless they also assert a concrete property.</w:t>
-      </w:r>
-    </w:p>
-    <w:p>
-      <w:pPr/>
-      <w:r>
-        <w:t xml:space="preserve">A deterministic classifier uses extracted claim type, lexical physical-property markers, predicate form, and whether the claim identifies an actual case item. Uncertain mixed claims enter an </w:t>
-      </w:r>
-      <w:r>
-        <w:rPr>
-          <w:rFonts w:ascii="Consolas" w:hAnsi="Consolas"/>
-          <w:sz w:val="19"/>
-        </w:rPr>
-        <w:t>ambiguous</w:t>
-      </w:r>
-      <w:r>
-        <w:t xml:space="preserve"> bucket rather than the denominator. A support is evaluated against the complete frozen context, including product text rather than only an item name. Outside brand knowledge and visual inference are prohibited. In Rule-RAG, B may add support only if a rule strictly entails that instance-level property; generic prescriptions cannot establish it. The metric is</w:t>
-      </w:r>
-    </w:p>
-    <w:p>
-      <w:pPr>
-        <w:spacing w:before="80" w:after="140"/>
-        <w:jc w:val="center"/>
-      </w:pPr>
-      <w:r>
-        <w:rPr>
-          <w:rFonts w:ascii="Cambria Math" w:hAnsi="Cambria Math"/>
-          <w:i/>
-          <w:sz w:val="23"/>
-        </w:rPr>
-        <w:t>UIAR(E)=frac{\#\{c∈ C_A(E): A\not⊨ c\ ∧\ B_{visible}\not⊨ c\}}{|C_A(E)|},</w:t>
-      </w:r>
-    </w:p>
-    <w:p>
-      <w:pPr/>
-      <w:r>
-        <w:t>where \(C_A(E)\) is the eligible item-attribute subset and \(B_{visible}=\varnothing\) for No-RAG. Zero-eligible explanations receive no invented zero and are absent from macro UIAR. The paired contrast uses only matched pairs where both sides contain at least one eligible claim.</w:t>
-      </w:r>
-    </w:p>
-    <w:p>
-      <w:pPr/>
-      <w:r>
-        <w:t>Unsupported Attribute Density addresses verbosity:</w:t>
-      </w:r>
-    </w:p>
-    <w:p>
-      <w:pPr>
-        <w:spacing w:before="80" w:after="140"/>
-        <w:jc w:val="center"/>
-      </w:pPr>
-      <w:r>
-        <w:rPr>
-          <w:rFonts w:ascii="Cambria Math" w:hAnsi="Cambria Math"/>
-          <w:i/>
-          <w:sz w:val="23"/>
-        </w:rPr>
-        <w:t>UAD(E)=100\timesfrac{\#text{ unsupported eligible attribute claims}}{text{explanation word count}}.</w:t>
-      </w:r>
-    </w:p>
-    <w:p>
-      <w:pPr/>
-      <w:r>
-        <w:t>This is a sensitivity metric, not the primary measure, because the opportunity to make claims does not necessarily grow linearly with words.</w:t>
-      </w:r>
-    </w:p>
-    <w:p>
-      <w:pPr>
-        <w:pStyle w:val="Heading3"/>
-      </w:pPr>
-      <w:r>
-        <w:t>3.12.3 Citation precision and coverage</w:t>
-      </w:r>
-    </w:p>
-    <w:p>
-      <w:pPr/>
-      <w:r>
-        <w:t>Citation metrics apply only to Rule-RAG. A cited claim is valid only when an observed rule citation intersects the verifier’s exact supporting rule IDs, the rule supports the claim, and citation entailment is true:</w:t>
-      </w:r>
-    </w:p>
-    <w:p>
-      <w:pPr>
-        <w:spacing w:before="80" w:after="140"/>
-        <w:jc w:val="center"/>
-      </w:pPr>
-      <w:r>
-        <w:rPr>
-          <w:rFonts w:ascii="Cambria Math" w:hAnsi="Cambria Math"/>
-          <w:i/>
-          <w:sz w:val="23"/>
-        </w:rPr>
-        <w:t>Precision_{cite}=frac{\#text{ validly cited claims}}{\#text{ claims carrying an evaluated citation}},</w:t>
-      </w:r>
-    </w:p>
-    <w:p>
-      <w:pPr>
-        <w:spacing w:before="80" w:after="140"/>
-        <w:jc w:val="center"/>
-      </w:pPr>
-      <w:r>
-        <w:rPr>
-          <w:rFonts w:ascii="Cambria Math" w:hAnsi="Cambria Math"/>
-          <w:i/>
-          <w:sz w:val="23"/>
-        </w:rPr>
-        <w:t>Coverage_{cite}=frac{\#text{ rule-requiring substantive claims with a valid citation}}{\#text{ substantive claims requiring rule support}}.</w:t>
-      </w:r>
-    </w:p>
-    <w:p>
-      <w:pPr/>
-      <w:r>
-        <w:t>No-RAG is reported as N/A, not zero. Precision and coverage are distinct from citation presence. A model can cite frequently yet attach the wrong rule, or cite validly on selected claims while leaving other rule-dependent claims uncited.</w:t>
-      </w:r>
-    </w:p>
-    <w:p>
-      <w:pPr>
-        <w:pStyle w:val="Heading3"/>
-      </w:pPr>
-      <w:r>
-        <w:t>3.12.4 Secondary grounding views</w:t>
-      </w:r>
-    </w:p>
-    <w:p>
-      <w:pPr/>
-      <w:r>
-        <w:t>Visible-evidence grounding preserves the originally defined evidence boundary: No-RAG is checked against A, while Rule-RAG is checked against A+B. It remains secondary because the comparison changes the visible evidence set and therefore does not use a common reference. A shared-reference A+B view is also retained: for No-RAG it is explicitly post-hoc alignment, while for Rule-RAG it coincides with visible support. Neither secondary view replaces DTA or UIAR.</w:t>
-      </w:r>
-    </w:p>
-    <w:p>
-      <w:pPr/>
-      <w:r>
-        <w:t>An Evidence Overreach Rate is not reported. Reliable separation of fully supported, partially supported/overstated, and unsupported claims would require independent annotation not present in the final study. Creating an automated value from the existing binary/nominal verifier fields would imply resolution the data do not contain.</w:t>
-      </w:r>
-    </w:p>
-    <w:p>
-      <w:pPr>
-        <w:pStyle w:val="Heading2"/>
-      </w:pPr>
-      <w:r>
-        <w:t>3.13 General explanation-quality judging</w:t>
-      </w:r>
-    </w:p>
-    <w:p>
-      <w:pPr/>
-      <w:r>
-        <w:t>Each pair was presented to the frozen Qwen3 judge with position randomised deterministically. The judge scored each explanation separately from 1 (very poor) to 5 (excellent) on input consistency, general quality, clarity, specificity, hallucination control, and evidence-use correctness. Higher values always indicated better performance. The prompt prohibited naming conditions and excluded word-limit compliance from the scales. Position assignment and the two explanation hashes were saved.</w:t>
-      </w:r>
-    </w:p>
-    <w:p>
-      <w:pPr/>
-      <w:r>
-        <w:t>The publication analysis calculated paired Rule-RAG minus No-RAG differences for all 1,500 case–generator pairs. Ninety-five per cent confidence intervals used 2,000 case-cluster bootstrap replicates. Two-sided Wilcoxon signed-rank tests assessed paired score differences, Holm-adjusted across the six dimensions within each reported scope. Paired standardised effect size was</w:t>
-      </w:r>
-    </w:p>
-    <w:p>
-      <w:pPr>
-        <w:spacing w:before="80" w:after="140"/>
-        <w:jc w:val="center"/>
-      </w:pPr>
-      <w:r>
-        <w:rPr>
-          <w:rFonts w:ascii="Cambria Math" w:hAnsi="Cambria Math"/>
-          <w:i/>
-          <w:sz w:val="23"/>
-        </w:rPr>
-        <w:t>d_z=frac{overline{D}}{s_D},</w:t>
-      </w:r>
-    </w:p>
-    <w:p>
-      <w:pPr/>
-      <w:r>
-        <w:t>where \(D\) is the within-pair score difference. This scale is descriptive because integer judge scores are bounded and concentrated near five in Rule-RAG.</w:t>
-      </w:r>
-    </w:p>
-    <w:p>
-      <w:pPr/>
-      <w:r>
-        <w:t>To address RQ3, Spearman rank correlations related explanation-level DTA, UIAR, unsupported-attribute density, visible support, and word count to each judge dimension within condition [11]. Within-condition estimation avoids producing a large correlation merely because both metrics differ between conditions. A second analysis correlated paired changes in each targeted metric with paired judge-score changes. Correlation indicates concordance, not interchangeable validity.</w:t>
-      </w:r>
-    </w:p>
-    <w:p>
-      <w:pPr>
-        <w:pStyle w:val="Heading2"/>
-      </w:pPr>
-      <w:r>
-        <w:t>3.14 Heterogeneity, robustness, and qualitative analysis</w:t>
-      </w:r>
-    </w:p>
-    <w:p>
-      <w:pPr/>
-      <w:r>
-        <w:t>Primary DTA and UIAR differences were estimated separately for the three generators and five categories using the same paired definitions. A cluster-bootstrap covariance matrix supported a Wald test of equality across subgroup effects. These interaction-style tests answer whether the magnitude, rather than merely the sign, differs by generator or category. UIAR subgroup results are interpreted cautiously because only 362 pairs are jointly eligible.</w:t>
-      </w:r>
-    </w:p>
-    <w:p>
-      <w:pPr/>
-      <w:r>
-        <w:t>Leave-one-generator-out sensitivity recomputed the pooled DTA and UIAR contrast three times, omitting Gemma, Llama, or Mistral. A conclusion that reverses after removing one generator would be dependent on that model; a stable sign and interval indicates broader directional robustness within the tested roster. This is still not evidence for all language models.</w:t>
-      </w:r>
-    </w:p>
-    <w:p>
-      <w:pPr/>
-      <w:r>
-        <w:t>The predeclared length sensitivity selected the ten smallest absolute word-gap pairs for each generator, giving 30 pairs. It is explicitly sensitivity-only. In the revised corpus these pairs averaged 54.17 No-RAG and 54.37 Rule-RAG words, with a mean absolute paired gap of 0.33 words. Selection on observed length still creates a specialised cohort, and UIAR remains sensitive to how many explanations contain eligible concrete attributes, so this analysis complements rather than replaces the full paired estimates.</w:t>
-      </w:r>
-    </w:p>
-    <w:p>
-      <w:pPr/>
-      <w:r>
-        <w:t>Qualitative examples were selected deterministically to avoid manual cherry-picking. Within each category, the algorithm found the pair closest to that category’s median paired DTA change and median unsupported-attribute-density change; SHA-256 ordering broke ties. The resulting five pairs present common A, exact B, No-RAG and Rule-RAG texts, and their automated metrics. Examples illustrate mechanisms and failure modes but do not replace corpus estimates.</w:t>
-      </w:r>
-    </w:p>
-    <w:p>
-      <w:pPr>
-        <w:pStyle w:val="Heading2"/>
-      </w:pPr>
-      <w:r>
-        <w:t>3.15 Reproducibility, software, and ethical boundaries</w:t>
-      </w:r>
-    </w:p>
-    <w:p>
-      <w:pPr/>
-      <w:r>
-        <w:t xml:space="preserve">The implementation used Python 3.12 on Windows 11. Embedding and LLM stages were configured for CUDA where available; the clean Stage 3 validation also recorded CPU float32 checks. The repository pins dependencies through </w:t>
-      </w:r>
-      <w:r>
-        <w:rPr>
-          <w:rFonts w:ascii="Consolas" w:hAnsi="Consolas"/>
-          <w:sz w:val="19"/>
-        </w:rPr>
-        <w:t>uv.lock</w:t>
-      </w:r>
-      <w:r>
-        <w:t>, model revisions or immutable local digests, dataset revision, random seeds, and canonical configuration hashes. Major tables, figures, JSONL corpora, and manifests are SHA-256 bound. Ruff linting and a 72-test suite cover data leakage, deterministic ranking, rule retrieval, prompt separation, schemas, refusal handling, statistics, and artifact integrity. Stage 10 validates all principal output hashes and records the release boundary.</w:t>
-      </w:r>
-    </w:p>
-    <w:p>
-      <w:pPr/>
-      <w:r>
-        <w:t>The study uses catalogue images and descriptions from a research dataset and makes no inference about protected personal attributes. It is not a safety-critical wardrobe adviser, product-authentication system, or factual catalogue service. Product text may be noisy, and outfit co-occurrence reflects platform curation rather than universal taste. Generated explanations must therefore be read as system outputs about supplied records, not authoritative fashion or product claims.</w:t>
-      </w:r>
-    </w:p>
-    <w:p>
-      <w:pPr/>
-      <w:r>
-        <w:t>Automated assessment presents a more important validity limitation. Extraction and judging use Qwen3 8B, while verification uses Mistral 7.2B; this separates claim construction from entailment but does not establish either model's semantic accuracy. The deterministic UIAR classifier improves transparency but cannot resolve every mixed natural-language claim; its ambiguous bucket trades coverage for precision. No human ratings, independent external annotations, or EOR audit are included. The strongest warranted conclusion is comparative: under this frozen system evaluator, access to the exact five-rule trace changes measured visible grounding, unsupported concrete assertions, citations, and quality scores. It does not establish human preference, factual correctness in the world, or causal faithfulness to every internal neural computation.</w:t>
-      </w:r>
-    </w:p>
-    <w:p>
-      <w:pPr>
-        <w:pStyle w:val="Heading2"/>
-      </w:pPr>
-      <w:r>
-        <w:t>3.16 Chapter summary</w:t>
-      </w:r>
-    </w:p>
-    <w:p>
-      <w:pPr/>
-      <w:r>
-        <w:t>The methodology connects recommendation and explanation through a locked decision and an exact symbolic trace. Multimodal CLIP retrieval supplies the base ranking; a category-filtered expert rule base contributes an evidence score; validation-only selection freezes the fusion and reranking design; and the confirmatory evaluation quantifies both recommendation effectiveness and ranking change. The explanation experiment holds recommendation identity constant while varying access to B across three generators and five categories. Atomic claims, strict source attribution, DTA, UIAR, citation integrity, general judging, cluster-aware paired inference, heterogeneity tests, and deterministic examples provide complementary views of the output.</w:t>
-      </w:r>
-    </w:p>
-    <w:p>
-      <w:pPr/>
-      <w:r>
-        <w:t>The design’s principal strength is traceability. Every reported explanation is connected to a specific A packet, B trace, generator digest, locked candidate, claim list, verification record, and judge record. Its principal limitation is equally clear: the final thesis experiment stops at automated system evaluation. Chapter 4 therefore reports strong quantitative differences without treating them as independently human-validated truth.</w:t>
-      </w:r>
-    </w:p>
-    <w:p>
-      <w:pPr>
-        <w:pStyle w:val="Heading2"/>
-      </w:pPr>
-      <w:r>
-        <w:t>3.17 Validity controls and decision rules</w:t>
-      </w:r>
-    </w:p>
-    <w:p>
-      <w:pPr/>
-      <w:r>
-        <w:t>Several controls were applied before results were interpreted. Construct validity was protected by refusing to collapse all explanation properties into a single “grounding” score. DTA addresses agreement with the actual rule trace, UIAR addresses a narrow class of concrete product assertions, citation precision addresses whether an attached citation entails its claim, and the six judge dimensions address user-facing form. These measures can move differently. For example, an explanation can accurately paraphrase B while adding an unsupported material claim, or it can be concise and clear while citing only some of its rule-dependent propositions. Reporting each rate separately prevents one favourable dimension from concealing another failure.</w:t>
-      </w:r>
-    </w:p>
-    <w:p>
-      <w:pPr/>
-      <w:r>
-        <w:t>Internal validity depended on pairing and freezing. The recommendation, A packet, B packet, generator, and case were identical within each No-RAG/Rule-RAG comparison. Outputs were not edited to equalise length, remove refusals, repair citations, or improve examples. Stage 7 generation records were hashed before assessment, and Stage 8 outputs were preserved before deterministic normalisation and metric derivation. Model selection and hyperparameter search were confined to development or validation data. These controls do not remove the prompt-and-length difference intrinsic to the intervention, but they prevent test-driven tuning and recommendation changes from contaminating the explanation contrast.</w:t>
-      </w:r>
-    </w:p>
-    <w:p>
-      <w:pPr/>
-      <w:r>
-        <w:t>Statistical-conclusion validity was addressed through the appropriate dependence unit. Recommendation cases can share an outfit, so recommendation intervals resample query outfits. Explanation texts from three generators can share a case, so publication analyses resample case IDs. Micro and macro estimates answer different questions and are not treated as interchangeable: micro rates weight explanations in proportion to their number of claims, whereas macro rates weight each eligible explanation equally. The UIAR paired result has the additional jointly eligible restriction; it therefore describes texts that actually make concrete attribute claims on both sides and is not extrapolated to all 1,500 pairs.</w:t>
-      </w:r>
-    </w:p>
-    <w:p>
-      <w:pPr/>
-      <w:r>
-        <w:t>External validity is bounded by the sampled catalogue, five broad categories, controlled pools, three local quantised generators, and supplied rule base. The system does not model individual user histories, price, availability, body measurements, culture-specific dress norms, or time-varying trends. Outfit co-occurrence is a useful offline relevance signal but does not prove that every held-out item would be preferred by a new user. Larger candidate pools show the expected reduction in absolute ranking performance and caution against treating the approximately 100-candidate estimates as full-catalogue serving results.</w:t>
-      </w:r>
-    </w:p>
-    <w:p>
-      <w:pPr/>
-      <w:r>
-        <w:t>Reliability was supported by deterministic execution and independent re-computation from stored artifacts. SHA-256 ordering replaced random iteration in split, case, tie, and example selection. Generation used greedy deterministic settings, while structured assessment calls retained model digests and raw-response hashes. Each derived table can be traced to a manifest listing input and output hashes. Re-running the publication analysis does not invoke a model; it combines immutable records, recomputes rates and cluster resamples, and recreates figures and examples.</w:t>
-      </w:r>
-    </w:p>
-    <w:p>
-      <w:pPr/>
-      <w:r>
-        <w:t>Finally, interpretation followed pre-specified language rules. A claim labelled unsupported is described as “unsupported by supplied evidence” or an “unverified item-specific assertion”, never as factually false unless affirmative contradiction exists. No-RAG agreement with hidden B is post-hoc alignment, never grounding. Visible-evidence support is secondary because its evidence boundary differs between conditions. The 30-pair length cohort is sensitivity-only, and UIAR within it is explicitly inconclusive. Evidence reranking is described as materially changing ranks and evidence alignment, not as improving recommendation accuracy, because the fused-CLIP contrasts are non-significant. These linguistic constraints are part of the methodology: they keep the thesis claims proportional to the estimands actually measured.</w:t>
-      </w:r>
-    </w:p>
-    <w:p>
-      <w:r>
-        <w:br w:type="page"/>
-      </w:r>
-    </w:p>
-    <w:p>
-      <w:pPr>
-        <w:pStyle w:val="Heading2"/>
-      </w:pPr>
-      <w:r>
-        <w:t>References</w:t>
-      </w:r>
-    </w:p>
-    <w:p>
-      <w:pPr>
-        <w:spacing w:line="240" w:lineRule="auto" w:after="100"/>
-        <w:ind w:left="397" w:hanging="397"/>
-      </w:pPr>
-      <w:r>
-        <w:t xml:space="preserve">[1] Jacovi, A. and Goldberg, Y. (2020) ‘Towards faithfully interpretable NLP systems: How should we define and evaluate faithfulness?’, </w:t>
-      </w:r>
-      <w:r>
-        <w:rPr>
-          <w:i/>
-        </w:rPr>
-        <w:t>Proceedings of ACL 2020</w:t>
-      </w:r>
-      <w:r>
-        <w:t>, pp. 4198–4205. https://doi.org/10.18653/v1/2020.acl-main.386.</w:t>
-      </w:r>
-    </w:p>
-    <w:p>
-      <w:pPr>
-        <w:spacing w:line="240" w:lineRule="auto" w:after="100"/>
-        <w:ind w:left="397" w:hanging="397"/>
-      </w:pPr>
-      <w:r>
-        <w:t xml:space="preserve">[2] Wiegreffe, S. and Pinter, Y. (2019) ‘Attention is not not explanation’, </w:t>
-      </w:r>
-      <w:r>
-        <w:rPr>
-          <w:i/>
-        </w:rPr>
-        <w:t>Proceedings of EMNLP-IJCNLP 2019</w:t>
-      </w:r>
-      <w:r>
-        <w:t>, pp. 11–20. https://doi.org/10.18653/v1/D19-1002.</w:t>
-      </w:r>
-    </w:p>
-    <w:p>
-      <w:pPr>
-        <w:spacing w:line="240" w:lineRule="auto" w:after="100"/>
-        <w:ind w:left="397" w:hanging="397"/>
-      </w:pPr>
-      <w:r>
-        <w:t xml:space="preserve">[3] McAuley, J., Targett, C., Shi, Q. and van den Hengel, A. (2015) ‘Image-based recommendations on styles and substitutes’, </w:t>
-      </w:r>
-      <w:r>
-        <w:rPr>
-          <w:i/>
-        </w:rPr>
-        <w:t>Proceedings of SIGIR 2015</w:t>
-      </w:r>
-      <w:r>
-        <w:t>, pp. 43–52. https://doi.org/10.1145/2766462.2767755.</w:t>
-      </w:r>
-    </w:p>
-    <w:p>
-      <w:pPr>
-        <w:spacing w:line="240" w:lineRule="auto" w:after="100"/>
-        <w:ind w:left="397" w:hanging="397"/>
-      </w:pPr>
-      <w:r>
-        <w:t xml:space="preserve">[4] Han, X., Wu, Z., Jiang, Y.-G. and Davis, L.S. (2017) ‘Learning fashion compatibility with bidirectional LSTMs’, </w:t>
-      </w:r>
-      <w:r>
-        <w:rPr>
-          <w:i/>
-        </w:rPr>
-        <w:t>Proceedings of the 25th ACM International Conference on Multimedia</w:t>
-      </w:r>
-      <w:r>
-        <w:t>, pp. 1078–1086. https://doi.org/10.1145/3123266.3123394.</w:t>
-      </w:r>
-    </w:p>
-    <w:p>
-      <w:pPr>
-        <w:spacing w:line="240" w:lineRule="auto" w:after="100"/>
-        <w:ind w:left="397" w:hanging="397"/>
-      </w:pPr>
-      <w:r>
-        <w:t xml:space="preserve">[5] Reimers, N. and Gurevych, I. (2019) ‘Sentence-BERT: Sentence embeddings using Siamese BERT-networks’, </w:t>
-      </w:r>
-      <w:r>
-        <w:rPr>
-          <w:i/>
-        </w:rPr>
-        <w:t>Proceedings of EMNLP-IJCNLP 2019</w:t>
-      </w:r>
-      <w:r>
-        <w:t>, pp. 3982–3992. https://doi.org/10.18653/v1/D19-1410.</w:t>
-      </w:r>
-    </w:p>
-    <w:p>
-      <w:pPr>
-        <w:spacing w:line="240" w:lineRule="auto" w:after="100"/>
-        <w:ind w:left="397" w:hanging="397"/>
-      </w:pPr>
-      <w:r>
-        <w:t xml:space="preserve">[6] Wang, W. et al. (2020) ‘MiniLM: Deep self-attention distillation for task-agnostic compression of pre-trained transformers’, </w:t>
-      </w:r>
-      <w:r>
-        <w:rPr>
-          <w:i/>
-        </w:rPr>
-        <w:t>Advances in Neural Information Processing Systems</w:t>
-      </w:r>
-      <w:r>
-        <w:t>, 33, pp. 5776–5788.</w:t>
-      </w:r>
-    </w:p>
-    <w:p>
-      <w:pPr>
-        <w:spacing w:line="240" w:lineRule="auto" w:after="100"/>
-        <w:ind w:left="397" w:hanging="397"/>
-      </w:pPr>
-      <w:r>
-        <w:t xml:space="preserve">[7] Radford, A. et al. (2021) ‘Learning transferable visual models from natural language supervision’, </w:t>
-      </w:r>
-      <w:r>
-        <w:rPr>
-          <w:i/>
-        </w:rPr>
-        <w:t>Proceedings of the 38th International Conference on Machine Learning</w:t>
-      </w:r>
-      <w:r>
-        <w:t>, 139, pp. 8748–8763.</w:t>
-      </w:r>
-    </w:p>
-    <w:p>
-      <w:pPr>
-        <w:spacing w:line="240" w:lineRule="auto" w:after="100"/>
-        <w:ind w:left="397" w:hanging="397"/>
-      </w:pPr>
-      <w:r>
-        <w:t xml:space="preserve">[8] Järvelin, K. and Kekäläinen, J. (2002) ‘Cumulated gain-based evaluation of IR techniques’, </w:t>
-      </w:r>
-      <w:r>
-        <w:rPr>
-          <w:i/>
-        </w:rPr>
-        <w:t>ACM Transactions on Information Systems</w:t>
-      </w:r>
-      <w:r>
-        <w:t>, 20(4), pp. 422–446. https://doi.org/10.1145/582415.582418.</w:t>
-      </w:r>
-    </w:p>
-    <w:p>
-      <w:pPr>
-        <w:spacing w:line="240" w:lineRule="auto" w:after="100"/>
-        <w:ind w:left="397" w:hanging="397"/>
-      </w:pPr>
-      <w:r>
-        <w:t xml:space="preserve">[9] Efron, B. and Tibshirani, R.J. (1993) </w:t>
-      </w:r>
-      <w:r>
-        <w:rPr>
-          <w:i/>
-        </w:rPr>
-        <w:t>An Introduction to the Bootstrap</w:t>
-      </w:r>
-      <w:r>
-        <w:t>. New York: Chapman &amp; Hall/CRC.</w:t>
-      </w:r>
-    </w:p>
-    <w:p>
-      <w:pPr>
-        <w:spacing w:line="240" w:lineRule="auto" w:after="100"/>
-        <w:ind w:left="397" w:hanging="397"/>
-      </w:pPr>
-      <w:r>
-        <w:t xml:space="preserve">[10] Holm, S. (1979) ‘A simple sequentially rejective multiple test procedure’, </w:t>
-      </w:r>
-      <w:r>
-        <w:rPr>
-          <w:i/>
-        </w:rPr>
-        <w:t>Scandinavian Journal of Statistics</w:t>
-      </w:r>
-      <w:r>
-        <w:t>, 6(2), pp. 65–70.</w:t>
-      </w:r>
-    </w:p>
-    <w:p>
-      <w:pPr>
-        <w:spacing w:line="240" w:lineRule="auto" w:after="100"/>
-        <w:ind w:left="397" w:hanging="397"/>
-      </w:pPr>
-      <w:r>
-        <w:t xml:space="preserve">[11] Spearman, C. (1904) ‘The proof and measurement of association between two things’, </w:t>
-      </w:r>
-      <w:r>
-        <w:rPr>
-          <w:i/>
-        </w:rPr>
-        <w:t>The American Journal of Psychology</w:t>
-      </w:r>
-      <w:r>
-        <w:t>, 15(1), pp. 72–101. https://doi.org/10.2307/1412159.</w:t>
+        <w:t>. Qualitative examples are selected from these records without rewriting. This design supports replication of the stored computation, while not claiming human evaluation, causal access to every neural representation, or factual verification outside supplied evidence.</w:t>
       </w:r>
     </w:p>
     <w:sectPr>

--- a/thesis/CHPT3.docx
+++ b/thesis/CHPT3.docx
@@ -80,19 +80,43 @@
         <w:pStyle w:val="Heading2"/>
       </w:pPr>
       <w:r>
-        <w:t>3.1 Design</w:t>
+        <w:t>3.1 Introduction</w:t>
       </w:r>
     </w:p>
     <w:p>
       <w:pPr/>
       <w:r>
-        <w:t>The final experiment is a deterministic offline, paired comparison. The held-out recommendation evaluation contains 1,000 locked cases, balanced at 200 cases per target category. A separate explanation cohort contains 500 cases, balanced at 100 cases each for bags, bottoms, outerwear, shoes, and tops. Both conditions explain the same locked item for the same case and generator; their only evidence difference is access to the exact rule trace.</w:t>
+        <w:t>This chapter describes the research design, implementation, and evaluation procedure used to investigate evidence-constrained multimodal fashion recommendation. The central methodological problem was not simply to produce a plausible recommendation. It was to separate three questions that are often conflated: whether a multimodal ranker retrieves compatible items; whether expert evidence materially participates in the ranking decision; and whether a natural-language explanation is faithful to the stored decision trace without adding unverified product attributes. The experiment was therefore organised as a staged, frozen pipeline. Earlier stages prepared the data, representations, candidate pools, and rule base; validation-only stages fixed every tunable choice; the confirmatory recommendation experiment then locked one recommendation and its exact five-rule trace for each case; and the explanation experiment compared two texts for the same locked decision.</w:t>
       </w:r>
     </w:p>
     <w:p>
       <w:pPr/>
       <w:r>
-        <w:t>All datasets, configuration files, prompt registry, model digests, V3 KB, output JSONL files, and manifests are hash-recorded. The final results use only the current frozen runtime artifacts identified in the Stage 13 release manifest.</w:t>
+        <w:t xml:space="preserve">The design follows a paired-comparison principle. For each explanation case, common context A contained the user request, query-item text and identity, and locked recommended-item text and identity. Exact trace B contained the five rules that contributed to the Stage 6 evidence score. The No-RAG generator received A alone. The Rule-RAG generator received A and B, while recommendation identity was held constant. This intervention isolates access to the decision trace at the explanation stage. It does not isolate every possible effect of prompt wording or output length, and it does not turn the No-RAG condition into a grounded explanation when its text happens to agree with B. Accordingly, B agreement is termed </w:t>
+      </w:r>
+      <w:r>
+        <w:rPr>
+          <w:i/>
+        </w:rPr>
+        <w:t>post-hoc decision-trace alignment</w:t>
+      </w:r>
+      <w:r>
+        <w:t xml:space="preserve"> for No-RAG and </w:t>
+      </w:r>
+      <w:r>
+        <w:rPr>
+          <w:i/>
+        </w:rPr>
+        <w:t>decision-trace faithfulness</w:t>
+      </w:r>
+      <w:r>
+        <w:t xml:space="preserve"> for Rule-RAG.</w:t>
+      </w:r>
+    </w:p>
+    <w:p>
+      <w:pPr/>
+      <w:r>
+        <w:t>The work is an offline systems experiment rather than a user study. Recommendation relevance comes from co-occurrence within held-out Polyvore outfits. Explanation assessment uses a frozen secondary model to extract atomic claims, verify their relationship to A and B, and apply general quality scales. Study-specific deterministic post-processing converts those saved records into Decision-Trace Alignment (DTA), Unsupported Item-Attribute Rate (UIAR), citation precision, citation coverage, and verbosity-normalised attribute density. These are operational measures for this study, not universal benchmarks. No human or independent external audit is included in the final experimental boundary, so the automated evaluation is treated as system-level evidence with explicit limitations.</w:t>
       </w:r>
     </w:p>
     <w:p>
@@ -100,7 +124,53 @@
         <w:pStyle w:val="Heading2"/>
       </w:pPr>
       <w:r>
-        <w:t>3.2 Data, taxonomy, and recommendation</w:t>
+        <w:t>3.2 Research questions and experimental logic</w:t>
+      </w:r>
+    </w:p>
+    <w:p>
+      <w:pPr/>
+      <w:r>
+        <w:t>The methodology addresses four linked research questions. RQ1 asks whether making the exact expert-rule trace visible during generation improves explanation alignment with the actual reranking decision. RQ2 asks whether the same intervention reduces concrete item-attribute assertions that are unsupported by the supplied evidence. RQ3 asks whether broad automated quality judgments agree with the more targeted faithfulness measures. RQ4 asks whether observed differences are stable across language generators, fashion categories, aggregation levels, and a predeclared length sensitivity.</w:t>
+      </w:r>
+    </w:p>
+    <w:p>
+      <w:pPr/>
+      <w:r>
+        <w:t>The causal contrast is deliberately narrow. Stage 6 produces a locked candidate \(i^*\) for case \(q\) and a trace \(B_q\). Stage 7 then generates</w:t>
+      </w:r>
+    </w:p>
+    <w:p>
+      <w:pPr>
+        <w:spacing w:before="80" w:after="140"/>
+        <w:jc w:val="center"/>
+      </w:pPr>
+      <w:r>
+        <w:rPr>
+          <w:rFonts w:ascii="Cambria Math" w:hAnsi="Cambria Math"/>
+          <w:i/>
+          <w:sz w:val="23"/>
+        </w:rPr>
+        <w:t>E^{N}_{q,g}=G_g(A_q),      E^{R}_{q,g}=G_g(A_q,B_q),</w:t>
+      </w:r>
+    </w:p>
+    <w:p>
+      <w:pPr/>
+      <w:r>
+        <w:t>where \(g\) denotes one of three generators, \(E^N\) is the No-RAG text, and \(E^R\) is the Rule-RAG text. Both texts explain the same \(i^*\). Candidate quality, query content, generator identity, decoding seed, and generation settings are paired. The manipulated factor is whether B is displayed and explicitly cited. A corrective follow-up applied the same numerical instruction—at most 75 words—to both conditions. The prompts still differ necessarily in evidence, citation, and grounding instructions, and actual lengths remain model-controlled outcomes. Headline claim measures are therefore rates, unsupported attributes are additionally expressed per 100 words, and a 30-pair closest-length cohort is retained as a sensitivity analysis.</w:t>
+      </w:r>
+    </w:p>
+    <w:p>
+      <w:pPr/>
+      <w:r>
+        <w:t>The study does not claim that B is a complete account of a neural model’s internal computation. B is instead the exact, inspectable symbolic trace used by the evidence component of the deployed reranker. The term “decision trace” is thus architectural and operational: it identifies the five expert rules, their similarities, reliability weights, ordering, and contributions used to compute the evidence score. Faithfulness is measured relative to that trace. This boundary follows the distinction in explainable-AI research between a convincing rationale and an account tied to the mechanism being explained [1,2].</w:t>
+      </w:r>
+    </w:p>
+    <w:p>
+      <w:pPr>
+        <w:pStyle w:val="Heading2"/>
+      </w:pPr>
+      <w:r>
+        <w:t>3.3 Staged research design and freezing policy</w:t>
       </w:r>
     </w:p>
     <w:p>
@@ -151,7 +221,7 @@
         <w:rPr>
           <w:b/>
         </w:rPr>
-        <w:t>Figure 3.1. Frozen multimodal recommendation and explanation boundary</w:t>
+        <w:t>Figure 3.1. System architecture and frozen experimental boundary</w:t>
       </w:r>
     </w:p>
     <w:p>
@@ -169,13 +239,19 @@
     <w:p>
       <w:pPr/>
       <w:r>
-        <w:t>The study uses the pinned Polyvore catalogue split by outfit. The five-category taxonomy is bags, bottoms, outerwear, shoes, and tops. Other accessories were excluded before the final controlled experiment because the project could not establish sufficiently explicit, defensible expert-rule coverage for them.</w:t>
+        <w:t>The project was implemented in ten numbered stages, with Stage 9 ultimately removed when independent auditing was excluded from the final scope. Stage 1 created a clean repository and migration inventory. Stage 2 prepared data, split outfits, resolved exact-image leakage, and constructed deterministic evaluation cases. Stage 3 produced pinned MiniLM and CLIP representations. Stage 4 implemented rule retrieval, evidence scoring, reranking, validation searches, and candidate-pool sensitivity. Stage 5 optimised only explanation-side Rule-RAG variables on validation data, ran a frozen pilot, and later added the explicitly labelled length-control follow-up. Stage 6 executed the confirmatory recommendation evaluation and locked cases; additive Stage 6b tested FashionCLIP without changing those locks. Stage 7 generated the complete paired explanation corpus under the corrected shared word budget. Stage 8 extracted with Qwen3, verified with Mistral, judged with Qwen3, and post-processed claims. Stage 10 performed release review, artifact hashing, test execution, and consistency checks.</w:t>
       </w:r>
     </w:p>
     <w:p>
       <w:pPr/>
       <w:r>
-        <w:t>Candidates are retrieved using normalised CLIP text and image representations. The frozen fusion combines image and text scores, then an evidence score from V3 rules is applied for reranking. Each V3 rule has structured antecedent fields and externally registered evidence. The reusable applicability gate permits a rule into a trace only if its antecedent is established by case context; a consequent is not inferred merely from a similar category or from absence of a listed alternative.</w:t>
+        <w:t>Freezing served two purposes. First, it prevented test performance from influencing model weights, fusion weights, evidence weights, pool size, rule count, or prompts. Second, it preserved a stable provenance chain. Each major artifact was written once, bound to a SHA-256 digest, and named in a stage manifest. Model identifiers were accompanied by immutable revisions or local model digests. Configuration objects were canonicalised and hashed. Derived publication analyses used the saved Stage 7 and Stage 8 records and made zero new model calls.</w:t>
+      </w:r>
+    </w:p>
+    <w:p>
+      <w:pPr/>
+      <w:r>
+        <w:t>The final confirmatory settings were fixed before the Stage 6 test evaluation: image/text CLIP fusion was 0.40/0.60; evidence reranking was CLIP/evidence 0.75/0.25; exactly five expert rules contributed to each trace; and the primary candidate pool contained approximately 100 candidates. Larger pools of approximately 500 and 1,000 were sensitivity settings rather than alternative primary estimates. The explanation generators, seeds, decoding settings, Rule-RAG prompt form, and claim schemas were frozen before full generation. The corrective extension changed only the No-RAG word instruction and verifier role, preserving unchanged Rule-RAG generations through output-hash validation and recording the extension separately from the original frozen run.</w:t>
       </w:r>
     </w:p>
     <w:p>
@@ -183,7 +259,105 @@
         <w:pStyle w:val="Heading2"/>
       </w:pPr>
       <w:r>
-        <w:t>3.3 V3 knowledge base and exact traces</w:t>
+        <w:t>3.4 Data source, unit of analysis, and preprocessing</w:t>
+      </w:r>
+    </w:p>
+    <w:p>
+      <w:pPr>
+        <w:pStyle w:val="Heading3"/>
+      </w:pPr>
+      <w:r>
+        <w:t>3.4.1 Dataset and fields</w:t>
+      </w:r>
+    </w:p>
+    <w:p>
+      <w:pPr/>
+      <w:r>
+        <w:t xml:space="preserve">The data source was the </w:t>
+      </w:r>
+      <w:r>
+        <w:rPr>
+          <w:rFonts w:ascii="Consolas" w:hAnsi="Consolas"/>
+          <w:sz w:val="19"/>
+        </w:rPr>
+        <w:t>Marqo/polyvore</w:t>
+      </w:r>
+      <w:r>
+        <w:t xml:space="preserve"> dataset at immutable revision </w:t>
+      </w:r>
+      <w:r>
+        <w:rPr>
+          <w:rFonts w:ascii="Consolas" w:hAnsi="Consolas"/>
+          <w:sz w:val="19"/>
+        </w:rPr>
+        <w:t>8c782ee447faf2d2a0402ac883cf07d3b3f43e1c</w:t>
+      </w:r>
+      <w:r>
+        <w:t xml:space="preserve">, configuration </w:t>
+      </w:r>
+      <w:r>
+        <w:rPr>
+          <w:rFonts w:ascii="Consolas" w:hAnsi="Consolas"/>
+          <w:sz w:val="19"/>
+        </w:rPr>
+        <w:t>default</w:t>
+      </w:r>
+      <w:r>
+        <w:t xml:space="preserve">, source split </w:t>
+      </w:r>
+      <w:r>
+        <w:rPr>
+          <w:rFonts w:ascii="Consolas" w:hAnsi="Consolas"/>
+          <w:sz w:val="19"/>
+        </w:rPr>
+        <w:t>data</w:t>
+      </w:r>
+      <w:r>
+        <w:t xml:space="preserve">, and fingerprint </w:t>
+      </w:r>
+      <w:r>
+        <w:rPr>
+          <w:rFonts w:ascii="Consolas" w:hAnsi="Consolas"/>
+          <w:sz w:val="19"/>
+        </w:rPr>
+        <w:t>9c97dc763773e2a2</w:t>
+      </w:r>
+      <w:r>
+        <w:t>. Polyvore-derived outfit data are widely used for fashion compatibility research because an outfit supplies a set of items curated to appear together [3,4]. The present study used only the raw item identifier, category, product text, outfit association, and image. Textual explanation evidence was intentionally limited: images entered the recommendation representation but were never captioned, classified, or converted into attributes for A or B.</w:t>
+      </w:r>
+    </w:p>
+    <w:p>
+      <w:pPr/>
+      <w:r>
+        <w:t>The raw pinned source contained 94,096 items and 21,587 outfits. A validated keyword mapping assigned items to five broad target categories: accessories, bottoms, outerwear, shoes, and tops. The mapping reproduced 67,524 target items in the initial audit, whereas an earlier proposal table stated 66,749. Because no documented filtering rule reproduced the smaller number, the implementation retained the directly reproducible count and recorded the discrepancy rather than inventing a post-hoc exclusion. Subsequent leakage resolution and confirmatory eligibility produced 69,725 prepared items and 20,225 prepared outfits in the final Stage 6 table; differences between intermediate counts reflect the stage-specific prepared universe and are preserved in their respective manifests.</w:t>
+      </w:r>
+    </w:p>
+    <w:p>
+      <w:pPr>
+        <w:pStyle w:val="Heading3"/>
+      </w:pPr>
+      <w:r>
+        <w:t>3.4.2 Outfit-disjoint splitting</w:t>
+      </w:r>
+    </w:p>
+    <w:p>
+      <w:pPr/>
+      <w:r>
+        <w:t>The outfit, not the item row, was the primary split unit. Outfit IDs were ordered by SHA-256 over a fixed seed and assigned to exact quotas of 15,267 development outfits, 3,147 validation outfits, and 3,173 test outfits. This procedure is deterministic and prevents items from the same outfit appearing on opposite sides of the research split. Within the test partition, case selection used a separate seeded SHA-256 order and sampled 200 cases for each broad category, producing 1,000 confirmatory recommendation cases.</w:t>
+      </w:r>
+    </w:p>
+    <w:p>
+      <w:pPr/>
+      <w:r>
+        <w:t>Exact duplicate images were audited by hashing image bytes. Twenty-one duplicate groups were identified, of which eleven crossed an initial research split. Outfits connected by shared exact-image hashes were treated as connected components. Each cross-split component was moved to the split of its lowest seeded-hash anchor; singleton outfits were then moved in a separate deterministic order to restore the original quotas. Thirteen outfits changed assignment in total: eleven duplicate-linked moves and two rebalancing moves. The final split retained its exact quotas and contained no cross-split outfit or exact-image leakage. This is stricter than relying on unique item IDs, because separately identified catalogue rows can still carry identical visual content.</w:t>
+      </w:r>
+    </w:p>
+    <w:p>
+      <w:pPr>
+        <w:pStyle w:val="Heading3"/>
+      </w:pPr>
+      <w:r>
+        <w:t>3.4.3 Query construction and candidate pools</w:t>
       </w:r>
     </w:p>
     <w:p>
@@ -202,7 +376,7 @@
               <a:graphicData uri="http://schemas.openxmlformats.org/drawingml/2006/picture">
                 <pic:pic>
                   <pic:nvPicPr>
-                    <pic:cNvPr id="0" name="fig_03_evidence_trace.png"/>
+                    <pic:cNvPr id="0" name="fig_04_dataset_pipeline.png"/>
                     <pic:cNvPicPr/>
                   </pic:nvPicPr>
                   <pic:blipFill>
@@ -234,7 +408,7 @@
         <w:rPr>
           <w:b/>
         </w:rPr>
-        <w:t>Figure 3.2. Exact antecedent-applicable V3 rule trace</w:t>
+        <w:t>Figure 3.2. Deterministic data preparation and leakage-control pipeline</w:t>
       </w:r>
     </w:p>
     <w:p>
@@ -252,33 +426,31 @@
     <w:p>
       <w:pPr/>
       <w:r>
-        <w:t>V3 is the production knowledge base (</w:t>
+        <w:t xml:space="preserve">Each case selected a query item and a target category representing the missing outfit component. All known same-outfit positives in that target category were retained. Negatives were sampled from items of the same target category belonging to other test outfits. The query item was always excluded. Category restriction makes the task a controlled within-category ranking problem: the model chooses </w:t>
       </w:r>
       <w:r>
         <w:rPr>
-          <w:rFonts w:ascii="Consolas" w:hAnsi="Consolas"/>
-          <w:sz w:val="19"/>
+          <w:i/>
         </w:rPr>
-        <w:t>data/kb/fashion_rules_v3.csv</w:t>
+        <w:t>which</w:t>
       </w:r>
       <w:r>
-        <w:t>). Full-KB retrieval returns candidate rules only. Before a claim can be judged supported, the verifier assesses antecedent applicability and whether the stated consequent directly entails the complete claim. Exact traces contain only antecedent-applicable V3 rules that influenced reranking. This separates decision evidence from broader available expert knowledge.</w:t>
+        <w:t xml:space="preserve"> pair of shoes or </w:t>
+      </w:r>
+      <w:r>
+        <w:rPr>
+          <w:i/>
+        </w:rPr>
+        <w:t>which</w:t>
+      </w:r>
+      <w:r>
+        <w:t xml:space="preserve"> top, rather than receiving credit merely for predicting the requested item type.</w:t>
       </w:r>
     </w:p>
     <w:p>
       <w:pPr/>
       <w:r>
-        <w:t xml:space="preserve">Each Rule-RAG prompt receives the exact stored trace and is instructed to cite only canonical, separate references such as </w:t>
-      </w:r>
-      <w:r>
-        <w:rPr>
-          <w:rFonts w:ascii="Consolas" w:hAnsi="Consolas"/>
-          <w:sz w:val="19"/>
-        </w:rPr>
-        <w:t>[K025] [K099]</w:t>
-      </w:r>
-      <w:r>
-        <w:t>. Citation occurrence syntax is validated in deterministic code. No-RAG receives identical case context but no rule text or citations.</w:t>
+        <w:t>Stage 2 initially materialised pools with up to 999 negatives plus all positives to support later sensitivity analysis. The primary Stage 6 evaluation used up to 99 negatives plus positives, giving 99,238 candidate rows across 1,000 cases, a mean pool size of 99.238, and a range from 60 to 102. Values above 100 occur when more than one known positive must be retained. The design is sampled controlled-pool ranking, not full-catalogue retrieval. Consequently, absolute ranking values must be interpreted at this pool size, while the 500- and 1,000-candidate analyses show how performance changes as the task becomes more difficult.</w:t>
       </w:r>
     </w:p>
     <w:p>
@@ -286,19 +458,141 @@
         <w:pStyle w:val="Heading2"/>
       </w:pPr>
       <w:r>
-        <w:t>3.4 Explanation generation</w:t>
+        <w:t>3.5 Representation learning and baseline retrieval</w:t>
+      </w:r>
+    </w:p>
+    <w:p>
+      <w:pPr>
+        <w:pStyle w:val="Heading3"/>
+      </w:pPr>
+      <w:r>
+        <w:t>3.5.1 Text representation</w:t>
       </w:r>
     </w:p>
     <w:p>
       <w:pPr/>
       <w:r>
-        <w:t>The finalized matrix crosses 500 cases, two conditions, and three locally served generators: Gemma 4 12B, Llama 3.1 8B Instruct, and Ministral 3 14B Instruct. The shared completion contract is 45–75 words, with a target near 65 words and normally two to three sentences. The locked recommendation must be preserved exactly. Bounded retries, schema checks, citation checks, raw-response retention, and terminal-failure recording apply equally to both conditions.</w:t>
+        <w:t xml:space="preserve">The text-only baseline used </w:t>
+      </w:r>
+      <w:r>
+        <w:rPr>
+          <w:rFonts w:ascii="Consolas" w:hAnsi="Consolas"/>
+          <w:sz w:val="19"/>
+        </w:rPr>
+        <w:t>sentence-transformers/all-MiniLM-L6-v2</w:t>
+      </w:r>
+      <w:r>
+        <w:t xml:space="preserve"> at immutable revision </w:t>
+      </w:r>
+      <w:r>
+        <w:rPr>
+          <w:rFonts w:ascii="Consolas" w:hAnsi="Consolas"/>
+          <w:sz w:val="19"/>
+        </w:rPr>
+        <w:t>1110a243fdf4706b3f48f1d95db1a4f5529b4d41</w:t>
+      </w:r>
+      <w:r>
+        <w:t>. Sentence-BERT-style encoders map sentences into a shared dense space suitable for cosine retrieval [5], while MiniLM distils transformer self-attention into a more compact architecture [6]. Product text was encoded into 384-dimensional float32 vectors and L2 normalised. Texts were truncated only according to the pinned encoder limit of 256 tokens. This pathway provided a lightweight semantic baseline distinct from CLIP text encoding.</w:t>
+      </w:r>
+    </w:p>
+    <w:p>
+      <w:pPr>
+        <w:pStyle w:val="Heading3"/>
+      </w:pPr>
+      <w:r>
+        <w:t>3.5.2 CLIP image and text representation</w:t>
       </w:r>
     </w:p>
     <w:p>
       <w:pPr/>
       <w:r>
-        <w:t>Stage 9 froze 2,987 accepted explanations from 3,000 cells; thirteen terminal generation failures remain recorded and are not replaced. Analyses use only available paired records. This prevents post-hoc text editing or silent substitution.</w:t>
+        <w:t xml:space="preserve">The multimodal ranker used </w:t>
+      </w:r>
+      <w:r>
+        <w:rPr>
+          <w:rFonts w:ascii="Consolas" w:hAnsi="Consolas"/>
+          <w:sz w:val="19"/>
+        </w:rPr>
+        <w:t>openai/clip-vit-base-patch32</w:t>
+      </w:r>
+      <w:r>
+        <w:t xml:space="preserve"> at immutable revision </w:t>
+      </w:r>
+      <w:r>
+        <w:rPr>
+          <w:rFonts w:ascii="Consolas" w:hAnsi="Consolas"/>
+          <w:sz w:val="19"/>
+        </w:rPr>
+        <w:t>3d74acf9a28c67741b2f4f2ea7635f0aaf6f0268</w:t>
+      </w:r>
+      <w:r>
+        <w:t>. CLIP learns aligned visual and language representations from image–text pairs [7]. Item images and product text were embedded into 512-dimensional float32 vectors. All vectors were L2 normalised, and Stage 3 validation confirmed maximum norm errors below \(1.2\times10^{-7}\). Distinct input items also produced non-zero pairwise distances, ruling out degenerate caches.</w:t>
+      </w:r>
+    </w:p>
+    <w:p>
+      <w:pPr/>
+      <w:r>
+        <w:t>For a query with normalised image vector \(v_q\) and text vector \(t_q\), the fused query representation was</w:t>
+      </w:r>
+    </w:p>
+    <w:p>
+      <w:pPr>
+        <w:spacing w:before="80" w:after="140"/>
+        <w:jc w:val="center"/>
+      </w:pPr>
+      <w:r>
+        <w:rPr>
+          <w:rFonts w:ascii="Cambria Math" w:hAnsi="Cambria Math"/>
+          <w:i/>
+          <w:sz w:val="23"/>
+        </w:rPr>
+        <w:t>f_q=frac{\alpha v_q+(1-\alpha)t_q}{‖ \alpha v_q+(1-\alpha)t_q‖_2},</w:t>
+      </w:r>
+    </w:p>
+    <w:p>
+      <w:pPr/>
+      <w:r>
+        <w:t>with \(\alpha=0.40\) in the frozen confirmatory system. Candidate \(i\) received CLIP compatibility</w:t>
+      </w:r>
+    </w:p>
+    <w:p>
+      <w:pPr>
+        <w:spacing w:before="80" w:after="140"/>
+        <w:jc w:val="center"/>
+      </w:pPr>
+      <w:r>
+        <w:rPr>
+          <w:rFonts w:ascii="Cambria Math" w:hAnsi="Cambria Math"/>
+          <w:i/>
+          <w:sz w:val="23"/>
+        </w:rPr>
+        <w:t>s_{\mathrm{CLIP}}(q,i)=f_q^{\top}f_i,</w:t>
+      </w:r>
+    </w:p>
+    <w:p>
+      <w:pPr/>
+      <w:r>
+        <w:t>which is cosine similarity because the vectors are normalised. Separate CLIP-image and CLIP-text baselines used their respective query and candidate modalities without fusion. Deterministic item-ID ordering resolved exact score ties.</w:t>
+      </w:r>
+    </w:p>
+    <w:p>
+      <w:pPr>
+        <w:pStyle w:val="Heading3"/>
+      </w:pPr>
+      <w:r>
+        <w:t>3.5.3 Validation of fusion and computation boundary</w:t>
+      </w:r>
+    </w:p>
+    <w:p>
+      <w:pPr/>
+      <w:r>
+        <w:t>Fusion weights were examined on validation data only. The formal search and the final confirmatory value belong to different documented stages: the early broad validation search established the behaviour of the fusion surface, while the authoritative study specification fixed 0.40 image/0.60 text for Stage 6. The test set was not used to retune this choice. Representations were cached and hash-bound so that ranking and statistical calculations did not repeatedly invoke the encoders.</w:t>
+      </w:r>
+    </w:p>
+    <w:p>
+      <w:pPr/>
+      <w:r>
+        <w:t>The experiment records parameter counts, quantisation, device choices, token counts, latency, and model digests where available. It does not report floating-point operations (FLOPs). Accurate FLOP accounting for cached transformer embeddings and quantised Ollama generation would require kernel-level profiling, batch-shape accounting, and a definition of how integer/quantised operations are converted to FLOPs. Those counters were not captured during the frozen runs. A retrospective theoretical estimate would therefore create spurious precision and is not required for any effectiveness or faithfulness claim. The publication analysis itself made zero model calls.</w:t>
       </w:r>
     </w:p>
     <w:p>
@@ -306,81 +600,150 @@
         <w:pStyle w:val="Heading2"/>
       </w:pPr>
       <w:r>
-        <w:t>3.5 Claim extraction and verification</w:t>
+        <w:t>3.6 Expert rule base and exact decision trace</w:t>
+      </w:r>
+    </w:p>
+    <w:p>
+      <w:pPr>
+        <w:pStyle w:val="Heading3"/>
+      </w:pPr>
+      <w:r>
+        <w:t>3.6.1 Knowledge-base construction</w:t>
       </w:r>
     </w:p>
     <w:p>
       <w:pPr/>
       <w:r>
-        <w:t>Qwen 3.5 9B extracts atomic claims from each accepted explanation under the frozen Stage 5 claim-extraction contract. Claims have consecutive identifiers in textual order; extraction retains raw model output, validates the schema, and uses bounded deterministic retries. Stage 10 produced 17,396 claims from 2,987 explanations with no terminal extraction failures.</w:t>
+        <w:t>The expert knowledge base contained 126 curated rules divided across the five recommended categories. High- and medium-reliability rules were preserved separately: accessories contained 15 high and 11 medium rules; bottoms 17 and 8; outerwear 15 and 10; shoes 14 and 12; and tops 14 and 10. Every record carried a stable rule identifier, rule text, recommended category, applicable query grouping, and reliability label. The knowledge base was supplied and frozen; the project did not use automatic rule authoring.</w:t>
       </w:r>
     </w:p>
     <w:p>
       <w:pPr/>
       <w:r>
-        <w:t>Phi 4 14B verifies each claim. It must return exactly one ordered row for every supplied claim, with a verdict, evidence fields, and reason. Missing, empty, or duplicate rows fail closed after bounded retry. Four verdicts have a shared contract:</w:t>
+        <w:t>Rules express styling relationships rather than verified catalogue facts. Examples include complementarity between apparel types, consistency of formality, seasonal layering, or matching dominant colours. This distinction is essential. A generic instruction to recommend colour-compatible items can support the reason for seeking compatibility, but it cannot prove the actual colour of a particular candidate or that a particular pair definitely matches. UIAR therefore uses strict instance-level entailment and does not convert prescriptive advice into product metadata.</w:t>
       </w:r>
     </w:p>
     <w:p>
       <w:pPr>
-        <w:pStyle w:val="ListBullet"/>
+        <w:pStyle w:val="Heading3"/>
+      </w:pPr>
+      <w:r>
+        <w:t>3.6.2 Rule retrieval and scoring</w:t>
+      </w:r>
+    </w:p>
+    <w:p>
+      <w:pPr>
+        <w:jc w:val="center"/>
+      </w:pPr>
+      <w:r>
+        <w:drawing>
+          <wp:inline xmlns:a="http://schemas.openxmlformats.org/drawingml/2006/main" xmlns:pic="http://schemas.openxmlformats.org/drawingml/2006/picture">
+            <wp:extent cx="5715000" cy="3175000"/>
+            <wp:docPr id="3" name="Picture 3"/>
+            <wp:cNvGraphicFramePr>
+              <a:graphicFrameLocks noChangeAspect="1"/>
+            </wp:cNvGraphicFramePr>
+            <a:graphic>
+              <a:graphicData uri="http://schemas.openxmlformats.org/drawingml/2006/picture">
+                <pic:pic>
+                  <pic:nvPicPr>
+                    <pic:cNvPr id="0" name="fig_03_evidence_trace.png"/>
+                    <pic:cNvPicPr/>
+                  </pic:nvPicPr>
+                  <pic:blipFill>
+                    <a:blip r:embed="rId13"/>
+                    <a:stretch>
+                      <a:fillRect/>
+                    </a:stretch>
+                  </pic:blipFill>
+                  <pic:spPr>
+                    <a:xfrm>
+                      <a:off x="0" y="0"/>
+                      <a:ext cx="5715000" cy="3175000"/>
+                    </a:xfrm>
+                    <a:prstGeom prst="rect"/>
+                  </pic:spPr>
+                </pic:pic>
+              </a:graphicData>
+            </a:graphic>
+          </wp:inline>
+        </w:drawing>
+      </w:r>
+    </w:p>
+    <w:p>
+      <w:pPr>
+        <w:pStyle w:val="Caption"/>
+        <w:jc w:val="center"/>
       </w:pPr>
       <w:r>
         <w:rPr>
           <w:b/>
         </w:rPr>
-        <w:t>Supported:</w:t>
-      </w:r>
-      <w:r>
-        <w:t xml:space="preserve"> the supplied source directly entails the complete claim.</w:t>
+        <w:t>Figure 3.3. Exact five-rule evidence trace used in reranking and explanation</w:t>
       </w:r>
     </w:p>
     <w:p>
       <w:pPr>
-        <w:pStyle w:val="ListBullet"/>
+        <w:pStyle w:val="FigureSource"/>
+        <w:jc w:val="center"/>
       </w:pPr>
       <w:r>
         <w:rPr>
-          <w:b/>
+          <w:i/>
         </w:rPr>
-        <w:t>Contradicted:</w:t>
-      </w:r>
-      <w:r>
-        <w:t xml:space="preserve"> the source directly entails an incompatible proposition.</w:t>
-      </w:r>
-    </w:p>
-    <w:p>
-      <w:pPr>
-        <w:pStyle w:val="ListBullet"/>
-      </w:pPr>
-      <w:r>
-        <w:rPr>
-          <w:b/>
-        </w:rPr>
-        <w:t>Unsupported:</w:t>
-      </w:r>
-      <w:r>
-        <w:t xml:space="preserve"> relevant source material is in scope but does not entail the claim.</w:t>
-      </w:r>
-    </w:p>
-    <w:p>
-      <w:pPr>
-        <w:pStyle w:val="ListBullet"/>
-      </w:pPr>
-      <w:r>
-        <w:rPr>
-          <w:b/>
-        </w:rPr>
-        <w:t>Not verifiable:</w:t>
-      </w:r>
-      <w:r>
-        <w:t xml:space="preserve"> the supplied packet cannot establish the claim.</w:t>
+        <w:t>Source: author-generated from frozen project artifacts.</w:t>
       </w:r>
     </w:p>
     <w:p>
       <w:pPr/>
       <w:r>
-        <w:t>Verification is source-specific: full-KB entailment, exact-trace entailment, and common-reference item-fact support are not derived from one generic support judgement. Common-reference eligibility is deterministic and limited to literal item/context facts. Styling relations, suitability, comfort, formality, colour harmony, and KB-derived rationales are excluded unless literally supplied. Stage 11 froze 17,389 verified claims; one terminal verification record containing seven claims remains recorded.</w:t>
+        <w:t>For each query–candidate pair, the system created a textual representation from the user request, query group, candidate category, and item text. Candidate rules were first filtered by the requested recommendation category. Semantic similarity between the pair representation and rule text was calculated using normalised MiniLM vectors. A query-group bonus and a reliability weight were then applied. In simplified form, rule \(r\) received</w:t>
+      </w:r>
+    </w:p>
+    <w:p>
+      <w:pPr>
+        <w:spacing w:before="80" w:after="140"/>
+        <w:jc w:val="center"/>
+      </w:pPr>
+      <w:r>
+        <w:rPr>
+          <w:rFonts w:ascii="Cambria Math" w:hAnsi="Cambria Math"/>
+          <w:i/>
+          <w:sz w:val="23"/>
+        </w:rPr>
+        <w:t>u(q,i,r)=\bigl(cos(e_{q,i},e_r)+b(q,r)\bigr)w_{\mathrm{rel}}(r),</w:t>
+      </w:r>
+    </w:p>
+    <w:p>
+      <w:pPr/>
+      <w:r>
+        <w:t>where \(e_{q,i}\) is the candidate representation, \(e_r\) is the rule embedding, \(b\) is the documented query-group bonus, and \(w_{\mathrm{rel}}\) is the reliability multiplier. Rules were sorted by weighted contribution with stable rule-ID tie-breaking. The top \(k=5\) rules were retained.</w:t>
+      </w:r>
+    </w:p>
+    <w:p>
+      <w:pPr/>
+      <w:r>
+        <w:t>The candidate evidence score was the mean contribution of those five rules,</w:t>
+      </w:r>
+    </w:p>
+    <w:p>
+      <w:pPr>
+        <w:spacing w:before="80" w:after="140"/>
+        <w:jc w:val="center"/>
+      </w:pPr>
+      <w:r>
+        <w:rPr>
+          <w:rFonts w:ascii="Cambria Math" w:hAnsi="Cambria Math"/>
+          <w:i/>
+          <w:sz w:val="23"/>
+        </w:rPr>
+        <w:t>s_E(q,i)=frac{1}{5}∑_{r∈ R_5(q,i)}u(q,i,r).</w:t>
+      </w:r>
+    </w:p>
+    <w:p>
+      <w:pPr/>
+      <w:r>
+        <w:t>The stored trace included every element needed to reproduce this number: the candidate ID; representation hash; rules before and after category filtering; rules excluded and not selected; retrieval rank; similarity; reliability label and weight; query-group bonus; weighted contribution; and final evidence score. B is therefore not a later summary generated for the explanation model. It is the exact trace of the rules that participated in the reranking score.</w:t>
       </w:r>
     </w:p>
     <w:p>
@@ -388,13 +751,59 @@
         <w:pStyle w:val="Heading2"/>
       </w:pPr>
       <w:r>
-        <w:t>3.6 Calibration</w:t>
+        <w:t>3.7 Evidence-aware reranking and recommendation locking</w:t>
       </w:r>
     </w:p>
     <w:p>
       <w:pPr/>
       <w:r>
-        <w:t>Stage 5 used a disjoint human calibration packet. Human gold was retained independently from sealed Qwen and Phi outputs. Calibration compared proposition-level extraction coverage and precision while keeping atomisation disagreement separate. Claim alignment resolves exact matches first, then deterministic entity- and polarity-aware proposition similarity with one-to-one matching. Human annotation QA and alignment are calibration-only; they do not alter final test outputs.</w:t>
+        <w:t>Raw CLIP and evidence scores have different ranges. Within each candidate pool, min–max normalisation converted each to \([0,1]\):</w:t>
+      </w:r>
+    </w:p>
+    <w:p>
+      <w:pPr>
+        <w:spacing w:before="80" w:after="140"/>
+        <w:jc w:val="center"/>
+      </w:pPr>
+      <w:r>
+        <w:rPr>
+          <w:rFonts w:ascii="Cambria Math" w:hAnsi="Cambria Math"/>
+          <w:i/>
+          <w:sz w:val="23"/>
+        </w:rPr>
+        <w:t>\widetilde{s}(i)=frac{s(i)-min_j s(j)}{max_j s(j)-min_j s(j)}.</w:t>
+      </w:r>
+    </w:p>
+    <w:p>
+      <w:pPr/>
+      <w:r>
+        <w:t>If all candidates shared the same score, the deterministic implementation handled the zero range without introducing random noise. The final reranking score was</w:t>
+      </w:r>
+    </w:p>
+    <w:p>
+      <w:pPr>
+        <w:spacing w:before="80" w:after="140"/>
+        <w:jc w:val="center"/>
+      </w:pPr>
+      <w:r>
+        <w:rPr>
+          <w:rFonts w:ascii="Cambria Math" w:hAnsi="Cambria Math"/>
+          <w:i/>
+          <w:sz w:val="23"/>
+        </w:rPr>
+        <w:t>s_R(q,i)=0.75 \widetilde{s}_{\mathrm{CLIP}}(q,i)+0.25 \widetilde{s}_{E}(q,i).</w:t>
+      </w:r>
+    </w:p>
+    <w:p>
+      <w:pPr/>
+      <w:r>
+        <w:t>The 0.75/0.25 setting was chosen through a validation-only Pareto procedure that considered recommendation effectiveness and evidence participation rather than optimising a single metric. Candidate-pool size, rule count, and weights were frozen before testing. The top-ranked reranked item became the locked recommendation. Stage 7 could explain this item but could not replace it. This lock is the methodological bridge between recommendation and explanation experiments: both conditions refer to the same decision, and the trace used for Rule-RAG is the trace stored for that item at Stage 6.</w:t>
+      </w:r>
+    </w:p>
+    <w:p>
+      <w:pPr/>
+      <w:r>
+        <w:t>Evidence participation was evaluated independently of hit-rate effectiveness. Diagnostics included whether reranking changed the top item or ordered top five, set overlap at five and ten, mean absolute rank shift in the top-ten union, gains in evidence score at several cut-offs, rule coverage, and Shannon entropy of rule use. This avoids the erroneous inference that a non-significant accuracy difference means the evidence component did nothing. Conversely, substantial reordering does not establish improved recommendation accuracy.</w:t>
       </w:r>
     </w:p>
     <w:p>
@@ -402,23 +811,81 @@
         <w:pStyle w:val="Heading2"/>
       </w:pPr>
       <w:r>
-        <w:t>3.7 Statistical analysis</w:t>
+        <w:t>3.8 Recommendation evaluation</w:t>
+      </w:r>
+    </w:p>
+    <w:p>
+      <w:pPr>
+        <w:pStyle w:val="Heading3"/>
+      </w:pPr>
+      <w:r>
+        <w:t>3.8.1 Relevance and metrics</w:t>
       </w:r>
     </w:p>
     <w:p>
       <w:pPr/>
       <w:r>
-        <w:t xml:space="preserve">Stage 12 evaluates only frozen Stages 9–11 records. Exact-Trace Claim Support Rate is the primary metric. Full-KB Claim Support Rate, UIFR, and exact-trace supported claims per 100 words are secondary. Rule-RAG trace utilisation and citation diagnostics are auditability diagnostics. No-RAG versus Rule-RAG comparisons use paired available cases, 5,000 paired bootstrap replicates for 95% confidence intervals, paired tests, and Holm correction across primary contrasts. </w:t>
+        <w:t>An item was relevant if it belonged to the query outfit and matched the requested target category. Multiple positives were allowed. For ranked relevance sequence \(rel_k\), hit rate at \(K\) was</w:t>
       </w:r>
+    </w:p>
+    <w:p>
+      <w:pPr>
+        <w:spacing w:before="80" w:after="140"/>
+        <w:jc w:val="center"/>
+      </w:pPr>
       <w:r>
         <w:rPr>
-          <w:rFonts w:ascii="Consolas" w:hAnsi="Consolas"/>
-          <w:sz w:val="19"/>
+          <w:rFonts w:ascii="Cambria Math" w:hAnsi="Cambria Math"/>
+          <w:i/>
+          <w:sz w:val="23"/>
         </w:rPr>
-        <w:t>not_supported</w:t>
+        <w:t>HR@K={1}(∑_{k=1}^{K}rel_k&gt;0).</w:t>
       </w:r>
+    </w:p>
+    <w:p>
+      <w:pPr/>
       <w:r>
-        <w:t xml:space="preserve"> means not substantiated by the evaluated source, not factually false.</w:t>
+        <w:t>Discounted cumulative gain was</w:t>
+      </w:r>
+    </w:p>
+    <w:p>
+      <w:pPr>
+        <w:spacing w:before="80" w:after="140"/>
+        <w:jc w:val="center"/>
+      </w:pPr>
+      <w:r>
+        <w:rPr>
+          <w:rFonts w:ascii="Cambria Math" w:hAnsi="Cambria Math"/>
+          <w:i/>
+          <w:sz w:val="23"/>
+        </w:rPr>
+        <w:t>DCG@K=∑_{k=1}^{K}frac{2^{rel_k}-1}{\log_2(k+1)},</w:t>
+      </w:r>
+    </w:p>
+    <w:p>
+      <w:pPr/>
+      <w:r>
+        <w:t>and \(NDCG@K=DCG@K/IDCG@K\), where IDCG is the ideal ranking for that case [8]. Reciprocal rank was \(RR=1/r\) for the rank \(r\) of the first relevant result and zero if no relevant result appeared. Mean reciprocal rank averaged RR across cases. The reported primary cut-off was ten, with ranks one and five retained for diagnostic resolution.</w:t>
+      </w:r>
+    </w:p>
+    <w:p>
+      <w:pPr/>
+      <w:r>
+        <w:t>Five frozen confirmatory methods were compared: MiniLM text, CLIP image, CLIP text, fused CLIP, and evidence reranking. Metrics were reported as micro means over cases, by broad category, and as category macro means. The main scientific contrast compared fused CLIP with evidence reranking, because this isolates the addition of the evidence score to the same multimodal base. An additive Stage 6b analysis subsequently evaluated pinned FashionCLIP 2.0 image, text, and 0.40/0.60 fused representations on the identical 1,000 cases and candidate pools. This domain baseline was not used to retune fusion or select the primary system; it tests whether fashion-domain representation learning changes the bounded recommendation result.</w:t>
+      </w:r>
+    </w:p>
+    <w:p>
+      <w:pPr>
+        <w:pStyle w:val="Heading3"/>
+      </w:pPr>
+      <w:r>
+        <w:t>3.8.2 Statistical inference</w:t>
+      </w:r>
+    </w:p>
+    <w:p>
+      <w:pPr/>
+      <w:r>
+        <w:t>Cases were not treated as fully independent when they shared a query outfit. Confidence intervals and paired contrasts therefore used the query outfit as the bootstrap cluster. For each of 5,000 replicates, complete query-outfit clusters were sampled with replacement, all their cases were retained, and the statistic was recomputed. The 2.5th and 97.5th percentiles formed a 95% interval [9]. Pairing occurred at case level because every method ranked the same candidate pool. The family of 28 predeclared primary method–metric contrasts was corrected using Holm’s sequential procedure [10]. The test-set analysis did not choose a weight, prompt, or model.</w:t>
       </w:r>
     </w:p>
     <w:p>
@@ -426,23 +893,850 @@
         <w:pStyle w:val="Heading2"/>
       </w:pPr>
       <w:r>
-        <w:t>3.8 Reproducibility boundary</w:t>
+        <w:t>3.9 Explanation-generation experiment</w:t>
+      </w:r>
+    </w:p>
+    <w:p>
+      <w:pPr>
+        <w:pStyle w:val="Heading3"/>
+      </w:pPr>
+      <w:r>
+        <w:t>3.9.1 Common context A</w:t>
       </w:r>
     </w:p>
     <w:p>
       <w:pPr/>
       <w:r>
-        <w:t xml:space="preserve">Canonical outputs are the Stage 9 explanations, Stage 10 extractions, Stage 11 verifications, and Stage 12 tables/figures. Their SHA-256 values appear in </w:t>
+        <w:t>For every locked case, A contained the complete frozen common information made available to both generators: the user request; query-item ID, category, and product text; and locked recommended-item ID, category, and product text. The displayed prompt used minimal names, while the saved packet retained identity and category provenance. No image caption, visual detector, outside catalogue lookup, brand knowledge, or inferred fashion attribute was added.</w:t>
+      </w:r>
+    </w:p>
+    <w:p>
+      <w:pPr>
+        <w:pStyle w:val="Heading3"/>
+      </w:pPr>
+      <w:r>
+        <w:t>3.9.2 Exact trace B and conditions</w:t>
+      </w:r>
+    </w:p>
+    <w:p>
+      <w:pPr>
+        <w:jc w:val="center"/>
+      </w:pPr>
+      <w:r>
+        <w:drawing>
+          <wp:inline xmlns:a="http://schemas.openxmlformats.org/drawingml/2006/main" xmlns:pic="http://schemas.openxmlformats.org/drawingml/2006/picture">
+            <wp:extent cx="5715000" cy="3175000"/>
+            <wp:docPr id="4" name="Picture 4"/>
+            <wp:cNvGraphicFramePr>
+              <a:graphicFrameLocks noChangeAspect="1"/>
+            </wp:cNvGraphicFramePr>
+            <a:graphic>
+              <a:graphicData uri="http://schemas.openxmlformats.org/drawingml/2006/picture">
+                <pic:pic>
+                  <pic:nvPicPr>
+                    <pic:cNvPr id="0" name="fig_02_evidence_ablation.png"/>
+                    <pic:cNvPicPr/>
+                  </pic:nvPicPr>
+                  <pic:blipFill>
+                    <a:blip r:embed="rId14"/>
+                    <a:stretch>
+                      <a:fillRect/>
+                    </a:stretch>
+                  </pic:blipFill>
+                  <pic:spPr>
+                    <a:xfrm>
+                      <a:off x="0" y="0"/>
+                      <a:ext cx="5715000" cy="3175000"/>
+                    </a:xfrm>
+                    <a:prstGeom prst="rect"/>
+                  </pic:spPr>
+                </pic:pic>
+              </a:graphicData>
+            </a:graphic>
+          </wp:inline>
+        </w:drawing>
+      </w:r>
+    </w:p>
+    <w:p>
+      <w:pPr>
+        <w:pStyle w:val="Caption"/>
+        <w:jc w:val="center"/>
+      </w:pPr>
+      <w:r>
+        <w:rPr>
+          <w:b/>
+        </w:rPr>
+        <w:t>Figure 3.4. Paired explanation conditions with common context A and trace B</w:t>
+      </w:r>
+    </w:p>
+    <w:p>
+      <w:pPr>
+        <w:pStyle w:val="FigureSource"/>
+        <w:jc w:val="center"/>
+      </w:pPr>
+      <w:r>
+        <w:rPr>
+          <w:i/>
+        </w:rPr>
+        <w:t>Source: author-generated from frozen project artifacts.</w:t>
+      </w:r>
+    </w:p>
+    <w:p>
+      <w:pPr/>
+      <w:r>
+        <w:t>B contained the five-rule trace described in Section 3.6. It was byte-identical for both conceptual comparisons, although hidden from No-RAG generation. The No-RAG prompt asked for an explanation of why the locked item suited the request using A and imposed the same at-most-75-word instruction used by Rule-RAG. The Rule-RAG prompt displayed A and B in labelled blocks, ordered rules by weighted score, included rule IDs, reliability labels, and scores, required citations, and used the same numerical cap. A/B hashes were stored with every generation record. Thus word-budget assignment is controlled, although observed word counts and the additional Rule-RAG instructions are not identical.</w:t>
+      </w:r>
+    </w:p>
+    <w:p>
+      <w:pPr/>
+      <w:r>
+        <w:t>The No-RAG condition represents an unconstrained post-hoc rationale, not a condition with no information: it can use explicit product text in A. The Rule-RAG condition represents trace-assisted generation. A claim that restates an explicit material term from a product title may therefore be A-supported in either condition. A claim that follows a styling rule may be B-supported. A claim that invents “waterproof”, “premium leather”, or a definite instance-level colour match without such evidence is unsupported by the supplied evidence, but is not automatically factually false.</w:t>
+      </w:r>
+    </w:p>
+    <w:p>
+      <w:pPr>
+        <w:pStyle w:val="Heading3"/>
+      </w:pPr>
+      <w:r>
+        <w:t>3.9.3 Generators and decoding</w:t>
+      </w:r>
+    </w:p>
+    <w:p>
+      <w:pPr/>
+      <w:r>
+        <w:t>Three local, digest-pinned instruction models generated the explanations: Llama 3.2 with 3.2 billion parameters, Mistral with 7.2 billion parameters, and Gemma 3 with 12.2 billion parameters. Each used Q4_K_M quantisation through Ollama 0.32.7. Decoding was deterministic: temperature 0, top-p 1, top-k 1, and seed 42, with a 512-token safety ceiling. The generator roster was frozen before the full experiment.</w:t>
+      </w:r>
+    </w:p>
+    <w:p>
+      <w:pPr/>
+      <w:r>
+        <w:t>Five hundred locked cases were sampled from Stage 6, balanced with 100 cases per broad category. Crossing 500 cases, three generators, and two conditions produced 3,000 explanations and 1,500 paired comparisons. Every prompt, response, latency, evaluation count, word count, model digest, and content hash was preserved. Outputs were immutable after generation. Failed-key recovery was permitted only for technical failure; the completed run had no retries, empty texts, malformed texts, trace mismatches, prompt mismatches, or exhausted keys.</w:t>
+      </w:r>
+    </w:p>
+    <w:p>
+      <w:pPr>
+        <w:pStyle w:val="Heading2"/>
+      </w:pPr>
+      <w:r>
+        <w:t>3.10 Validation-only explanation optimisation</w:t>
+      </w:r>
+    </w:p>
+    <w:p>
+      <w:pPr>
+        <w:jc w:val="center"/>
+      </w:pPr>
+      <w:r>
+        <w:drawing>
+          <wp:inline xmlns:a="http://schemas.openxmlformats.org/drawingml/2006/main" xmlns:pic="http://schemas.openxmlformats.org/drawingml/2006/picture">
+            <wp:extent cx="5715000" cy="3175000"/>
+            <wp:docPr id="5" name="Picture 5"/>
+            <wp:cNvGraphicFramePr>
+              <a:graphicFrameLocks noChangeAspect="1"/>
+            </wp:cNvGraphicFramePr>
+            <a:graphic>
+              <a:graphicData uri="http://schemas.openxmlformats.org/drawingml/2006/picture">
+                <pic:pic>
+                  <pic:nvPicPr>
+                    <pic:cNvPr id="0" name="fig_09_prompt_ablation.png"/>
+                    <pic:cNvPicPr/>
+                  </pic:nvPicPr>
+                  <pic:blipFill>
+                    <a:blip r:embed="rId15"/>
+                    <a:stretch>
+                      <a:fillRect/>
+                    </a:stretch>
+                  </pic:blipFill>
+                  <pic:spPr>
+                    <a:xfrm>
+                      <a:off x="0" y="0"/>
+                      <a:ext cx="5715000" cy="3175000"/>
+                    </a:xfrm>
+                    <a:prstGeom prst="rect"/>
+                  </pic:spPr>
+                </pic:pic>
+              </a:graphicData>
+            </a:graphic>
+          </wp:inline>
+        </w:drawing>
+      </w:r>
+    </w:p>
+    <w:p>
+      <w:pPr>
+        <w:pStyle w:val="Caption"/>
+        <w:jc w:val="center"/>
+      </w:pPr>
+      <w:r>
+        <w:rPr>
+          <w:b/>
+        </w:rPr>
+        <w:t>Figure 3.5. Validation-only Rule-RAG prompt ablation</w:t>
+      </w:r>
+    </w:p>
+    <w:p>
+      <w:pPr>
+        <w:pStyle w:val="FigureSource"/>
+        <w:jc w:val="center"/>
+      </w:pPr>
+      <w:r>
+        <w:rPr>
+          <w:i/>
+        </w:rPr>
+        <w:t>Source: author-generated from frozen project artifacts.</w:t>
+      </w:r>
+    </w:p>
+    <w:p>
+      <w:pPr/>
+      <w:r>
+        <w:t>Before the full run, Stage 5 compared six Rule-RAG prompt configurations on validation data. Variables included one, three, or five rules; concise versus detailed grounding instructions; citation requirements; reliability labels; rule scores; ordering; and the word limit. Selection considered support, unsupported rate, contradiction, citation entailment, general quality, clarity, specificity, word-count proximity, malformed output, and latency. Normalised objectives were combined only after identifying the Pareto frontier, so no single noisy metric dictated the prompt.</w:t>
+      </w:r>
+    </w:p>
+    <w:p>
+      <w:pPr/>
+      <w:r>
+        <w:t xml:space="preserve">Configuration </w:t>
       </w:r>
       <w:r>
         <w:rPr>
           <w:rFonts w:ascii="Consolas" w:hAnsi="Consolas"/>
           <w:sz w:val="19"/>
         </w:rPr>
-        <w:t>artifacts/manifests/stage13_release_manifest.json</w:t>
+        <w:t>rag_c3</w:t>
       </w:r>
       <w:r>
-        <w:t>. Qualitative examples are selected from these records without rewriting. This design supports replication of the stored computation, while not claiming human evaluation, causal access to every neural representation, or factual verification outside supplied evidence.</w:t>
+        <w:t xml:space="preserve"> was frozen. It used five rules, labelled text evidence, weighted-score order, displayed reliability labels and scores, required citations, used the detailed grounding prompt, and requested no more than 75 words. On its primary validation cohort it achieved support 0.9322, unsupported 0.0678, citation entailment 0.9544, general quality 4.50, clarity 4.63, specificity 4.53, and a mean of 57.07 words. The original 50-case, three-generator pilot was retained as historical validation evidence. A corrective additive follow-up regenerated only its No-RAG side under the shared 75-word instruction: No-RAG/Rule-RAG means were 53.00/59.73 words overall, with zero No-RAG cap violations. Pilot results are not combined with the confirmatory Stage 7–8 estimates.</w:t>
+      </w:r>
+    </w:p>
+    <w:p>
+      <w:pPr>
+        <w:pStyle w:val="Heading2"/>
+      </w:pPr>
+      <w:r>
+        <w:t>3.11 Atomic-claim extraction and verification</w:t>
+      </w:r>
+    </w:p>
+    <w:p>
+      <w:pPr>
+        <w:pStyle w:val="Heading3"/>
+      </w:pPr>
+      <w:r>
+        <w:t>3.11.1 Extraction</w:t>
+      </w:r>
+    </w:p>
+    <w:p>
+      <w:pPr/>
+      <w:r>
+        <w:t>The complete explanation, rather than a sentence sample, was passed to a frozen Qwen3 8B model with Q4_K_M quantisation. The extractor was instructed to enumerate every independent atomic fashion or styling proposition, split conjunctions where propositions could be independently checked, assign sequential claim IDs, and choose among a fixed schema: body fit, colour, comfort, formality, item type, material, occasion, season, styling relation, trend, visual match, or other. Extraction assessed neither truth nor support. The revised corpus yielded 20,838 claims. Two explanations remained extraction N/A after resumable structured retries; no refusal was detected.</w:t>
+      </w:r>
+    </w:p>
+    <w:p>
+      <w:pPr/>
+      <w:r>
+        <w:t xml:space="preserve">Claim role was assigned deterministically after extraction. </w:t>
+      </w:r>
+      <w:r>
+        <w:rPr>
+          <w:rFonts w:ascii="Consolas" w:hAnsi="Consolas"/>
+          <w:sz w:val="19"/>
+        </w:rPr>
+        <w:t>item_type</w:t>
+      </w:r>
+      <w:r>
+        <w:t xml:space="preserve"> claims were identity/context claims because they commonly state what item is being recommended. The other schema labels were treated as substantive because even simple categories such as colour and material can carry explanatory content. After verification eligibility, the study-specific layer contained 10,703 substantive No-RAG claims and 8,666 substantive Rule-RAG claims. N/A rows were retained in the 3,000-explanation accounting but did not receive invented claim labels.</w:t>
+      </w:r>
+    </w:p>
+    <w:p>
+      <w:pPr>
+        <w:pStyle w:val="Heading3"/>
+      </w:pPr>
+      <w:r>
+        <w:t>3.11.2 Multi-source verification</w:t>
+      </w:r>
+    </w:p>
+    <w:p>
+      <w:pPr/>
+      <w:r>
+        <w:t>The verifier received the extracted claims, complete A, exact B, and observed citations. For each claim it returned support status, support sources, supporting rule IDs, citation entailment, and a brief reason. Support status had four states: supported, unsupported, contradicted, and not verifiable. “Unsupported” means not entailed by the supplied A/B evidence. “Contradicted” was reserved for affirmative conflict. “Not verifiable” covered evaluative or otherwise non-checkable propositions. Support sources were multi-label: A, B, both, or neither.</w:t>
+      </w:r>
+    </w:p>
+    <w:p>
+      <w:pPr/>
+      <w:r>
+        <w:t>Role independence was strengthened by assigning verification to digest-pinned Mistral 7.2B while Qwen3 8B remained the extractor and paired judge. Extraction and verification were therefore cross-model, although Mistral was also one of the three generators and no human validation was introduced. Twenty verification rows remained N/A, giving 2,980 actual verifier outputs and 20,618 verified claims. A deterministic normaliser removed duplicate sources, invalid rule identifiers, inappropriate citation values on uncited claims, and inconsistent source/status combinations according to conservative rules. It never generated a new semantic judgment. Exactly 1,280 verifier outputs (42.95%) required at least one structural normalisation; normalised and unnormalised strata were retained for sensitivity description.</w:t>
+      </w:r>
+    </w:p>
+    <w:p>
+      <w:pPr>
+        <w:pStyle w:val="Heading2"/>
+      </w:pPr>
+      <w:r>
+        <w:t>3.12 Study-specific explanation metrics</w:t>
+      </w:r>
+    </w:p>
+    <w:p>
+      <w:pPr>
+        <w:pStyle w:val="Heading3"/>
+      </w:pPr>
+      <w:r>
+        <w:t>3.12.1 Decision-Trace Alignment</w:t>
+      </w:r>
+    </w:p>
+    <w:p>
+      <w:pPr/>
+      <w:r>
+        <w:t>DTA uses B as a common reference for both conditions and includes only substantive claims:</w:t>
+      </w:r>
+    </w:p>
+    <w:p>
+      <w:pPr>
+        <w:spacing w:before="80" w:after="140"/>
+        <w:jc w:val="center"/>
+      </w:pPr>
+      <w:r>
+        <w:rPr>
+          <w:rFonts w:ascii="Cambria Math" w:hAnsi="Cambria Math"/>
+          <w:i/>
+          <w:sz w:val="23"/>
+        </w:rPr>
+        <w:t>DTA(E)=frac{\#\{c∈ C_S(E):B⊨ c\}}{|C_S(E)|},</w:t>
+      </w:r>
+    </w:p>
+    <w:p>
+      <w:pPr/>
+      <w:r>
+        <w:t>where \(C_S(E)\) is the set of substantive claims. A claim counts as entailed only when the saved verifier labels it supported by rule evidence and supplies at least one exact supporting rule ID. Micro DTA pools claims before division. Macro DTA computes the rate within each eligible explanation and averages explanation rates. For No-RAG, the result is post-hoc B alignment because B was not visible at generation. For Rule-RAG, it is decision-trace faithfulness because B was supplied and requested as the basis of the explanation.</w:t>
+      </w:r>
+    </w:p>
+    <w:p>
+      <w:pPr>
+        <w:pStyle w:val="Heading3"/>
+      </w:pPr>
+      <w:r>
+        <w:t>3.12.2 Unsupported Item-Attribute Rate</w:t>
+      </w:r>
+    </w:p>
+    <w:p>
+      <w:pPr/>
+      <w:r>
+        <w:t>UIAR targets a conservative subset of concrete claims about the actual query or recommended item: colour, material, pattern or design detail, fit or silhouette, construction, physical characteristics, concrete product or brand properties, and comfort or season when asserted as an item property. Subjective styling judgments—such as “the pairing is sophisticated” or “one style balances another”—remain outside UIAR unless they also assert a concrete property.</w:t>
+      </w:r>
+    </w:p>
+    <w:p>
+      <w:pPr/>
+      <w:r>
+        <w:t xml:space="preserve">A deterministic classifier uses extracted claim type, lexical physical-property markers, predicate form, and whether the claim identifies an actual case item. Uncertain mixed claims enter an </w:t>
+      </w:r>
+      <w:r>
+        <w:rPr>
+          <w:rFonts w:ascii="Consolas" w:hAnsi="Consolas"/>
+          <w:sz w:val="19"/>
+        </w:rPr>
+        <w:t>ambiguous</w:t>
+      </w:r>
+      <w:r>
+        <w:t xml:space="preserve"> bucket rather than the denominator. A support is evaluated against the complete frozen context, including product text rather than only an item name. Outside brand knowledge and visual inference are prohibited. In Rule-RAG, B may add support only if a rule strictly entails that instance-level property; generic prescriptions cannot establish it. The metric is</w:t>
+      </w:r>
+    </w:p>
+    <w:p>
+      <w:pPr>
+        <w:spacing w:before="80" w:after="140"/>
+        <w:jc w:val="center"/>
+      </w:pPr>
+      <w:r>
+        <w:rPr>
+          <w:rFonts w:ascii="Cambria Math" w:hAnsi="Cambria Math"/>
+          <w:i/>
+          <w:sz w:val="23"/>
+        </w:rPr>
+        <w:t>UIAR(E)=frac{\#\{c∈ C_A(E): A\not⊨ c\ ∧\ B_{visible}\not⊨ c\}}{|C_A(E)|},</w:t>
+      </w:r>
+    </w:p>
+    <w:p>
+      <w:pPr/>
+      <w:r>
+        <w:t>where \(C_A(E)\) is the eligible item-attribute subset and \(B_{visible}=\varnothing\) for No-RAG. Zero-eligible explanations receive no invented zero and are absent from macro UIAR. The paired contrast uses only matched pairs where both sides contain at least one eligible claim.</w:t>
+      </w:r>
+    </w:p>
+    <w:p>
+      <w:pPr/>
+      <w:r>
+        <w:t>Unsupported Attribute Density addresses verbosity:</w:t>
+      </w:r>
+    </w:p>
+    <w:p>
+      <w:pPr>
+        <w:spacing w:before="80" w:after="140"/>
+        <w:jc w:val="center"/>
+      </w:pPr>
+      <w:r>
+        <w:rPr>
+          <w:rFonts w:ascii="Cambria Math" w:hAnsi="Cambria Math"/>
+          <w:i/>
+          <w:sz w:val="23"/>
+        </w:rPr>
+        <w:t>UAD(E)=100\timesfrac{\#text{ unsupported eligible attribute claims}}{text{explanation word count}}.</w:t>
+      </w:r>
+    </w:p>
+    <w:p>
+      <w:pPr/>
+      <w:r>
+        <w:t>This is a sensitivity metric, not the primary measure, because the opportunity to make claims does not necessarily grow linearly with words.</w:t>
+      </w:r>
+    </w:p>
+    <w:p>
+      <w:pPr>
+        <w:pStyle w:val="Heading3"/>
+      </w:pPr>
+      <w:r>
+        <w:t>3.12.3 Citation precision and coverage</w:t>
+      </w:r>
+    </w:p>
+    <w:p>
+      <w:pPr/>
+      <w:r>
+        <w:t>Citation metrics apply only to Rule-RAG. A cited claim is valid only when an observed rule citation intersects the verifier’s exact supporting rule IDs, the rule supports the claim, and citation entailment is true:</w:t>
+      </w:r>
+    </w:p>
+    <w:p>
+      <w:pPr>
+        <w:spacing w:before="80" w:after="140"/>
+        <w:jc w:val="center"/>
+      </w:pPr>
+      <w:r>
+        <w:rPr>
+          <w:rFonts w:ascii="Cambria Math" w:hAnsi="Cambria Math"/>
+          <w:i/>
+          <w:sz w:val="23"/>
+        </w:rPr>
+        <w:t>Precision_{cite}=frac{\#text{ validly cited claims}}{\#text{ claims carrying an evaluated citation}},</w:t>
+      </w:r>
+    </w:p>
+    <w:p>
+      <w:pPr>
+        <w:spacing w:before="80" w:after="140"/>
+        <w:jc w:val="center"/>
+      </w:pPr>
+      <w:r>
+        <w:rPr>
+          <w:rFonts w:ascii="Cambria Math" w:hAnsi="Cambria Math"/>
+          <w:i/>
+          <w:sz w:val="23"/>
+        </w:rPr>
+        <w:t>Coverage_{cite}=frac{\#text{ rule-requiring substantive claims with a valid citation}}{\#text{ substantive claims requiring rule support}}.</w:t>
+      </w:r>
+    </w:p>
+    <w:p>
+      <w:pPr/>
+      <w:r>
+        <w:t>No-RAG is reported as N/A, not zero. Precision and coverage are distinct from citation presence. A model can cite frequently yet attach the wrong rule, or cite validly on selected claims while leaving other rule-dependent claims uncited.</w:t>
+      </w:r>
+    </w:p>
+    <w:p>
+      <w:pPr>
+        <w:pStyle w:val="Heading3"/>
+      </w:pPr>
+      <w:r>
+        <w:t>3.12.4 Secondary grounding views</w:t>
+      </w:r>
+    </w:p>
+    <w:p>
+      <w:pPr/>
+      <w:r>
+        <w:t>Visible-evidence grounding preserves the originally defined evidence boundary: No-RAG is checked against A, while Rule-RAG is checked against A+B. It remains secondary because the comparison changes the visible evidence set and therefore does not use a common reference. A shared-reference A+B view is also retained: for No-RAG it is explicitly post-hoc alignment, while for Rule-RAG it coincides with visible support. Neither secondary view replaces DTA or UIAR.</w:t>
+      </w:r>
+    </w:p>
+    <w:p>
+      <w:pPr/>
+      <w:r>
+        <w:t>An Evidence Overreach Rate is not reported. Reliable separation of fully supported, partially supported/overstated, and unsupported claims would require independent annotation not present in the final study. Creating an automated value from the existing binary/nominal verifier fields would imply resolution the data do not contain.</w:t>
+      </w:r>
+    </w:p>
+    <w:p>
+      <w:pPr>
+        <w:pStyle w:val="Heading2"/>
+      </w:pPr>
+      <w:r>
+        <w:t>3.13 General explanation-quality judging</w:t>
+      </w:r>
+    </w:p>
+    <w:p>
+      <w:pPr/>
+      <w:r>
+        <w:t>Each pair was presented to the frozen Qwen3 judge with position randomised deterministically. The judge scored each explanation separately from 1 (very poor) to 5 (excellent) on input consistency, general quality, clarity, specificity, hallucination control, and evidence-use correctness. Higher values always indicated better performance. The prompt prohibited naming conditions and excluded word-limit compliance from the scales. Position assignment and the two explanation hashes were saved.</w:t>
+      </w:r>
+    </w:p>
+    <w:p>
+      <w:pPr/>
+      <w:r>
+        <w:t>The publication analysis calculated paired Rule-RAG minus No-RAG differences for all 1,500 case–generator pairs. Ninety-five per cent confidence intervals used 2,000 case-cluster bootstrap replicates. Two-sided Wilcoxon signed-rank tests assessed paired score differences, Holm-adjusted across the six dimensions within each reported scope. Paired standardised effect size was</w:t>
+      </w:r>
+    </w:p>
+    <w:p>
+      <w:pPr>
+        <w:spacing w:before="80" w:after="140"/>
+        <w:jc w:val="center"/>
+      </w:pPr>
+      <w:r>
+        <w:rPr>
+          <w:rFonts w:ascii="Cambria Math" w:hAnsi="Cambria Math"/>
+          <w:i/>
+          <w:sz w:val="23"/>
+        </w:rPr>
+        <w:t>d_z=frac{overline{D}}{s_D},</w:t>
+      </w:r>
+    </w:p>
+    <w:p>
+      <w:pPr/>
+      <w:r>
+        <w:t>where \(D\) is the within-pair score difference. This scale is descriptive because integer judge scores are bounded and concentrated near five in Rule-RAG.</w:t>
+      </w:r>
+    </w:p>
+    <w:p>
+      <w:pPr/>
+      <w:r>
+        <w:t>To address RQ3, Spearman rank correlations related explanation-level DTA, UIAR, unsupported-attribute density, visible support, and word count to each judge dimension within condition [11]. Within-condition estimation avoids producing a large correlation merely because both metrics differ between conditions. A second analysis correlated paired changes in each targeted metric with paired judge-score changes. Correlation indicates concordance, not interchangeable validity.</w:t>
+      </w:r>
+    </w:p>
+    <w:p>
+      <w:pPr>
+        <w:pStyle w:val="Heading2"/>
+      </w:pPr>
+      <w:r>
+        <w:t>3.14 Heterogeneity, robustness, and qualitative analysis</w:t>
+      </w:r>
+    </w:p>
+    <w:p>
+      <w:pPr/>
+      <w:r>
+        <w:t>Primary DTA and UIAR differences were estimated separately for the three generators and five categories using the same paired definitions. A cluster-bootstrap covariance matrix supported a Wald test of equality across subgroup effects. These interaction-style tests answer whether the magnitude, rather than merely the sign, differs by generator or category. UIAR subgroup results are interpreted cautiously because only 362 pairs are jointly eligible.</w:t>
+      </w:r>
+    </w:p>
+    <w:p>
+      <w:pPr/>
+      <w:r>
+        <w:t>Leave-one-generator-out sensitivity recomputed the pooled DTA and UIAR contrast three times, omitting Gemma, Llama, or Mistral. A conclusion that reverses after removing one generator would be dependent on that model; a stable sign and interval indicates broader directional robustness within the tested roster. This is still not evidence for all language models.</w:t>
+      </w:r>
+    </w:p>
+    <w:p>
+      <w:pPr/>
+      <w:r>
+        <w:t>The predeclared length sensitivity selected the ten smallest absolute word-gap pairs for each generator, giving 30 pairs. It is explicitly sensitivity-only. In the revised corpus these pairs averaged 54.17 No-RAG and 54.37 Rule-RAG words, with a mean absolute paired gap of 0.33 words. Selection on observed length still creates a specialised cohort, and UIAR remains sensitive to how many explanations contain eligible concrete attributes, so this analysis complements rather than replaces the full paired estimates.</w:t>
+      </w:r>
+    </w:p>
+    <w:p>
+      <w:pPr/>
+      <w:r>
+        <w:t>Qualitative examples were selected deterministically to avoid manual cherry-picking. Within each category, the algorithm found the pair closest to that category’s median paired DTA change and median unsupported-attribute-density change; SHA-256 ordering broke ties. The resulting five pairs present common A, exact B, No-RAG and Rule-RAG texts, and their automated metrics. Examples illustrate mechanisms and failure modes but do not replace corpus estimates.</w:t>
+      </w:r>
+    </w:p>
+    <w:p>
+      <w:pPr>
+        <w:pStyle w:val="Heading2"/>
+      </w:pPr>
+      <w:r>
+        <w:t>3.15 Reproducibility, software, and ethical boundaries</w:t>
+      </w:r>
+    </w:p>
+    <w:p>
+      <w:pPr/>
+      <w:r>
+        <w:t xml:space="preserve">The implementation used Python 3.12 on Windows 11. Embedding and LLM stages were configured for CUDA where available; the clean Stage 3 validation also recorded CPU float32 checks. The repository pins dependencies through </w:t>
+      </w:r>
+      <w:r>
+        <w:rPr>
+          <w:rFonts w:ascii="Consolas" w:hAnsi="Consolas"/>
+          <w:sz w:val="19"/>
+        </w:rPr>
+        <w:t>uv.lock</w:t>
+      </w:r>
+      <w:r>
+        <w:t>, model revisions or immutable local digests, dataset revision, random seeds, and canonical configuration hashes. Major tables, figures, JSONL corpora, and manifests are SHA-256 bound. Ruff linting and a 72-test suite cover data leakage, deterministic ranking, rule retrieval, prompt separation, schemas, refusal handling, statistics, and artifact integrity. Stage 10 validates all principal output hashes and records the release boundary.</w:t>
+      </w:r>
+    </w:p>
+    <w:p>
+      <w:pPr/>
+      <w:r>
+        <w:t>The study uses catalogue images and descriptions from a research dataset and makes no inference about protected personal attributes. It is not a safety-critical wardrobe adviser, product-authentication system, or factual catalogue service. Product text may be noisy, and outfit co-occurrence reflects platform curation rather than universal taste. Generated explanations must therefore be read as system outputs about supplied records, not authoritative fashion or product claims.</w:t>
+      </w:r>
+    </w:p>
+    <w:p>
+      <w:pPr/>
+      <w:r>
+        <w:t>Automated assessment presents a more important validity limitation. Extraction and judging use Qwen3 8B, while verification uses Mistral 7.2B; this separates claim construction from entailment but does not establish either model's semantic accuracy. The deterministic UIAR classifier improves transparency but cannot resolve every mixed natural-language claim; its ambiguous bucket trades coverage for precision. No human ratings, independent external annotations, or EOR audit are included. The strongest warranted conclusion is comparative: under this frozen system evaluator, access to the exact five-rule trace changes measured visible grounding, unsupported concrete assertions, citations, and quality scores. It does not establish human preference, factual correctness in the world, or causal faithfulness to every internal neural computation.</w:t>
+      </w:r>
+    </w:p>
+    <w:p>
+      <w:pPr>
+        <w:pStyle w:val="Heading2"/>
+      </w:pPr>
+      <w:r>
+        <w:t>3.16 Chapter summary</w:t>
+      </w:r>
+    </w:p>
+    <w:p>
+      <w:pPr/>
+      <w:r>
+        <w:t>The methodology connects recommendation and explanation through a locked decision and an exact symbolic trace. Multimodal CLIP retrieval supplies the base ranking; a category-filtered expert rule base contributes an evidence score; validation-only selection freezes the fusion and reranking design; and the confirmatory evaluation quantifies both recommendation effectiveness and ranking change. The explanation experiment holds recommendation identity constant while varying access to B across three generators and five categories. Atomic claims, strict source attribution, DTA, UIAR, citation integrity, general judging, cluster-aware paired inference, heterogeneity tests, and deterministic examples provide complementary views of the output.</w:t>
+      </w:r>
+    </w:p>
+    <w:p>
+      <w:pPr/>
+      <w:r>
+        <w:t>The design’s principal strength is traceability. Every reported explanation is connected to a specific A packet, B trace, generator digest, locked candidate, claim list, verification record, and judge record. Its principal limitation is equally clear: the final thesis experiment stops at automated system evaluation. Chapter 4 therefore reports strong quantitative differences without treating them as independently human-validated truth.</w:t>
+      </w:r>
+    </w:p>
+    <w:p>
+      <w:pPr>
+        <w:pStyle w:val="Heading2"/>
+      </w:pPr>
+      <w:r>
+        <w:t>3.17 Validity controls and decision rules</w:t>
+      </w:r>
+    </w:p>
+    <w:p>
+      <w:pPr/>
+      <w:r>
+        <w:t>Several controls were applied before results were interpreted. Construct validity was protected by refusing to collapse all explanation properties into a single “grounding” score. DTA addresses agreement with the actual rule trace, UIAR addresses a narrow class of concrete product assertions, citation precision addresses whether an attached citation entails its claim, and the six judge dimensions address user-facing form. These measures can move differently. For example, an explanation can accurately paraphrase B while adding an unsupported material claim, or it can be concise and clear while citing only some of its rule-dependent propositions. Reporting each rate separately prevents one favourable dimension from concealing another failure.</w:t>
+      </w:r>
+    </w:p>
+    <w:p>
+      <w:pPr/>
+      <w:r>
+        <w:t>Internal validity depended on pairing and freezing. The recommendation, A packet, B packet, generator, and case were identical within each No-RAG/Rule-RAG comparison. Outputs were not edited to equalise length, remove refusals, repair citations, or improve examples. Stage 7 generation records were hashed before assessment, and Stage 8 outputs were preserved before deterministic normalisation and metric derivation. Model selection and hyperparameter search were confined to development or validation data. These controls do not remove the prompt-and-length difference intrinsic to the intervention, but they prevent test-driven tuning and recommendation changes from contaminating the explanation contrast.</w:t>
+      </w:r>
+    </w:p>
+    <w:p>
+      <w:pPr/>
+      <w:r>
+        <w:t>Statistical-conclusion validity was addressed through the appropriate dependence unit. Recommendation cases can share an outfit, so recommendation intervals resample query outfits. Explanation texts from three generators can share a case, so publication analyses resample case IDs. Micro and macro estimates answer different questions and are not treated as interchangeable: micro rates weight explanations in proportion to their number of claims, whereas macro rates weight each eligible explanation equally. The UIAR paired result has the additional jointly eligible restriction; it therefore describes texts that actually make concrete attribute claims on both sides and is not extrapolated to all 1,500 pairs.</w:t>
+      </w:r>
+    </w:p>
+    <w:p>
+      <w:pPr/>
+      <w:r>
+        <w:t>External validity is bounded by the sampled catalogue, five broad categories, controlled pools, three local quantised generators, and supplied rule base. The system does not model individual user histories, price, availability, body measurements, culture-specific dress norms, or time-varying trends. Outfit co-occurrence is a useful offline relevance signal but does not prove that every held-out item would be preferred by a new user. Larger candidate pools show the expected reduction in absolute ranking performance and caution against treating the approximately 100-candidate estimates as full-catalogue serving results.</w:t>
+      </w:r>
+    </w:p>
+    <w:p>
+      <w:pPr/>
+      <w:r>
+        <w:t>Reliability was supported by deterministic execution and independent re-computation from stored artifacts. SHA-256 ordering replaced random iteration in split, case, tie, and example selection. Generation used greedy deterministic settings, while structured assessment calls retained model digests and raw-response hashes. Each derived table can be traced to a manifest listing input and output hashes. Re-running the publication analysis does not invoke a model; it combines immutable records, recomputes rates and cluster resamples, and recreates figures and examples.</w:t>
+      </w:r>
+    </w:p>
+    <w:p>
+      <w:pPr/>
+      <w:r>
+        <w:t>Finally, interpretation followed pre-specified language rules. A claim labelled unsupported is described as “unsupported by supplied evidence” or an “unverified item-specific assertion”, never as factually false unless affirmative contradiction exists. No-RAG agreement with hidden B is post-hoc alignment, never grounding. Visible-evidence support is secondary because its evidence boundary differs between conditions. The 30-pair length cohort is sensitivity-only, and UIAR within it is explicitly inconclusive. Evidence reranking is described as materially changing ranks and evidence alignment, not as improving recommendation accuracy, because the fused-CLIP contrasts are non-significant. These linguistic constraints are part of the methodology: they keep the thesis claims proportional to the estimands actually measured.</w:t>
+      </w:r>
+    </w:p>
+    <w:p>
+      <w:r>
+        <w:br w:type="page"/>
+      </w:r>
+    </w:p>
+    <w:p>
+      <w:pPr>
+        <w:pStyle w:val="Heading2"/>
+      </w:pPr>
+      <w:r>
+        <w:t>References</w:t>
+      </w:r>
+    </w:p>
+    <w:p>
+      <w:pPr>
+        <w:spacing w:line="240" w:lineRule="auto" w:after="100"/>
+        <w:ind w:left="397" w:hanging="397"/>
+      </w:pPr>
+      <w:r>
+        <w:t xml:space="preserve">[1] Jacovi, A. and Goldberg, Y. (2020) ‘Towards faithfully interpretable NLP systems: How should we define and evaluate faithfulness?’, </w:t>
+      </w:r>
+      <w:r>
+        <w:rPr>
+          <w:i/>
+        </w:rPr>
+        <w:t>Proceedings of ACL 2020</w:t>
+      </w:r>
+      <w:r>
+        <w:t>, pp. 4198–4205. https://doi.org/10.18653/v1/2020.acl-main.386.</w:t>
+      </w:r>
+    </w:p>
+    <w:p>
+      <w:pPr>
+        <w:spacing w:line="240" w:lineRule="auto" w:after="100"/>
+        <w:ind w:left="397" w:hanging="397"/>
+      </w:pPr>
+      <w:r>
+        <w:t xml:space="preserve">[2] Wiegreffe, S. and Pinter, Y. (2019) ‘Attention is not not explanation’, </w:t>
+      </w:r>
+      <w:r>
+        <w:rPr>
+          <w:i/>
+        </w:rPr>
+        <w:t>Proceedings of EMNLP-IJCNLP 2019</w:t>
+      </w:r>
+      <w:r>
+        <w:t>, pp. 11–20. https://doi.org/10.18653/v1/D19-1002.</w:t>
+      </w:r>
+    </w:p>
+    <w:p>
+      <w:pPr>
+        <w:spacing w:line="240" w:lineRule="auto" w:after="100"/>
+        <w:ind w:left="397" w:hanging="397"/>
+      </w:pPr>
+      <w:r>
+        <w:t xml:space="preserve">[3] McAuley, J., Targett, C., Shi, Q. and van den Hengel, A. (2015) ‘Image-based recommendations on styles and substitutes’, </w:t>
+      </w:r>
+      <w:r>
+        <w:rPr>
+          <w:i/>
+        </w:rPr>
+        <w:t>Proceedings of SIGIR 2015</w:t>
+      </w:r>
+      <w:r>
+        <w:t>, pp. 43–52. https://doi.org/10.1145/2766462.2767755.</w:t>
+      </w:r>
+    </w:p>
+    <w:p>
+      <w:pPr>
+        <w:spacing w:line="240" w:lineRule="auto" w:after="100"/>
+        <w:ind w:left="397" w:hanging="397"/>
+      </w:pPr>
+      <w:r>
+        <w:t xml:space="preserve">[4] Han, X., Wu, Z., Jiang, Y.-G. and Davis, L.S. (2017) ‘Learning fashion compatibility with bidirectional LSTMs’, </w:t>
+      </w:r>
+      <w:r>
+        <w:rPr>
+          <w:i/>
+        </w:rPr>
+        <w:t>Proceedings of the 25th ACM International Conference on Multimedia</w:t>
+      </w:r>
+      <w:r>
+        <w:t>, pp. 1078–1086. https://doi.org/10.1145/3123266.3123394.</w:t>
+      </w:r>
+    </w:p>
+    <w:p>
+      <w:pPr>
+        <w:spacing w:line="240" w:lineRule="auto" w:after="100"/>
+        <w:ind w:left="397" w:hanging="397"/>
+      </w:pPr>
+      <w:r>
+        <w:t xml:space="preserve">[5] Reimers, N. and Gurevych, I. (2019) ‘Sentence-BERT: Sentence embeddings using Siamese BERT-networks’, </w:t>
+      </w:r>
+      <w:r>
+        <w:rPr>
+          <w:i/>
+        </w:rPr>
+        <w:t>Proceedings of EMNLP-IJCNLP 2019</w:t>
+      </w:r>
+      <w:r>
+        <w:t>, pp. 3982–3992. https://doi.org/10.18653/v1/D19-1410.</w:t>
+      </w:r>
+    </w:p>
+    <w:p>
+      <w:pPr>
+        <w:spacing w:line="240" w:lineRule="auto" w:after="100"/>
+        <w:ind w:left="397" w:hanging="397"/>
+      </w:pPr>
+      <w:r>
+        <w:t xml:space="preserve">[6] Wang, W. et al. (2020) ‘MiniLM: Deep self-attention distillation for task-agnostic compression of pre-trained transformers’, </w:t>
+      </w:r>
+      <w:r>
+        <w:rPr>
+          <w:i/>
+        </w:rPr>
+        <w:t>Advances in Neural Information Processing Systems</w:t>
+      </w:r>
+      <w:r>
+        <w:t>, 33, pp. 5776–5788.</w:t>
+      </w:r>
+    </w:p>
+    <w:p>
+      <w:pPr>
+        <w:spacing w:line="240" w:lineRule="auto" w:after="100"/>
+        <w:ind w:left="397" w:hanging="397"/>
+      </w:pPr>
+      <w:r>
+        <w:t xml:space="preserve">[7] Radford, A. et al. (2021) ‘Learning transferable visual models from natural language supervision’, </w:t>
+      </w:r>
+      <w:r>
+        <w:rPr>
+          <w:i/>
+        </w:rPr>
+        <w:t>Proceedings of the 38th International Conference on Machine Learning</w:t>
+      </w:r>
+      <w:r>
+        <w:t>, 139, pp. 8748–8763.</w:t>
+      </w:r>
+    </w:p>
+    <w:p>
+      <w:pPr>
+        <w:spacing w:line="240" w:lineRule="auto" w:after="100"/>
+        <w:ind w:left="397" w:hanging="397"/>
+      </w:pPr>
+      <w:r>
+        <w:t xml:space="preserve">[8] Järvelin, K. and Kekäläinen, J. (2002) ‘Cumulated gain-based evaluation of IR techniques’, </w:t>
+      </w:r>
+      <w:r>
+        <w:rPr>
+          <w:i/>
+        </w:rPr>
+        <w:t>ACM Transactions on Information Systems</w:t>
+      </w:r>
+      <w:r>
+        <w:t>, 20(4), pp. 422–446. https://doi.org/10.1145/582415.582418.</w:t>
+      </w:r>
+    </w:p>
+    <w:p>
+      <w:pPr>
+        <w:spacing w:line="240" w:lineRule="auto" w:after="100"/>
+        <w:ind w:left="397" w:hanging="397"/>
+      </w:pPr>
+      <w:r>
+        <w:t xml:space="preserve">[9] Efron, B. and Tibshirani, R.J. (1993) </w:t>
+      </w:r>
+      <w:r>
+        <w:rPr>
+          <w:i/>
+        </w:rPr>
+        <w:t>An Introduction to the Bootstrap</w:t>
+      </w:r>
+      <w:r>
+        <w:t>. New York: Chapman &amp; Hall/CRC.</w:t>
+      </w:r>
+    </w:p>
+    <w:p>
+      <w:pPr>
+        <w:spacing w:line="240" w:lineRule="auto" w:after="100"/>
+        <w:ind w:left="397" w:hanging="397"/>
+      </w:pPr>
+      <w:r>
+        <w:t xml:space="preserve">[10] Holm, S. (1979) ‘A simple sequentially rejective multiple test procedure’, </w:t>
+      </w:r>
+      <w:r>
+        <w:rPr>
+          <w:i/>
+        </w:rPr>
+        <w:t>Scandinavian Journal of Statistics</w:t>
+      </w:r>
+      <w:r>
+        <w:t>, 6(2), pp. 65–70.</w:t>
+      </w:r>
+    </w:p>
+    <w:p>
+      <w:pPr>
+        <w:spacing w:line="240" w:lineRule="auto" w:after="100"/>
+        <w:ind w:left="397" w:hanging="397"/>
+      </w:pPr>
+      <w:r>
+        <w:t xml:space="preserve">[11] Spearman, C. (1904) ‘The proof and measurement of association between two things’, </w:t>
+      </w:r>
+      <w:r>
+        <w:rPr>
+          <w:i/>
+        </w:rPr>
+        <w:t>The American Journal of Psychology</w:t>
+      </w:r>
+      <w:r>
+        <w:t>, 15(1), pp. 72–101. https://doi.org/10.2307/1412159.</w:t>
       </w:r>
     </w:p>
     <w:sectPr>

--- a/thesis/CHPT3.docx
+++ b/thesis/CHPT3.docx
@@ -4,75 +4,18 @@
   <w:body>
     <w:p>
       <w:pPr>
-        <w:spacing w:before="2200"/>
-        <w:jc w:val="center"/>
+        <w:pStyle w:val="Heading1"/>
       </w:pPr>
       <w:r>
-        <w:rPr>
-          <w:rFonts w:ascii="Arial" w:hAnsi="Arial"/>
-          <w:b/>
-          <w:color w:val="17365D"/>
-          <w:sz w:val="48"/>
-        </w:rPr>
-        <w:t>CHAPTER 3</w:t>
-      </w:r>
-    </w:p>
-    <w:p>
-      <w:pPr>
-        <w:spacing w:before="400"/>
-        <w:jc w:val="center"/>
-      </w:pPr>
-      <w:r>
-        <w:rPr>
-          <w:rFonts w:ascii="Arial" w:hAnsi="Arial"/>
-          <w:b/>
-          <w:sz w:val="40"/>
-        </w:rPr>
-        <w:t>METHODOLOGY</w:t>
-      </w:r>
-    </w:p>
-    <w:p>
-      <w:pPr>
-        <w:spacing w:before="800"/>
-        <w:jc w:val="center"/>
-      </w:pPr>
-      <w:r>
-        <w:rPr>
-          <w:i/>
-        </w:rPr>
-        <w:t>Evidence-Constrained Multimodal Fashion Recommendation</w:t>
-        <w:br/>
-        <w:t>MPhil Thesis</w:t>
-      </w:r>
-    </w:p>
-    <w:p>
-      <w:r>
-        <w:br w:type="page"/>
+        <w:t>Chapter 3</w:t>
       </w:r>
     </w:p>
     <w:p>
       <w:pPr>
         <w:pStyle w:val="Heading1"/>
-        <w:jc w:val="left"/>
       </w:pPr>
       <w:r>
-        <w:t>Contents</w:t>
-      </w:r>
-    </w:p>
-    <w:p>
-      <w:pPr>
-        <w:jc w:val="center"/>
-      </w:pPr>
-      <w:r>
-        <w:rPr>
-          <w:i/>
-        </w:rPr>
-        <w:t>Update the table of contents in the assembled thesis after final pagination.</w:t>
-      </w:r>
-    </w:p>
-    <w:p>
-      <w:r>
-        <w:br w:type="page"/>
+        <w:t>Methodology</w:t>
       </w:r>
     </w:p>
     <w:p>
@@ -84,39 +27,18 @@
       </w:r>
     </w:p>
     <w:p>
-      <w:pPr/>
       <w:r>
         <w:t>This chapter describes the research design, implementation, and evaluation procedure used to investigate evidence-constrained multimodal fashion recommendation. The central methodological problem was not simply to produce a plausible recommendation. It was to separate three questions that are often conflated: whether a multimodal ranker retrieves compatible items; whether expert evidence materially participates in the ranking decision; and whether a natural-language explanation is faithful to the stored decision trace without adding unverified product attributes. The experiment was therefore organised as a staged, frozen pipeline. Earlier stages prepared the data, representations, candidate pools, and rule base; validation-only stages fixed every tunable choice; the confirmatory recommendation experiment then locked one recommendation and its exact five-rule trace for each case; and the explanation experiment compared two texts for the same locked decision.</w:t>
       </w:r>
     </w:p>
     <w:p>
-      <w:pPr/>
       <w:r>
-        <w:t xml:space="preserve">The design follows a paired-comparison principle. For each explanation case, common context A contained the user request, query-item text and identity, and locked recommended-item text and identity. Exact trace B contained the five rules that contributed to the Stage 6 evidence score. The No-RAG generator received A alone. The Rule-RAG generator received A and B, while recommendation identity was held constant. This intervention isolates access to the decision trace at the explanation stage. It does not isolate every possible effect of prompt wording or output length, and it does not turn the No-RAG condition into a grounded explanation when its text happens to agree with B. Accordingly, B agreement is termed </w:t>
-      </w:r>
-      <w:r>
-        <w:rPr>
-          <w:i/>
-        </w:rPr>
-        <w:t>post-hoc decision-trace alignment</w:t>
-      </w:r>
-      <w:r>
-        <w:t xml:space="preserve"> for No-RAG and </w:t>
-      </w:r>
-      <w:r>
-        <w:rPr>
-          <w:i/>
-        </w:rPr>
-        <w:t>decision-trace faithfulness</w:t>
-      </w:r>
-      <w:r>
-        <w:t xml:space="preserve"> for Rule-RAG.</w:t>
+        <w:t>The design follows a paired-comparison principle. For each explanation case, common context A contained the request, query-item text and identity, and locked recommended-item text and identity. Exact trace B contained the five rules that contributed to the frozen evidence score. The No-RAG generator received A alone. The Rule-RAG generator received A and B, while recommendation identity was held constant. This intervention isolates access to the decision trace at the explanation stage. It does not isolate every possible effect of prompt wording or output length, and it does not turn the No-RAG condition into a grounded explanation when its text happens to agree with B. Accordingly, B agreement in No-RAG is post-hoc alignment, whereas Rule-RAG support is evidence-grounded because B was visible during generation.</w:t>
       </w:r>
     </w:p>
     <w:p>
-      <w:pPr/>
       <w:r>
-        <w:t>The work is an offline systems experiment rather than a user study. Recommendation relevance comes from co-occurrence within held-out Polyvore outfits. Explanation assessment uses a frozen secondary model to extract atomic claims, verify their relationship to A and B, and apply general quality scales. Study-specific deterministic post-processing converts those saved records into Decision-Trace Alignment (DTA), Unsupported Item-Attribute Rate (UIAR), citation precision, citation coverage, and verbosity-normalised attribute density. These are operational measures for this study, not universal benchmarks. No human or independent external audit is included in the final experimental boundary, so the automated evaluation is treated as system-level evidence with explicit limitations.</w:t>
+        <w:t>The work is an offline systems experiment rather than a user study. Recommendation relevance comes from co-occurrence within held-out Polyvore outfits. Explanation assessment uses Qwen 3.5 to extract atomic claims and Phi-4 to verify their relationship to the exact trace, the full KB packet, common reference evidence, and citations. Deterministic post-processing derives support rates and trace-supported-claim density from saved records. These are operational measures for this study, not universal benchmarks. No human or independent external audit is included in the final experimental boundary, so the automated evaluation is treated as system-level evidence with explicit limitations.</w:t>
       </w:r>
     </w:p>
     <w:p>
@@ -128,39 +50,103 @@
       </w:r>
     </w:p>
     <w:p>
-      <w:pPr/>
       <w:r>
-        <w:t>The methodology addresses four linked research questions. RQ1 asks whether making the exact expert-rule trace visible during generation improves explanation alignment with the actual reranking decision. RQ2 asks whether the same intervention reduces concrete item-attribute assertions that are unsupported by the supplied evidence. RQ3 asks whether broad automated quality judgments agree with the more targeted faithfulness measures. RQ4 asks whether observed differences are stable across language generators, fashion categories, aggregation levels, and a predeclared length sensitivity.</w:t>
+        <w:t>The methodology addresses four linked research questions. RQ1 asks whether making the exact expert-rule trace visible during generation improves support by the actual reranking trace and by the final KB packet. RQ2 asks whether the same intervention changes the rate of eligible concrete item-fact claims that are unsupported by a common reference packet. RQ3 asks whether syntactically present Rule-RAG citations are entailed by the cited rules at claim level. RQ4 asks whether the primary support effects remain directionally stable across the three generators and five target categories.</w:t>
       </w:r>
     </w:p>
     <w:p>
-      <w:pPr/>
       <w:r>
-        <w:t>The causal contrast is deliberately narrow. Stage 6 produces a locked candidate \(i^*\) for case \(q\) and a trace \(B_q\). Stage 7 then generates</w:t>
+        <w:t xml:space="preserve">The causal contrast is deliberately narrow. For case </w:t>
+      </w:r>
+      <m:oMath>
+        <m:r>
+          <m:t>q</m:t>
+        </m:r>
+      </m:oMath>
+      <w:r>
+        <w:t xml:space="preserve">, let </w:t>
+      </w:r>
+      <m:oMath>
+        <m:r>
+          <m:t>r₍q₎</m:t>
+        </m:r>
+      </m:oMath>
+      <w:r>
+        <w:t xml:space="preserve"> be the recommendation locked in Stage 2, </w:t>
+      </w:r>
+      <m:oMath>
+        <m:r>
+          <m:t>A₍q₎</m:t>
+        </m:r>
+      </m:oMath>
+      <w:r>
+        <w:t xml:space="preserve"> the common case context, and </w:t>
+      </w:r>
+      <m:oMath>
+        <m:r>
+          <m:t>B₍q₎</m:t>
+        </m:r>
+      </m:oMath>
+      <w:r>
+        <w:t xml:space="preserve"> the exact five-rule reranking trace. For generator </w:t>
+      </w:r>
+      <m:oMath>
+        <m:r>
+          <m:t>g</m:t>
+        </m:r>
+      </m:oMath>
+      <w:r>
+        <w:t>, the two outputs are</w:t>
       </w:r>
     </w:p>
     <w:p>
       <w:pPr>
-        <w:spacing w:before="80" w:after="140"/>
         <w:jc w:val="center"/>
       </w:pPr>
+      <m:oMath>
+        <m:r>
+          <m:t>
+E⁽NoRAG⁾₍qg₎ &amp;= G₍g₎(A₍q₎),
+E⁽RuleRAG⁾₍qg₎ &amp;= G₍g₎(A₍q₎,B₍q₎).
+  (3.1)</m:t>
+        </m:r>
+      </m:oMath>
+    </w:p>
+    <w:p>
       <w:r>
-        <w:rPr>
-          <w:rFonts w:ascii="Cambria Math" w:hAnsi="Cambria Math"/>
-          <w:i/>
-          <w:sz w:val="23"/>
-        </w:rPr>
-        <w:t>E^{N}_{q,g}=G_g(A_q),      E^{R}_{q,g}=G_g(A_q,B_q),</w:t>
+        <w:t xml:space="preserve">Both outputs explain the same </w:t>
+      </w:r>
+      <m:oMath>
+        <m:r>
+          <m:t>r₍q₎</m:t>
+        </m:r>
+      </m:oMath>
+      <w:r>
+        <w:t xml:space="preserve">. The paired elements are the case, locked recommendation, generator, decoding configuration, and common context. The intervention is the availability of </w:t>
+      </w:r>
+      <m:oMath>
+        <m:r>
+          <m:t>B₍q₎</m:t>
+        </m:r>
+      </m:oMath>
+      <w:r>
+        <w:t>: Rule-RAG receives the exact trace and associated grounding instruction, whereas No-RAG does not. Both conditions receive the same at-most-75-word instruction. The contrast therefore identifies the effect of trace-grounded prompting, while recognising that the evidence and citation instructions are part of that intervention. Claim outcomes are reported as rates and, where appropriate, per 100 generated words.</w:t>
       </w:r>
     </w:p>
     <w:p>
-      <w:pPr/>
       <w:r>
-        <w:t>where \(g\) denotes one of three generators, \(E^N\) is the No-RAG text, and \(E^R\) is the Rule-RAG text. Both texts explain the same \(i^*\). Candidate quality, query content, generator identity, decoding seed, and generation settings are paired. The manipulated factor is whether B is displayed and explicitly cited. A corrective follow-up applied the same numerical instruction—at most 75 words—to both conditions. The prompts still differ necessarily in evidence, citation, and grounding instructions, and actual lengths remain model-controlled outcomes. Headline claim measures are therefore rates, unsupported attributes are additionally expressed per 100 words, and a 30-pair closest-length cohort is retained as a sensitivity analysis.</w:t>
+        <w:t xml:space="preserve">Equation (3.1) is not intended to claim that the generator has access to hidden neural states. It formalises the visible-information boundary of the experiment. The recommendation is already fixed before either call, and </w:t>
+      </w:r>
+      <m:oMath>
+        <m:r>
+          <m:t>B₍q₎</m:t>
+        </m:r>
+      </m:oMath>
+      <w:r>
+        <w:t xml:space="preserve"> is a recorded symbolic artifact rather than a newly retrieved explanatory document. This ordering is what permits a comparison of explanation grounding without conflating it with a change in the recommendation itself.</w:t>
       </w:r>
     </w:p>
     <w:p>
-      <w:pPr/>
       <w:r>
         <w:t>The study does not claim that B is a complete account of a neural model’s internal computation. B is instead the exact, inspectable symbolic trace used by the evidence component of the deployed reranker. The term “decision trace” is thus architectural and operational: it identifies the five expert rules, their similarities, reliability weights, ordering, and contributions used to compute the evidence score. Faithfulness is measured relative to that trace. This boundary follows the distinction in explainable-AI research between a convincing rationale and an account tied to the mechanism being explained [1,2].</w:t>
       </w:r>
@@ -174,84 +160,18 @@
       </w:r>
     </w:p>
     <w:p>
-      <w:pPr>
-        <w:jc w:val="center"/>
-      </w:pPr>
       <w:r>
-        <w:drawing>
-          <wp:inline xmlns:a="http://schemas.openxmlformats.org/drawingml/2006/main" xmlns:pic="http://schemas.openxmlformats.org/drawingml/2006/picture">
-            <wp:extent cx="5715000" cy="3175000"/>
-            <wp:docPr id="1" name="Picture 1"/>
-            <wp:cNvGraphicFramePr>
-              <a:graphicFrameLocks noChangeAspect="1"/>
-            </wp:cNvGraphicFramePr>
-            <a:graphic>
-              <a:graphicData uri="http://schemas.openxmlformats.org/drawingml/2006/picture">
-                <pic:pic>
-                  <pic:nvPicPr>
-                    <pic:cNvPr id="0" name="fig_01_system_architecture.png"/>
-                    <pic:cNvPicPr/>
-                  </pic:nvPicPr>
-                  <pic:blipFill>
-                    <a:blip r:embed="rId11"/>
-                    <a:stretch>
-                      <a:fillRect/>
-                    </a:stretch>
-                  </pic:blipFill>
-                  <pic:spPr>
-                    <a:xfrm>
-                      <a:off x="0" y="0"/>
-                      <a:ext cx="5715000" cy="3175000"/>
-                    </a:xfrm>
-                    <a:prstGeom prst="rect"/>
-                  </pic:spPr>
-                </pic:pic>
-              </a:graphicData>
-            </a:graphic>
-          </wp:inline>
-        </w:drawing>
+        <w:t>The final project was implemented in five frozen stages. Stage 1 performed preflight, audited the final 200-rule KB, fixed the dataset/split and validation-only settings, and bound prompts and configurations. Stage 2 executed 1,000 recommendations and 3,000 fresh explanation attempts. Stage 3 extracted atomic claims from accepted explanations. Stage 4 verified claims against the frozen evidence packets and applied the documented deterministic logical-consistency invariant. Stage 5 derived final tables, figures, paired bootstrap inference, release hashes, and quality checks without new model calls.</w:t>
       </w:r>
     </w:p>
     <w:p>
-      <w:pPr>
-        <w:pStyle w:val="Caption"/>
-        <w:jc w:val="center"/>
-      </w:pPr>
       <w:r>
-        <w:rPr>
-          <w:b/>
-        </w:rPr>
-        <w:t>Figure 3.1. System architecture and frozen experimental boundary</w:t>
+        <w:t>Freezing served two purposes. First, it prevented test performance from influencing model weights, fusion weights, evidence weights, pool size, rule count, or prompts. Second, it preserved a stable provenance chain. Each major artifact was written once, bound to a SHA-256 digest, and named in a stage manifest. Model identifiers were accompanied by immutable revisions or local model digests. Configuration objects were canonicalised and hashed. Stage 5 derived all final analysis from the saved Stage 1--4 records and made zero new model calls.</w:t>
       </w:r>
     </w:p>
     <w:p>
-      <w:pPr>
-        <w:pStyle w:val="FigureSource"/>
-        <w:jc w:val="center"/>
-      </w:pPr>
       <w:r>
-        <w:rPr>
-          <w:i/>
-        </w:rPr>
-        <w:t>Source: author-generated from frozen project artifacts.</w:t>
-      </w:r>
-    </w:p>
-    <w:p>
-      <w:pPr/>
-      <w:r>
-        <w:t>The project was implemented in ten numbered stages, with Stage 9 ultimately removed when independent auditing was excluded from the final scope. Stage 1 created a clean repository and migration inventory. Stage 2 prepared data, split outfits, resolved exact-image leakage, and constructed deterministic evaluation cases. Stage 3 produced pinned MiniLM and CLIP representations. Stage 4 implemented rule retrieval, evidence scoring, reranking, validation searches, and candidate-pool sensitivity. Stage 5 optimised only explanation-side Rule-RAG variables on validation data, ran a frozen pilot, and later added the explicitly labelled length-control follow-up. Stage 6 executed the confirmatory recommendation evaluation and locked cases; additive Stage 6b tested FashionCLIP without changing those locks. Stage 7 generated the complete paired explanation corpus under the corrected shared word budget. Stage 8 extracted with Qwen3, verified with Mistral, judged with Qwen3, and post-processed claims. Stage 10 performed release review, artifact hashing, test execution, and consistency checks.</w:t>
-      </w:r>
-    </w:p>
-    <w:p>
-      <w:pPr/>
-      <w:r>
-        <w:t>Freezing served two purposes. First, it prevented test performance from influencing model weights, fusion weights, evidence weights, pool size, rule count, or prompts. Second, it preserved a stable provenance chain. Each major artifact was written once, bound to a SHA-256 digest, and named in a stage manifest. Model identifiers were accompanied by immutable revisions or local model digests. Configuration objects were canonicalised and hashed. Derived publication analyses used the saved Stage 7 and Stage 8 records and made zero new model calls.</w:t>
-      </w:r>
-    </w:p>
-    <w:p>
-      <w:pPr/>
-      <w:r>
-        <w:t>The final confirmatory settings were fixed before the Stage 6 test evaluation: image/text CLIP fusion was 0.40/0.60; evidence reranking was CLIP/evidence 0.75/0.25; exactly five expert rules contributed to each trace; and the primary candidate pool contained approximately 100 candidates. Larger pools of approximately 500 and 1,000 were sensitivity settings rather than alternative primary estimates. The explanation generators, seeds, decoding settings, Rule-RAG prompt form, and claim schemas were frozen before full generation. The corrective extension changed only the No-RAG word instruction and verifier role, preserving unchanged Rule-RAG generations through output-hash validation and recording the extension separately from the original frozen run.</w:t>
+        <w:t>The final confirmatory settings were fixed before Stage 2: image/text CLIP fusion was 0.40/0.60; evidence reranking was CLIP/evidence 0.75/0.25; exactly five expert rules contributed to each trace; and the primary candidate pool contained approximately 100 candidates. Larger pools were validation sensitivity settings rather than alternative primary estimates. Generator identities, decoding settings, Rule-RAG prompt form, and claim schemas were frozen before full generation. The authorised verifier-contract correction is separately recorded in final provenance and binds the release to the actual Stage-4 prompt hash.</w:t>
       </w:r>
     </w:p>
     <w:p>
@@ -271,14 +191,12 @@
       </w:r>
     </w:p>
     <w:p>
-      <w:pPr/>
       <w:r>
         <w:t xml:space="preserve">The data source was the </w:t>
       </w:r>
       <w:r>
         <w:rPr>
           <w:rFonts w:ascii="Consolas" w:hAnsi="Consolas"/>
-          <w:sz w:val="19"/>
         </w:rPr>
         <w:t>Marqo/polyvore</w:t>
       </w:r>
@@ -288,7 +206,6 @@
       <w:r>
         <w:rPr>
           <w:rFonts w:ascii="Consolas" w:hAnsi="Consolas"/>
-          <w:sz w:val="19"/>
         </w:rPr>
         <w:t>8c782ee447faf2d2a0402ac883cf07d3b3f43e1c</w:t>
       </w:r>
@@ -298,7 +215,6 @@
       <w:r>
         <w:rPr>
           <w:rFonts w:ascii="Consolas" w:hAnsi="Consolas"/>
-          <w:sz w:val="19"/>
         </w:rPr>
         <w:t>default</w:t>
       </w:r>
@@ -308,7 +224,6 @@
       <w:r>
         <w:rPr>
           <w:rFonts w:ascii="Consolas" w:hAnsi="Consolas"/>
-          <w:sz w:val="19"/>
         </w:rPr>
         <w:t>data</w:t>
       </w:r>
@@ -318,7 +233,6 @@
       <w:r>
         <w:rPr>
           <w:rFonts w:ascii="Consolas" w:hAnsi="Consolas"/>
-          <w:sz w:val="19"/>
         </w:rPr>
         <w:t>9c97dc763773e2a2</w:t>
       </w:r>
@@ -327,9 +241,8 @@
       </w:r>
     </w:p>
     <w:p>
-      <w:pPr/>
       <w:r>
-        <w:t>The raw pinned source contained 94,096 items and 21,587 outfits. A validated keyword mapping assigned items to five broad target categories: accessories, bottoms, outerwear, shoes, and tops. The mapping reproduced 67,524 target items in the initial audit, whereas an earlier proposal table stated 66,749. Because no documented filtering rule reproduced the smaller number, the implementation retained the directly reproducible count and recorded the discrepancy rather than inventing a post-hoc exclusion. Subsequent leakage resolution and confirmatory eligibility produced 69,725 prepared items and 20,225 prepared outfits in the final Stage 6 table; differences between intermediate counts reflect the stage-specific prepared universe and are preserved in their respective manifests.</w:t>
+        <w:t>The raw pinned source contained 94,096 items and 21,587 outfits. A validated mapping assigned items to the five final target categories: bags, bottoms, outerwear, shoes, and tops. Subsequent leakage resolution and confirmatory eligibility produced the prepared universe recorded in the final manifests. Differences between intermediate preparation counts are stage-specific and are not used as confirmatory results.</w:t>
       </w:r>
     </w:p>
     <w:p>
@@ -341,13 +254,11 @@
       </w:r>
     </w:p>
     <w:p>
-      <w:pPr/>
       <w:r>
         <w:t>The outfit, not the item row, was the primary split unit. Outfit IDs were ordered by SHA-256 over a fixed seed and assigned to exact quotas of 15,267 development outfits, 3,147 validation outfits, and 3,173 test outfits. This procedure is deterministic and prevents items from the same outfit appearing on opposite sides of the research split. Within the test partition, case selection used a separate seeded SHA-256 order and sampled 200 cases for each broad category, producing 1,000 confirmatory recommendation cases.</w:t>
       </w:r>
     </w:p>
     <w:p>
-      <w:pPr/>
       <w:r>
         <w:t>Exact duplicate images were audited by hashing image bytes. Twenty-one duplicate groups were identified, of which eleven crossed an initial research split. Outfits connected by shared exact-image hashes were treated as connected components. Each cross-split component was moved to the split of its lowest seeded-hash anchor; singleton outfits were then moved in a separate deterministic order to restore the original quotas. Thirteen outfits changed assignment in total: eleven duplicate-linked moves and two rebalancing moves. The final split retained its exact quotas and contained no cross-split outfit or exact-image leakage. This is stricter than relying on unique item IDs, because separately identified catalogue rows can still carry identical visual content.</w:t>
       </w:r>
@@ -361,70 +272,6 @@
       </w:r>
     </w:p>
     <w:p>
-      <w:pPr>
-        <w:jc w:val="center"/>
-      </w:pPr>
-      <w:r>
-        <w:drawing>
-          <wp:inline xmlns:a="http://schemas.openxmlformats.org/drawingml/2006/main" xmlns:pic="http://schemas.openxmlformats.org/drawingml/2006/picture">
-            <wp:extent cx="5715000" cy="3175000"/>
-            <wp:docPr id="2" name="Picture 2"/>
-            <wp:cNvGraphicFramePr>
-              <a:graphicFrameLocks noChangeAspect="1"/>
-            </wp:cNvGraphicFramePr>
-            <a:graphic>
-              <a:graphicData uri="http://schemas.openxmlformats.org/drawingml/2006/picture">
-                <pic:pic>
-                  <pic:nvPicPr>
-                    <pic:cNvPr id="0" name="fig_04_dataset_pipeline.png"/>
-                    <pic:cNvPicPr/>
-                  </pic:nvPicPr>
-                  <pic:blipFill>
-                    <a:blip r:embed="rId12"/>
-                    <a:stretch>
-                      <a:fillRect/>
-                    </a:stretch>
-                  </pic:blipFill>
-                  <pic:spPr>
-                    <a:xfrm>
-                      <a:off x="0" y="0"/>
-                      <a:ext cx="5715000" cy="3175000"/>
-                    </a:xfrm>
-                    <a:prstGeom prst="rect"/>
-                  </pic:spPr>
-                </pic:pic>
-              </a:graphicData>
-            </a:graphic>
-          </wp:inline>
-        </w:drawing>
-      </w:r>
-    </w:p>
-    <w:p>
-      <w:pPr>
-        <w:pStyle w:val="Caption"/>
-        <w:jc w:val="center"/>
-      </w:pPr>
-      <w:r>
-        <w:rPr>
-          <w:b/>
-        </w:rPr>
-        <w:t>Figure 3.2. Deterministic data preparation and leakage-control pipeline</w:t>
-      </w:r>
-    </w:p>
-    <w:p>
-      <w:pPr>
-        <w:pStyle w:val="FigureSource"/>
-        <w:jc w:val="center"/>
-      </w:pPr>
-      <w:r>
-        <w:rPr>
-          <w:i/>
-        </w:rPr>
-        <w:t>Source: author-generated from frozen project artifacts.</w:t>
-      </w:r>
-    </w:p>
-    <w:p>
-      <w:pPr/>
       <w:r>
         <w:t xml:space="preserve">Each case selected a query item and a target category representing the missing outfit component. All known same-outfit positives in that target category were retained. Negatives were sampled from items of the same target category belonging to other test outfits. The query item was always excluded. Category restriction makes the task a controlled within-category ranking problem: the model chooses </w:t>
       </w:r>
@@ -448,9 +295,8 @@
       </w:r>
     </w:p>
     <w:p>
-      <w:pPr/>
       <w:r>
-        <w:t>Stage 2 initially materialised pools with up to 999 negatives plus all positives to support later sensitivity analysis. The primary Stage 6 evaluation used up to 99 negatives plus positives, giving 99,238 candidate rows across 1,000 cases, a mean pool size of 99.238, and a range from 60 to 102. Values above 100 occur when more than one known positive must be retained. The design is sampled controlled-pool ranking, not full-catalogue retrieval. Consequently, absolute ranking values must be interpreted at this pool size, while the 500- and 1,000-candidate analyses show how performance changes as the task becomes more difficult.</w:t>
+        <w:t>Stage 2 used up to 99 same-category negatives together with all known positives for each of the 1,000 confirmatory cases. Pool sizes can exceed 100 when a case has multiple retained positives. The design is therefore sampled controlled-pool ranking rather than full-catalogue retrieval. Absolute ranking values must be interpreted within this fixed test regime; they do not estimate production-scale catalogue retrieval performance.</w:t>
       </w:r>
     </w:p>
     <w:p>
@@ -470,14 +316,12 @@
       </w:r>
     </w:p>
     <w:p>
-      <w:pPr/>
       <w:r>
         <w:t xml:space="preserve">The text-only baseline used </w:t>
       </w:r>
       <w:r>
         <w:rPr>
           <w:rFonts w:ascii="Consolas" w:hAnsi="Consolas"/>
-          <w:sz w:val="19"/>
         </w:rPr>
         <w:t>sentence-transformers/all-MiniLM-L6-v2</w:t>
       </w:r>
@@ -487,7 +331,6 @@
       <w:r>
         <w:rPr>
           <w:rFonts w:ascii="Consolas" w:hAnsi="Consolas"/>
-          <w:sz w:val="19"/>
         </w:rPr>
         <w:t>1110a243fdf4706b3f48f1d95db1a4f5529b4d41</w:t>
       </w:r>
@@ -504,14 +347,12 @@
       </w:r>
     </w:p>
     <w:p>
-      <w:pPr/>
       <w:r>
         <w:t xml:space="preserve">The multimodal ranker used </w:t>
       </w:r>
       <w:r>
         <w:rPr>
           <w:rFonts w:ascii="Consolas" w:hAnsi="Consolas"/>
-          <w:sz w:val="19"/>
         </w:rPr>
         <w:t>openai/clip-vit-base-patch32</w:t>
       </w:r>
@@ -521,56 +362,89 @@
       <w:r>
         <w:rPr>
           <w:rFonts w:ascii="Consolas" w:hAnsi="Consolas"/>
-          <w:sz w:val="19"/>
         </w:rPr>
         <w:t>3d74acf9a28c67741b2f4f2ea7635f0aaf6f0268</w:t>
       </w:r>
       <w:r>
-        <w:t>. CLIP learns aligned visual and language representations from image–text pairs [7]. Item images and product text were embedded into 512-dimensional float32 vectors. All vectors were L2 normalised, and Stage 3 validation confirmed maximum norm errors below \(1.2\times10^{-7}\). Distinct input items also produced non-zero pairwise distances, ruling out degenerate caches.</w:t>
+        <w:t xml:space="preserve">. CLIP learns aligned visual and language representations from image–text pairs [7]. Item images and product text were embedded into 512-dimensional float32 vectors. All vectors were L2 normalised, and Stage-1 preflight confirmed maximum norm errors below </w:t>
+      </w:r>
+      <m:oMath>
+        <m:r>
+          <m:t>1.2×10^-7</m:t>
+        </m:r>
+      </m:oMath>
+      <w:r>
+        <w:t>. Distinct input items also produced non-zero pairwise distances, ruling out degenerate caches.</w:t>
       </w:r>
     </w:p>
     <w:p>
-      <w:pPr/>
       <w:r>
-        <w:t>For a query with normalised image vector \(v_q\) and text vector \(t_q\), the fused query representation was</w:t>
+        <w:t xml:space="preserve">For a query with normalised image vector </w:t>
+      </w:r>
+      <m:oMath>
+        <m:r>
+          <m:t>v₍q₎</m:t>
+        </m:r>
+      </m:oMath>
+      <w:r>
+        <w:t xml:space="preserve"> and text vector </w:t>
+      </w:r>
+      <m:oMath>
+        <m:r>
+          <m:t>t₍q₎</m:t>
+        </m:r>
+      </m:oMath>
+      <w:r>
+        <w:t>, the fused query representation was</w:t>
       </w:r>
     </w:p>
     <w:p>
       <w:pPr>
-        <w:spacing w:before="80" w:after="140"/>
         <w:jc w:val="center"/>
       </w:pPr>
-      <w:r>
-        <w:rPr>
-          <w:rFonts w:ascii="Cambria Math" w:hAnsi="Cambria Math"/>
-          <w:i/>
-          <w:sz w:val="23"/>
-        </w:rPr>
-        <w:t>f_q=frac{\alpha v_q+(1-\alpha)t_q}{‖ \alpha v_q+(1-\alpha)t_q‖_2},</w:t>
-      </w:r>
+      <m:oMath>
+        <m:r>
+          <m:t>z₍q₎=α v₍q₎+(1-α)t₍q₎,
+qquad
+f₍q₎=(z₍q₎)/(|| z₍q₎||₍2₎),
+qquad α=0.40.
+  (3.2)</m:t>
+        </m:r>
+      </m:oMath>
     </w:p>
     <w:p>
-      <w:pPr/>
       <w:r>
-        <w:t>with \(\alpha=0.40\) in the frozen confirmatory system. Candidate \(i\) received CLIP compatibility</w:t>
+        <w:t xml:space="preserve">with </w:t>
+      </w:r>
+      <m:oMath>
+        <m:r>
+          <m:t>α=0.40</m:t>
+        </m:r>
+      </m:oMath>
+      <w:r>
+        <w:t xml:space="preserve"> in the frozen confirmatory system. Candidate </w:t>
+      </w:r>
+      <m:oMath>
+        <m:r>
+          <m:t>i</m:t>
+        </m:r>
+      </m:oMath>
+      <w:r>
+        <w:t xml:space="preserve"> received CLIP compatibility</w:t>
       </w:r>
     </w:p>
     <w:p>
       <w:pPr>
-        <w:spacing w:before="80" w:after="140"/>
         <w:jc w:val="center"/>
       </w:pPr>
-      <w:r>
-        <w:rPr>
-          <w:rFonts w:ascii="Cambria Math" w:hAnsi="Cambria Math"/>
-          <w:i/>
-          <w:sz w:val="23"/>
-        </w:rPr>
-        <w:t>s_{\mathrm{CLIP}}(q,i)=f_q^{\top}f_i,</w:t>
-      </w:r>
+      <m:oMath>
+        <m:r>
+          <m:t>s₍CLIP₎(q,i)=f₍q₎^ᵀf₍i₎.
+  (3.3)</m:t>
+        </m:r>
+      </m:oMath>
     </w:p>
     <w:p>
-      <w:pPr/>
       <w:r>
         <w:t>which is cosine similarity because the vectors are normalised. Separate CLIP-image and CLIP-text baselines used their respective query and candidate modalities without fusion. Deterministic item-ID ordering resolved exact score ties.</w:t>
       </w:r>
@@ -584,13 +458,11 @@
       </w:r>
     </w:p>
     <w:p>
-      <w:pPr/>
       <w:r>
-        <w:t>Fusion weights were examined on validation data only. The formal search and the final confirmatory value belong to different documented stages: the early broad validation search established the behaviour of the fusion surface, while the authoritative study specification fixed 0.40 image/0.60 text for Stage 6. The test set was not used to retune this choice. Representations were cached and hash-bound so that ranking and statistical calculations did not repeatedly invoke the encoders.</w:t>
+        <w:t>Fusion weights were examined on validation data only. The validation search established the behaviour of the fusion surface, after which the authoritative study specification fixed 0.40 image/0.60 text for the Stage-2 confirmatory run. The test set was not used to retune this choice. Representations were cached and hash-bound so that ranking and statistical calculations did not repeatedly invoke the encoders.</w:t>
       </w:r>
     </w:p>
     <w:p>
-      <w:pPr/>
       <w:r>
         <w:t>The experiment records parameter counts, quantisation, device choices, token counts, latency, and model digests where available. It does not report floating-point operations (FLOPs). Accurate FLOP accounting for cached transformer embeddings and quantised Ollama generation would require kernel-level profiling, batch-shape accounting, and a definition of how integer/quantised operations are converted to FLOPs. Those counters were not captured during the frozen runs. A retrospective theoretical estimate would therefore create spurious precision and is not required for any effectiveness or faithfulness claim. The publication analysis itself made zero model calls.</w:t>
       </w:r>
@@ -612,15 +484,13 @@
       </w:r>
     </w:p>
     <w:p>
-      <w:pPr/>
       <w:r>
-        <w:t>The expert knowledge base contained 126 curated rules divided across the five recommended categories. High- and medium-reliability rules were preserved separately: accessories contained 15 high and 11 medium rules; bottoms 17 and 8; outerwear 15 and 10; shoes 14 and 12; and tops 14 and 10. Every record carried a stable rule identifier, rule text, recommended category, applicable query grouping, and reliability label. The knowledge base was supplied and frozen; the project did not use automatic rule authoring.</w:t>
+        <w:t>The final knowledge base contained 200 curated rules, exactly 40 for each recommended category: bags, bottoms, outerwear, shoes, and tops. Every record carried a stable rule identifier, rule text, recommended category, applicable query grouping, and provenance. The knowledge base was supplied and frozen; the project did not use automatic rule authoring.</w:t>
       </w:r>
     </w:p>
     <w:p>
-      <w:pPr/>
       <w:r>
-        <w:t>Rules express styling relationships rather than verified catalogue facts. Examples include complementarity between apparel types, consistency of formality, seasonal layering, or matching dominant colours. This distinction is essential. A generic instruction to recommend colour-compatible items can support the reason for seeking compatibility, but it cannot prove the actual colour of a particular candidate or that a particular pair definitely matches. UIAR therefore uses strict instance-level entailment and does not convert prescriptive advice into product metadata.</w:t>
+        <w:t>Rules express styling relationships rather than verified catalogue facts. Examples include complementarity between apparel types, consistency of formality, seasonal layering, or matching dominant colours. This distinction is essential. A generic instruction to recommend colour-compatible items can support the reason for seeking compatibility, but it cannot prove the actual colour of a particular candidate or that a particular pair definitely matches. The common-reference item-fact analysis therefore uses strict instance-level entailment and does not convert prescriptive advice into product metadata.</w:t>
       </w:r>
     </w:p>
     <w:p>
@@ -632,116 +502,91 @@
       </w:r>
     </w:p>
     <w:p>
-      <w:pPr>
-        <w:jc w:val="center"/>
-      </w:pPr>
       <w:r>
-        <w:drawing>
-          <wp:inline xmlns:a="http://schemas.openxmlformats.org/drawingml/2006/main" xmlns:pic="http://schemas.openxmlformats.org/drawingml/2006/picture">
-            <wp:extent cx="5715000" cy="3175000"/>
-            <wp:docPr id="3" name="Picture 3"/>
-            <wp:cNvGraphicFramePr>
-              <a:graphicFrameLocks noChangeAspect="1"/>
-            </wp:cNvGraphicFramePr>
-            <a:graphic>
-              <a:graphicData uri="http://schemas.openxmlformats.org/drawingml/2006/picture">
-                <pic:pic>
-                  <pic:nvPicPr>
-                    <pic:cNvPr id="0" name="fig_03_evidence_trace.png"/>
-                    <pic:cNvPicPr/>
-                  </pic:nvPicPr>
-                  <pic:blipFill>
-                    <a:blip r:embed="rId13"/>
-                    <a:stretch>
-                      <a:fillRect/>
-                    </a:stretch>
-                  </pic:blipFill>
-                  <pic:spPr>
-                    <a:xfrm>
-                      <a:off x="0" y="0"/>
-                      <a:ext cx="5715000" cy="3175000"/>
-                    </a:xfrm>
-                    <a:prstGeom prst="rect"/>
-                  </pic:spPr>
-                </pic:pic>
-              </a:graphicData>
-            </a:graphic>
-          </wp:inline>
-        </w:drawing>
+        <w:t xml:space="preserve">For each query–candidate pair, the system created a textual representation from the user request, query group, candidate category, and item text. Candidate rules were first filtered by the requested recommendation category. Semantic similarity between the pair representation and rule text was calculated using normalised MiniLM vectors. A query-group bonus and a reliability weight were then applied. In simplified form, rule </w:t>
+      </w:r>
+      <m:oMath>
+        <m:r>
+          <m:t>r</m:t>
+        </m:r>
+      </m:oMath>
+      <w:r>
+        <w:t xml:space="preserve"> received</w:t>
       </w:r>
     </w:p>
     <w:p>
       <w:pPr>
-        <w:pStyle w:val="Caption"/>
         <w:jc w:val="center"/>
       </w:pPr>
+      <m:oMath>
+        <m:r>
+          <m:t>u(q,i,r)=bigl(cos(e₍q₎,i,e₍r₎)+b(q,r)bigr)w₍rel₎(r).
+  (3.4)</m:t>
+        </m:r>
+      </m:oMath>
+    </w:p>
+    <w:p>
       <w:r>
-        <w:rPr>
-          <w:b/>
-        </w:rPr>
-        <w:t>Figure 3.3. Exact five-rule evidence trace used in reranking and explanation</w:t>
+        <w:t xml:space="preserve">where </w:t>
+      </w:r>
+      <m:oMath>
+        <m:r>
+          <m:t>e₍q₎,i</m:t>
+        </m:r>
+      </m:oMath>
+      <w:r>
+        <w:t xml:space="preserve"> is the candidate representation, </w:t>
+      </w:r>
+      <m:oMath>
+        <m:r>
+          <m:t>e₍r₎</m:t>
+        </m:r>
+      </m:oMath>
+      <w:r>
+        <w:t xml:space="preserve"> is the rule embedding, </w:t>
+      </w:r>
+      <m:oMath>
+        <m:r>
+          <m:t>b</m:t>
+        </m:r>
+      </m:oMath>
+      <w:r>
+        <w:t xml:space="preserve"> is the documented query-group bonus, and </w:t>
+      </w:r>
+      <m:oMath>
+        <m:r>
+          <m:t>w₍rel₎</m:t>
+        </m:r>
+      </m:oMath>
+      <w:r>
+        <w:t xml:space="preserve"> is the reliability multiplier. Rules were sorted by weighted contribution with stable rule-ID tie-breaking. The top </w:t>
+      </w:r>
+      <m:oMath>
+        <m:r>
+          <m:t>k=5</m:t>
+        </m:r>
+      </m:oMath>
+      <w:r>
+        <w:t xml:space="preserve"> rules were retained.</w:t>
       </w:r>
     </w:p>
     <w:p>
-      <w:pPr>
-        <w:pStyle w:val="FigureSource"/>
-        <w:jc w:val="center"/>
-      </w:pPr>
-      <w:r>
-        <w:rPr>
-          <w:i/>
-        </w:rPr>
-        <w:t>Source: author-generated from frozen project artifacts.</w:t>
-      </w:r>
-    </w:p>
-    <w:p>
-      <w:pPr/>
-      <w:r>
-        <w:t>For each query–candidate pair, the system created a textual representation from the user request, query group, candidate category, and item text. Candidate rules were first filtered by the requested recommendation category. Semantic similarity between the pair representation and rule text was calculated using normalised MiniLM vectors. A query-group bonus and a reliability weight were then applied. In simplified form, rule \(r\) received</w:t>
-      </w:r>
-    </w:p>
-    <w:p>
-      <w:pPr>
-        <w:spacing w:before="80" w:after="140"/>
-        <w:jc w:val="center"/>
-      </w:pPr>
-      <w:r>
-        <w:rPr>
-          <w:rFonts w:ascii="Cambria Math" w:hAnsi="Cambria Math"/>
-          <w:i/>
-          <w:sz w:val="23"/>
-        </w:rPr>
-        <w:t>u(q,i,r)=\bigl(cos(e_{q,i},e_r)+b(q,r)\bigr)w_{\mathrm{rel}}(r),</w:t>
-      </w:r>
-    </w:p>
-    <w:p>
-      <w:pPr/>
-      <w:r>
-        <w:t>where \(e_{q,i}\) is the candidate representation, \(e_r\) is the rule embedding, \(b\) is the documented query-group bonus, and \(w_{\mathrm{rel}}\) is the reliability multiplier. Rules were sorted by weighted contribution with stable rule-ID tie-breaking. The top \(k=5\) rules were retained.</w:t>
-      </w:r>
-    </w:p>
-    <w:p>
-      <w:pPr/>
       <w:r>
         <w:t>The candidate evidence score was the mean contribution of those five rules,</w:t>
       </w:r>
     </w:p>
     <w:p>
       <w:pPr>
-        <w:spacing w:before="80" w:after="140"/>
         <w:jc w:val="center"/>
       </w:pPr>
-      <w:r>
-        <w:rPr>
-          <w:rFonts w:ascii="Cambria Math" w:hAnsi="Cambria Math"/>
-          <w:i/>
-          <w:sz w:val="23"/>
-        </w:rPr>
-        <w:t>s_E(q,i)=frac{1}{5}∑_{r∈ R_5(q,i)}u(q,i,r).</w:t>
-      </w:r>
+      <m:oMath>
+        <m:r>
+          <m:t>s₍E₎(q,i)=(1)/(5)Σ₍r₎∈ R₍5₎(q,i)u(q,i,r).
+  (3.5)</m:t>
+        </m:r>
+      </m:oMath>
     </w:p>
     <w:p>
-      <w:pPr/>
       <w:r>
         <w:t>The stored trace included every element needed to reproduce this number: the candidate ID; representation hash; rules before and after category filtering; rules excluded and not selected; retrieval rank; similarity; reliability label and weight; query-group bonus; weighted contribution; and final evidence score. B is therefore not a later summary generated for the explanation model. It is the exact trace of the rules that participated in the reranking score.</w:t>
       </w:r>
@@ -755,53 +600,55 @@
       </w:r>
     </w:p>
     <w:p>
-      <w:pPr/>
       <w:r>
-        <w:t>Raw CLIP and evidence scores have different ranges. Within each candidate pool, min–max normalisation converted each to \([0,1]\):</w:t>
+        <w:t xml:space="preserve">Raw CLIP and evidence scores have different ranges. Within each candidate pool, min–max normalisation converted each to </w:t>
+      </w:r>
+      <m:oMath>
+        <m:r>
+          <m:t>[0,1]</m:t>
+        </m:r>
+      </m:oMath>
+      <w:r>
+        <w:t>:</w:t>
       </w:r>
     </w:p>
     <w:p>
       <w:pPr>
-        <w:spacing w:before="80" w:after="140"/>
         <w:jc w:val="center"/>
       </w:pPr>
-      <w:r>
-        <w:rPr>
-          <w:rFonts w:ascii="Cambria Math" w:hAnsi="Cambria Math"/>
-          <w:i/>
-          <w:sz w:val="23"/>
-        </w:rPr>
-        <w:t>\widetilde{s}(i)=frac{s(i)-min_j s(j)}{max_j s(j)-min_j s(j)}.</w:t>
-      </w:r>
+      <m:oMath>
+        <m:r>
+          <m:t>widetildes(i)=
+begincases
+(s(i)-min₍j₎ s(j))/(max₍j₎ s(j)-min₍j₎ s(j)), &amp; max₍j₎ s(j)&gt;min₍j₎ s(j),
+0, &amp; max₍j₎ s(j)=min₍j₎ s(j).
+endcases
+  (3.6)</m:t>
+        </m:r>
+      </m:oMath>
     </w:p>
     <w:p>
-      <w:pPr/>
       <w:r>
         <w:t>If all candidates shared the same score, the deterministic implementation handled the zero range without introducing random noise. The final reranking score was</w:t>
       </w:r>
     </w:p>
     <w:p>
       <w:pPr>
-        <w:spacing w:before="80" w:after="140"/>
         <w:jc w:val="center"/>
       </w:pPr>
+      <m:oMath>
+        <m:r>
+          <m:t>s₍R₎(q,i)=0.75,widetildes₍CLIP₎(q,i)+0.25,widetildes₍E₎(q,i).
+  (3.7)</m:t>
+        </m:r>
+      </m:oMath>
+    </w:p>
+    <w:p>
       <w:r>
-        <w:rPr>
-          <w:rFonts w:ascii="Cambria Math" w:hAnsi="Cambria Math"/>
-          <w:i/>
-          <w:sz w:val="23"/>
-        </w:rPr>
-        <w:t>s_R(q,i)=0.75 \widetilde{s}_{\mathrm{CLIP}}(q,i)+0.25 \widetilde{s}_{E}(q,i).</w:t>
+        <w:t>The 0.75/0.25 setting was chosen through a validation-only Pareto procedure that considered recommendation effectiveness and evidence participation rather than optimising a single metric. Candidate-pool size, rule count, and weights were frozen before testing. The top-ranked reranked item became the locked recommendation. The Stage-2 explanation calls could explain this item but could not replace it. This lock is the methodological bridge between recommendation and explanation experiments: both conditions refer to the same decision, and the trace used for Rule-RAG is the trace stored for that item during reranking.</w:t>
       </w:r>
     </w:p>
     <w:p>
-      <w:pPr/>
-      <w:r>
-        <w:t>The 0.75/0.25 setting was chosen through a validation-only Pareto procedure that considered recommendation effectiveness and evidence participation rather than optimising a single metric. Candidate-pool size, rule count, and weights were frozen before testing. The top-ranked reranked item became the locked recommendation. Stage 7 could explain this item but could not replace it. This lock is the methodological bridge between recommendation and explanation experiments: both conditions refer to the same decision, and the trace used for Rule-RAG is the trace stored for that item at Stage 6.</w:t>
-      </w:r>
-    </w:p>
-    <w:p>
-      <w:pPr/>
       <w:r>
         <w:t>Evidence participation was evaluated independently of hit-rate effectiveness. Diagnostics included whether reranking changed the top item or ordered top five, set overlap at five and ten, mean absolute rank shift in the top-ten union, gains in evidence score at several cut-offs, rule coverage, and Shannon entropy of rule use. This avoids the erroneous inference that a non-significant accuracy difference means the evidence component did nothing. Conversely, substantial reordering does not establish improved recommendation accuracy.</w:t>
       </w:r>
@@ -823,55 +670,87 @@
       </w:r>
     </w:p>
     <w:p>
-      <w:pPr/>
       <w:r>
-        <w:t>An item was relevant if it belonged to the query outfit and matched the requested target category. Multiple positives were allowed. For ranked relevance sequence \(rel_k\), hit rate at \(K\) was</w:t>
+        <w:t xml:space="preserve">An item was relevant if it belonged to the query outfit and matched the requested target category. Multiple positives were allowed. For ranked relevance sequence </w:t>
+      </w:r>
+      <m:oMath>
+        <m:r>
+          <m:t>rel₍k₎</m:t>
+        </m:r>
+      </m:oMath>
+      <w:r>
+        <w:t xml:space="preserve">, hit rate at </w:t>
+      </w:r>
+      <m:oMath>
+        <m:r>
+          <m:t>K</m:t>
+        </m:r>
+      </m:oMath>
+      <w:r>
+        <w:t xml:space="preserve"> was</w:t>
       </w:r>
     </w:p>
     <w:p>
       <w:pPr>
-        <w:spacing w:before="80" w:after="140"/>
         <w:jc w:val="center"/>
       </w:pPr>
-      <w:r>
-        <w:rPr>
-          <w:rFonts w:ascii="Cambria Math" w:hAnsi="Cambria Math"/>
-          <w:i/>
-          <w:sz w:val="23"/>
-        </w:rPr>
-        <w:t>HR@K={1}(∑_{k=1}^{K}rel_k&gt;0).</w:t>
-      </w:r>
+      <m:oMath>
+        <m:r>
+          <m:t>HR@K=𝟙(Σ₍k₎=1⁽K⁾ rel₍k₎&gt;0).
+  (3.8)</m:t>
+        </m:r>
+      </m:oMath>
     </w:p>
     <w:p>
-      <w:pPr/>
       <w:r>
         <w:t>Discounted cumulative gain was</w:t>
       </w:r>
     </w:p>
     <w:p>
       <w:pPr>
-        <w:spacing w:before="80" w:after="140"/>
         <w:jc w:val="center"/>
       </w:pPr>
+      <m:oMath>
+        <m:r>
+          <m:t>DCG@K=Σ₍k₎=1⁽Kfrac2⁾⁽rel⁾₍k₎-1log₍2₎(k+1),
+qquad
+NDCG@K=(DCG@K)/(IDCG@K).
+  (3.9)</m:t>
+        </m:r>
+      </m:oMath>
+    </w:p>
+    <w:p>
       <w:r>
-        <w:rPr>
-          <w:rFonts w:ascii="Cambria Math" w:hAnsi="Cambria Math"/>
-          <w:i/>
-          <w:sz w:val="23"/>
-        </w:rPr>
-        <w:t>DCG@K=∑_{k=1}^{K}frac{2^{rel_k}-1}{\log_2(k+1)},</w:t>
+        <w:t xml:space="preserve">and </w:t>
+      </w:r>
+      <m:oMath>
+        <m:r>
+          <m:t>NDCG@K=DCG@K/IDCG@K</m:t>
+        </m:r>
+      </m:oMath>
+      <w:r>
+        <w:t xml:space="preserve">, where IDCG is the ideal ranking for that case [8]. Reciprocal rank was </w:t>
+      </w:r>
+      <m:oMath>
+        <m:r>
+          <m:t>RR=1/r</m:t>
+        </m:r>
+      </m:oMath>
+      <w:r>
+        <w:t xml:space="preserve"> for the rank </w:t>
+      </w:r>
+      <m:oMath>
+        <m:r>
+          <m:t>r</m:t>
+        </m:r>
+      </m:oMath>
+      <w:r>
+        <w:t xml:space="preserve"> of the first relevant result and zero if no relevant result appeared. Mean reciprocal rank averaged RR across cases. The reported primary cut-off was ten, with ranks one and five retained for diagnostic resolution.</w:t>
       </w:r>
     </w:p>
     <w:p>
-      <w:pPr/>
       <w:r>
-        <w:t>and \(NDCG@K=DCG@K/IDCG@K\), where IDCG is the ideal ranking for that case [8]. Reciprocal rank was \(RR=1/r\) for the rank \(r\) of the first relevant result and zero if no relevant result appeared. Mean reciprocal rank averaged RR across cases. The reported primary cut-off was ten, with ranks one and five retained for diagnostic resolution.</w:t>
-      </w:r>
-    </w:p>
-    <w:p>
-      <w:pPr/>
-      <w:r>
-        <w:t>Five frozen confirmatory methods were compared: MiniLM text, CLIP image, CLIP text, fused CLIP, and evidence reranking. Metrics were reported as micro means over cases, by broad category, and as category macro means. The main scientific contrast compared fused CLIP with evidence reranking, because this isolates the addition of the evidence score to the same multimodal base. An additive Stage 6b analysis subsequently evaluated pinned FashionCLIP 2.0 image, text, and 0.40/0.60 fused representations on the identical 1,000 cases and candidate pools. This domain baseline was not used to retune fusion or select the primary system; it tests whether fashion-domain representation learning changes the bounded recommendation result.</w:t>
+        <w:t>Five frozen confirmatory methods were compared: MiniLM text, CLIP image, CLIP text, fused CLIP, and evidence reranking. Metrics were reported as micro estimates over cases, by target category, and as category macro estimates. The main scientific contrast compared fused CLIP with evidence reranking, because this isolates the addition of the evidence score to the same multimodal base. The frozen run did not add post-confirmatory representation baselines or retune the primary system.</w:t>
       </w:r>
     </w:p>
     <w:p>
@@ -883,7 +762,6 @@
       </w:r>
     </w:p>
     <w:p>
-      <w:pPr/>
       <w:r>
         <w:t>Cases were not treated as fully independent when they shared a query outfit. Confidence intervals and paired contrasts therefore used the query outfit as the bootstrap cluster. For each of 5,000 replicates, complete query-outfit clusters were sampled with replacement, all their cases were retained, and the statistic was recomputed. The 2.5th and 97.5th percentiles formed a 95% interval [9]. Pairing occurred at case level because every method ranked the same candidate pool. The family of 28 predeclared primary method–metric contrasts was corrected using Holm’s sequential procedure [10]. The test-set analysis did not choose a weight, prompt, or model.</w:t>
       </w:r>
@@ -905,7 +783,6 @@
       </w:r>
     </w:p>
     <w:p>
-      <w:pPr/>
       <w:r>
         <w:t>For every locked case, A contained the complete frozen common information made available to both generators: the user request; query-item ID, category, and product text; and locked recommended-item ID, category, and product text. The displayed prompt used minimal names, while the saved packet retained identity and category provenance. No image caption, visual detector, outside catalogue lookup, brand knowledge, or inferred fashion attribute was added.</w:t>
       </w:r>
@@ -919,76 +796,11 @@
       </w:r>
     </w:p>
     <w:p>
-      <w:pPr>
-        <w:jc w:val="center"/>
-      </w:pPr>
-      <w:r>
-        <w:drawing>
-          <wp:inline xmlns:a="http://schemas.openxmlformats.org/drawingml/2006/main" xmlns:pic="http://schemas.openxmlformats.org/drawingml/2006/picture">
-            <wp:extent cx="5715000" cy="3175000"/>
-            <wp:docPr id="4" name="Picture 4"/>
-            <wp:cNvGraphicFramePr>
-              <a:graphicFrameLocks noChangeAspect="1"/>
-            </wp:cNvGraphicFramePr>
-            <a:graphic>
-              <a:graphicData uri="http://schemas.openxmlformats.org/drawingml/2006/picture">
-                <pic:pic>
-                  <pic:nvPicPr>
-                    <pic:cNvPr id="0" name="fig_02_evidence_ablation.png"/>
-                    <pic:cNvPicPr/>
-                  </pic:nvPicPr>
-                  <pic:blipFill>
-                    <a:blip r:embed="rId14"/>
-                    <a:stretch>
-                      <a:fillRect/>
-                    </a:stretch>
-                  </pic:blipFill>
-                  <pic:spPr>
-                    <a:xfrm>
-                      <a:off x="0" y="0"/>
-                      <a:ext cx="5715000" cy="3175000"/>
-                    </a:xfrm>
-                    <a:prstGeom prst="rect"/>
-                  </pic:spPr>
-                </pic:pic>
-              </a:graphicData>
-            </a:graphic>
-          </wp:inline>
-        </w:drawing>
-      </w:r>
-    </w:p>
-    <w:p>
-      <w:pPr>
-        <w:pStyle w:val="Caption"/>
-        <w:jc w:val="center"/>
-      </w:pPr>
-      <w:r>
-        <w:rPr>
-          <w:b/>
-        </w:rPr>
-        <w:t>Figure 3.4. Paired explanation conditions with common context A and trace B</w:t>
-      </w:r>
-    </w:p>
-    <w:p>
-      <w:pPr>
-        <w:pStyle w:val="FigureSource"/>
-        <w:jc w:val="center"/>
-      </w:pPr>
-      <w:r>
-        <w:rPr>
-          <w:i/>
-        </w:rPr>
-        <w:t>Source: author-generated from frozen project artifacts.</w:t>
-      </w:r>
-    </w:p>
-    <w:p>
-      <w:pPr/>
       <w:r>
         <w:t>B contained the five-rule trace described in Section 3.6. It was byte-identical for both conceptual comparisons, although hidden from No-RAG generation. The No-RAG prompt asked for an explanation of why the locked item suited the request using A and imposed the same at-most-75-word instruction used by Rule-RAG. The Rule-RAG prompt displayed A and B in labelled blocks, ordered rules by weighted score, included rule IDs, reliability labels, and scores, required citations, and used the same numerical cap. A/B hashes were stored with every generation record. Thus word-budget assignment is controlled, although observed word counts and the additional Rule-RAG instructions are not identical.</w:t>
       </w:r>
     </w:p>
     <w:p>
-      <w:pPr/>
       <w:r>
         <w:t>The No-RAG condition represents an unconstrained post-hoc rationale, not a condition with no information: it can use explicit product text in A. The Rule-RAG condition represents trace-assisted generation. A claim that restates an explicit material term from a product title may therefore be A-supported in either condition. A claim that follows a styling rule may be B-supported. A claim that invents “waterproof”, “premium leather”, or a definite instance-level colour match without such evidence is unsupported by the supplied evidence, but is not automatically factually false.</w:t>
       </w:r>
@@ -1002,15 +814,13 @@
       </w:r>
     </w:p>
     <w:p>
-      <w:pPr/>
       <w:r>
-        <w:t>Three local, digest-pinned instruction models generated the explanations: Llama 3.2 with 3.2 billion parameters, Mistral with 7.2 billion parameters, and Gemma 3 with 12.2 billion parameters. Each used Q4_K_M quantisation through Ollama 0.32.7. Decoding was deterministic: temperature 0, top-p 1, top-k 1, and seed 42, with a 512-token safety ceiling. The generator roster was frozen before the full experiment.</w:t>
+        <w:t>Three local, digest-pinned instruction models generated the explanations: Gemma 4 12B, Llama 3.1 8B Instruct Q8_0, and Ministral 3 14B Instruct Q4_K_M. The generator roster and decoding configuration were frozen before the full run. Each case--generator combination was attempted in both conditions under the same locked recommendation and common context; only the Rule-RAG prompt received the stored trace.</w:t>
       </w:r>
     </w:p>
     <w:p>
-      <w:pPr/>
       <w:r>
-        <w:t>Five hundred locked cases were sampled from Stage 6, balanced with 100 cases per broad category. Crossing 500 cases, three generators, and two conditions produced 3,000 explanations and 1,500 paired comparisons. Every prompt, response, latency, evaluation count, word count, model digest, and content hash was preserved. Outputs were immutable after generation. Failed-key recovery was permitted only for technical failure; the completed run had no retries, empty texts, malformed texts, trace mismatches, prompt mismatches, or exhausted keys.</w:t>
+        <w:t>Five hundred locked, evidence-eligible cases were sampled from the final recommendation run, balanced with 100 cases each for bags, bottoms, outerwear, shoes, and tops. Crossing 500 cases, three generators, and two conditions produced 3,000 attempted explanation cells. Every prompt, response, latency, word count, model digest, and content hash was preserved. Outputs were immutable after generation. Stage 2 accepted 2,969 cells; the 31 terminal failures were all Llama Rule-RAG outputs that exceeded the shared 75-word limit after the permitted retries. Final comparisons therefore use generator-specific complete pairs only.</w:t>
       </w:r>
     </w:p>
     <w:p>
@@ -1018,92 +828,17 @@
         <w:pStyle w:val="Heading2"/>
       </w:pPr>
       <w:r>
-        <w:t>3.10 Validation-only explanation optimisation</w:t>
+        <w:t>3.10 Validation-only configuration freezing</w:t>
       </w:r>
     </w:p>
     <w:p>
-      <w:pPr>
-        <w:jc w:val="center"/>
-      </w:pPr>
       <w:r>
-        <w:drawing>
-          <wp:inline xmlns:a="http://schemas.openxmlformats.org/drawingml/2006/main" xmlns:pic="http://schemas.openxmlformats.org/drawingml/2006/picture">
-            <wp:extent cx="5715000" cy="3175000"/>
-            <wp:docPr id="5" name="Picture 5"/>
-            <wp:cNvGraphicFramePr>
-              <a:graphicFrameLocks noChangeAspect="1"/>
-            </wp:cNvGraphicFramePr>
-            <a:graphic>
-              <a:graphicData uri="http://schemas.openxmlformats.org/drawingml/2006/picture">
-                <pic:pic>
-                  <pic:nvPicPr>
-                    <pic:cNvPr id="0" name="fig_09_prompt_ablation.png"/>
-                    <pic:cNvPicPr/>
-                  </pic:nvPicPr>
-                  <pic:blipFill>
-                    <a:blip r:embed="rId15"/>
-                    <a:stretch>
-                      <a:fillRect/>
-                    </a:stretch>
-                  </pic:blipFill>
-                  <pic:spPr>
-                    <a:xfrm>
-                      <a:off x="0" y="0"/>
-                      <a:ext cx="5715000" cy="3175000"/>
-                    </a:xfrm>
-                    <a:prstGeom prst="rect"/>
-                  </pic:spPr>
-                </pic:pic>
-              </a:graphicData>
-            </a:graphic>
-          </wp:inline>
-        </w:drawing>
+        <w:t>Before the full run, validation-only sensitivity grids examined fusion, candidate-pool, and evidence-reranking settings. They were used to freeze an image/text mixture of 0.40/0.60, a CLIP/evidence mixture of 0.75/0.25, and five retrieved rules per candidate. The grids are reported as validation evidence rather than pooled with the confirmatory results; no final recommendation, explanation, extraction, or verification outcome was selected after observing the test results.</w:t>
       </w:r>
     </w:p>
     <w:p>
-      <w:pPr>
-        <w:pStyle w:val="Caption"/>
-        <w:jc w:val="center"/>
-      </w:pPr>
       <w:r>
-        <w:rPr>
-          <w:b/>
-        </w:rPr>
-        <w:t>Figure 3.5. Validation-only Rule-RAG prompt ablation</w:t>
-      </w:r>
-    </w:p>
-    <w:p>
-      <w:pPr>
-        <w:pStyle w:val="FigureSource"/>
-        <w:jc w:val="center"/>
-      </w:pPr>
-      <w:r>
-        <w:rPr>
-          <w:i/>
-        </w:rPr>
-        <w:t>Source: author-generated from frozen project artifacts.</w:t>
-      </w:r>
-    </w:p>
-    <w:p>
-      <w:pPr/>
-      <w:r>
-        <w:t>Before the full run, Stage 5 compared six Rule-RAG prompt configurations on validation data. Variables included one, three, or five rules; concise versus detailed grounding instructions; citation requirements; reliability labels; rule scores; ordering; and the word limit. Selection considered support, unsupported rate, contradiction, citation entailment, general quality, clarity, specificity, word-count proximity, malformed output, and latency. Normalised objectives were combined only after identifying the Pareto frontier, so no single noisy metric dictated the prompt.</w:t>
-      </w:r>
-    </w:p>
-    <w:p>
-      <w:pPr/>
-      <w:r>
-        <w:t xml:space="preserve">Configuration </w:t>
-      </w:r>
-      <w:r>
-        <w:rPr>
-          <w:rFonts w:ascii="Consolas" w:hAnsi="Consolas"/>
-          <w:sz w:val="19"/>
-        </w:rPr>
-        <w:t>rag_c3</w:t>
-      </w:r>
-      <w:r>
-        <w:t xml:space="preserve"> was frozen. It used five rules, labelled text evidence, weighted-score order, displayed reliability labels and scores, required citations, used the detailed grounding prompt, and requested no more than 75 words. On its primary validation cohort it achieved support 0.9322, unsupported 0.0678, citation entailment 0.9544, general quality 4.50, clarity 4.63, specificity 4.53, and a mean of 57.07 words. The original 50-case, three-generator pilot was retained as historical validation evidence. A corrective additive follow-up regenerated only its No-RAG side under the shared 75-word instruction: No-RAG/Rule-RAG means were 53.00/59.73 words overall, with zero No-RAG cap violations. Pilot results are not combined with the confirmatory Stage 7–8 estimates.</w:t>
+        <w:t>The final Rule-RAG configuration was also frozen before generation. It displayed five rules in weighted-score order with stable IDs, reliability labels, and contribution information; it asked the generator to cite rules where relevant and imposed the same at-most-75-word cap used in No-RAG. Validation work set this contract and the ranking settings, but no pilot outcome is combined with the final estimates. The confirmatory corpus is solely the 3,000 Stage-2 attempted cells and the frozen Stage-3 and Stage-4 assessments derived from accepted outputs.</w:t>
       </w:r>
     </w:p>
     <w:p>
@@ -1123,20 +858,17 @@
       </w:r>
     </w:p>
     <w:p>
-      <w:pPr/>
       <w:r>
-        <w:t>The complete explanation, rather than a sentence sample, was passed to a frozen Qwen3 8B model with Q4_K_M quantisation. The extractor was instructed to enumerate every independent atomic fashion or styling proposition, split conjunctions where propositions could be independently checked, assign sequential claim IDs, and choose among a fixed schema: body fit, colour, comfort, formality, item type, material, occasion, season, styling relation, trend, visual match, or other. Extraction assessed neither truth nor support. The revised corpus yielded 20,838 claims. Two explanations remained extraction N/A after resumable structured retries; no refusal was detected.</w:t>
+        <w:t>The complete explanation, rather than a sentence sample, was passed to a frozen Qwen 3.5 9B extractor. The extractor enumerated independent atomic fashion or styling propositions, split independently checkable conjunctions, assigned sequential claim IDs, and applied the frozen claim schema. Extraction assessed neither truth nor support. Of 2,969 accepted explanations, 2,965 accepted extractions yielded 17,710 atomic claims; four terminal extraction failures were retained as missing records rather than repaired.</w:t>
       </w:r>
     </w:p>
     <w:p>
-      <w:pPr/>
       <w:r>
         <w:t xml:space="preserve">Claim role was assigned deterministically after extraction. </w:t>
       </w:r>
       <w:r>
         <w:rPr>
           <w:rFonts w:ascii="Consolas" w:hAnsi="Consolas"/>
-          <w:sz w:val="19"/>
         </w:rPr>
         <w:t>item_type</w:t>
       </w:r>
@@ -1153,15 +885,85 @@
       </w:r>
     </w:p>
     <w:p>
-      <w:pPr/>
       <w:r>
-        <w:t>The verifier received the extracted claims, complete A, exact B, and observed citations. For each claim it returned support status, support sources, supporting rule IDs, citation entailment, and a brief reason. Support status had four states: supported, unsupported, contradicted, and not verifiable. “Unsupported” means not entailed by the supplied A/B evidence. “Contradicted” was reserved for affirmative conflict. “Not verifiable” covered evaluative or otherwise non-checkable propositions. Support sources were multi-label: A, B, both, or neither.</w:t>
+        <w:t xml:space="preserve">Phi-4 14B verified each extracted claim against complete context A, exact trace B, the record-specific full-KB candidate packet, and observed citations. The final schema preserves four distinct outcomes: </w:t>
+      </w:r>
+      <w:r>
+        <w:rPr>
+          <w:rFonts w:ascii="Consolas" w:hAnsi="Consolas"/>
+        </w:rPr>
+        <w:t>trace_support</w:t>
+      </w:r>
+      <w:r>
+        <w:t xml:space="preserve">, </w:t>
+      </w:r>
+      <w:r>
+        <w:rPr>
+          <w:rFonts w:ascii="Consolas" w:hAnsi="Consolas"/>
+        </w:rPr>
+        <w:t>full_kb_support</w:t>
+      </w:r>
+      <w:r>
+        <w:t xml:space="preserve">, </w:t>
+      </w:r>
+      <w:r>
+        <w:rPr>
+          <w:rFonts w:ascii="Consolas" w:hAnsi="Consolas"/>
+        </w:rPr>
+        <w:t>common_reference_support</w:t>
+      </w:r>
+      <w:r>
+        <w:t xml:space="preserve">, and </w:t>
+      </w:r>
+      <w:r>
+        <w:rPr>
+          <w:rFonts w:ascii="Consolas" w:hAnsi="Consolas"/>
+        </w:rPr>
+        <w:t>citation_entailment</w:t>
+      </w:r>
+      <w:r>
+        <w:t xml:space="preserve">. A </w:t>
+      </w:r>
+      <w:r>
+        <w:rPr>
+          <w:rFonts w:ascii="Consolas" w:hAnsi="Consolas"/>
+        </w:rPr>
+        <w:t>not_supported</w:t>
+      </w:r>
+      <w:r>
+        <w:t xml:space="preserve"> value means that the specified evidence packet does not entail the claim under the frozen closed-world protocol; it is not a statement that the claim is false.</w:t>
       </w:r>
     </w:p>
     <w:p>
-      <w:pPr/>
       <w:r>
-        <w:t>Role independence was strengthened by assigning verification to digest-pinned Mistral 7.2B while Qwen3 8B remained the extractor and paired judge. Extraction and verification were therefore cross-model, although Mistral was also one of the three generators and no human validation was introduced. Twenty verification rows remained N/A, giving 2,980 actual verifier outputs and 20,618 verified claims. A deterministic normaliser removed duplicate sources, invalid rule identifiers, inappropriate citation values on uncited claims, and inconsistent source/status combinations according to conservative rules. It never generated a new semantic judgment. Exactly 1,280 verifier outputs (42.95%) required at least one structural normalisation; normalised and unnormalised strata were retained for sensitivity description.</w:t>
+        <w:t xml:space="preserve">Using Phi-4 for verification separates the verifier from the Qwen 3.5 extractor and from the three explanation generators. Stage 4 accepted 2,861 verification records covering 16,804 claims; 104 terminal verification records were retained rather than imputed. A deterministic consistency correction then changed only </w:t>
+      </w:r>
+      <w:r>
+        <w:rPr>
+          <w:rFonts w:ascii="Consolas" w:hAnsi="Consolas"/>
+        </w:rPr>
+        <w:t>full_kb_support</w:t>
+      </w:r>
+      <w:r>
+        <w:t xml:space="preserve"> from </w:t>
+      </w:r>
+      <w:r>
+        <w:rPr>
+          <w:rFonts w:ascii="Consolas" w:hAnsi="Consolas"/>
+        </w:rPr>
+        <w:t>not_supported</w:t>
+      </w:r>
+      <w:r>
+        <w:t xml:space="preserve"> to </w:t>
+      </w:r>
+      <w:r>
+        <w:rPr>
+          <w:rFonts w:ascii="Consolas" w:hAnsi="Consolas"/>
+        </w:rPr>
+        <w:t>supported</w:t>
+      </w:r>
+      <w:r>
+        <w:t xml:space="preserve"> for 163 claims that were trace-supported after confirming that the trace rule occurred in the same record's full-KB packet. This enforces the trace-subset invariant without adding a semantic judgement or rerunning a model.</w:t>
       </w:r>
     </w:p>
     <w:p>
@@ -1177,33 +979,63 @@
         <w:pStyle w:val="Heading3"/>
       </w:pPr>
       <w:r>
-        <w:t>3.12.1 Decision-Trace Alignment</w:t>
+        <w:t>3.12.1 Reranking-trace claim support</w:t>
       </w:r>
     </w:p>
     <w:p>
-      <w:pPr/>
       <w:r>
-        <w:t>DTA uses B as a common reference for both conditions and includes only substantive claims:</w:t>
+        <w:t xml:space="preserve">For an explanation </w:t>
+      </w:r>
+      <m:oMath>
+        <m:r>
+          <m:t>E</m:t>
+        </m:r>
+      </m:oMath>
+      <w:r>
+        <w:t xml:space="preserve"> with extracted claims </w:t>
+      </w:r>
+      <m:oMath>
+        <m:r>
+          <m:t>C(E)</m:t>
+        </m:r>
+      </m:oMath>
+      <w:r>
+        <w:t xml:space="preserve">, reranking-trace claim support is the proportion supported by the exact trace </w:t>
+      </w:r>
+      <m:oMath>
+        <m:r>
+          <m:t>B₍q₎</m:t>
+        </m:r>
+      </m:oMath>
+      <w:r>
+        <w:t>:</w:t>
       </w:r>
     </w:p>
     <w:p>
       <w:pPr>
-        <w:spacing w:before="80" w:after="140"/>
         <w:jc w:val="center"/>
       </w:pPr>
+      <m:oMath>
+        <m:r>
+          <m:t>TraceSupport(E)=
+fracΣ₍c₎∈ C(E)𝟙[trace₍support₎(c)=supported]
+lvert C(E)rvert.
+  (3.10)</m:t>
+        </m:r>
+      </m:oMath>
+    </w:p>
+    <w:p>
+      <w:r>
+        <w:t xml:space="preserve">The numerator counts only claims with the canonical </w:t>
+      </w:r>
       <w:r>
         <w:rPr>
-          <w:rFonts w:ascii="Cambria Math" w:hAnsi="Cambria Math"/>
-          <w:i/>
-          <w:sz w:val="23"/>
+          <w:rFonts w:ascii="Consolas" w:hAnsi="Consolas"/>
         </w:rPr>
-        <w:t>DTA(E)=frac{\#\{c∈ C_S(E):B⊨ c\}}{|C_S(E)|},</w:t>
+        <w:t>trace_support = supported</w:t>
       </w:r>
-    </w:p>
-    <w:p>
-      <w:pPr/>
       <w:r>
-        <w:t>where \(C_S(E)\) is the set of substantive claims. A claim counts as entailed only when the saved verifier labels it supported by rule evidence and supplies at least one exact supporting rule ID. Micro DTA pools claims before division. Macro DTA computes the rate within each eligible explanation and averages explanation rates. For No-RAG, the result is post-hoc B alignment because B was not visible at generation. For Rule-RAG, it is decision-trace faithfulness because B was supplied and requested as the basis of the explanation.</w:t>
+        <w:t xml:space="preserve"> label. The denominator is the number of verified claims in that explanation. For No-RAG, a positive label is post-hoc agreement with hidden B; for Rule-RAG, it is support from evidence made visible at generation. Aggregate results use generator-specific complete pairs and case-clustered resampling rather than unpaired marginal totals.</w:t>
       </w:r>
     </w:p>
     <w:p>
@@ -1211,73 +1043,67 @@
         <w:pStyle w:val="Heading3"/>
       </w:pPr>
       <w:r>
-        <w:t>3.12.2 Unsupported Item-Attribute Rate</w:t>
+        <w:t>3.12.2 Full-KB and common-reference support</w:t>
       </w:r>
     </w:p>
     <w:p>
-      <w:pPr/>
       <w:r>
-        <w:t>UIAR targets a conservative subset of concrete claims about the actual query or recommended item: colour, material, pattern or design detail, fit or silhouette, construction, physical characteristics, concrete product or brand properties, and comfort or season when asserted as an item property. Subjective styling judgments—such as “the pairing is sophisticated” or “one style balances another”—remain outside UIAR unless they also assert a concrete property.</w:t>
-      </w:r>
-    </w:p>
-    <w:p>
-      <w:pPr/>
-      <w:r>
-        <w:t xml:space="preserve">A deterministic classifier uses extracted claim type, lexical physical-property markers, predicate form, and whether the claim identifies an actual case item. Uncertain mixed claims enter an </w:t>
-      </w:r>
-      <w:r>
-        <w:rPr>
-          <w:rFonts w:ascii="Consolas" w:hAnsi="Consolas"/>
-          <w:sz w:val="19"/>
-        </w:rPr>
-        <w:t>ambiguous</w:t>
-      </w:r>
-      <w:r>
-        <w:t xml:space="preserve"> bucket rather than the denominator. A support is evaluated against the complete frozen context, including product text rather than only an item name. Outside brand knowledge and visual inference are prohibited. In Rule-RAG, B may add support only if a rule strictly entails that instance-level property; generic prescriptions cannot establish it. The metric is</w:t>
+        <w:t>Full-KB support uses the same verified claim set but asks whether a claim is supported anywhere in that record's final KB candidate packet. It is broader than trace support: it establishes knowledge-grounding, not that the supporting rule numerically contributed to reranking. The final invariant requires every trace-supported claim to be full-KB-supported.</w:t>
       </w:r>
     </w:p>
     <w:p>
       <w:pPr>
-        <w:spacing w:before="80" w:after="140"/>
         <w:jc w:val="center"/>
       </w:pPr>
+      <m:oMath>
+        <m:r>
+          <m:t>FullKBSupport(E)=
+fracΣ₍c₎∈ C(E)𝟙[full₍kb₎₍support₎(c)=supported]
+lvert C(E)rvert.
+  (3.11)</m:t>
+        </m:r>
+      </m:oMath>
+    </w:p>
+    <w:p>
       <w:r>
-        <w:rPr>
-          <w:rFonts w:ascii="Cambria Math" w:hAnsi="Cambria Math"/>
-          <w:i/>
-          <w:sz w:val="23"/>
-        </w:rPr>
-        <w:t>UIAR(E)=frac{\#\{c∈ C_A(E): A\not⊨ c\ ∧\ B_{visible}\not⊨ c\}}{|C_A(E)|},</w:t>
+        <w:t xml:space="preserve">For UIFR, </w:t>
+      </w:r>
+      <m:oMath>
+        <m:r>
+          <m:t>C₍I₎(E)</m:t>
+        </m:r>
+      </m:oMath>
+      <w:r>
+        <w:t xml:space="preserve"> contains only eligible concrete item-fact claims. Explanations with no eligible claim receive no invented zero, and the paired UIFR comparison includes only cases eligible in both conditions. This deliberately restrictive denominator is why UIFR is secondary and much less precise than the support-rate outcomes.</w:t>
       </w:r>
     </w:p>
     <w:p>
-      <w:pPr/>
       <w:r>
-        <w:t>where \(C_A(E)\) is the eligible item-attribute subset and \(B_{visible}=\varnothing\) for No-RAG. Zero-eligible explanations receive no invented zero and are absent from macro UIAR. The paired contrast uses only matched pairs where both sides contain at least one eligible claim.</w:t>
+        <w:t xml:space="preserve">For the restricted eligible item-fact claims </w:t>
       </w:r>
-    </w:p>
-    <w:p>
-      <w:pPr/>
+      <m:oMath>
+        <m:r>
+          <m:t>C₍I₎(E)</m:t>
+        </m:r>
+      </m:oMath>
       <w:r>
-        <w:t>Unsupported Attribute Density addresses verbosity:</w:t>
+        <w:t>, the common-reference Unsupported Item-Fact Rate is</w:t>
       </w:r>
     </w:p>
     <w:p>
       <w:pPr>
-        <w:spacing w:before="80" w:after="140"/>
         <w:jc w:val="center"/>
       </w:pPr>
-      <w:r>
-        <w:rPr>
-          <w:rFonts w:ascii="Cambria Math" w:hAnsi="Cambria Math"/>
-          <w:i/>
-          <w:sz w:val="23"/>
-        </w:rPr>
-        <w:t>UAD(E)=100\timesfrac{\#text{ unsupported eligible attribute claims}}{text{explanation word count}}.</w:t>
-      </w:r>
+      <m:oMath>
+        <m:r>
+          <m:t>UIFR(E)=
+fracΣ₍c₎∈ C₍I₎(E)𝟙[common₍reference₎₍support₎(c)=not₍supported₎]
+lvert C₍I₎(E)rvert.
+  (3.12)</m:t>
+        </m:r>
+      </m:oMath>
     </w:p>
     <w:p>
-      <w:pPr/>
       <w:r>
         <w:t>This is a sensitivity metric, not the primary measure, because the opportunity to make claims does not necessarily grow linearly with words.</w:t>
       </w:r>
@@ -1287,45 +1113,28 @@
         <w:pStyle w:val="Heading3"/>
       </w:pPr>
       <w:r>
-        <w:t>3.12.3 Citation precision and coverage</w:t>
+        <w:t>3.12.3 Citation entailment</w:t>
       </w:r>
     </w:p>
     <w:p>
-      <w:pPr/>
       <w:r>
         <w:t>Citation metrics apply only to Rule-RAG. A cited claim is valid only when an observed rule citation intersects the verifier’s exact supporting rule IDs, the rule supports the claim, and citation entailment is true:</w:t>
       </w:r>
     </w:p>
     <w:p>
       <w:pPr>
-        <w:spacing w:before="80" w:after="140"/>
         <w:jc w:val="center"/>
       </w:pPr>
-      <w:r>
-        <w:rPr>
-          <w:rFonts w:ascii="Cambria Math" w:hAnsi="Cambria Math"/>
-          <w:i/>
-          <w:sz w:val="23"/>
-        </w:rPr>
-        <w:t>Precision_{cite}=frac{\#text{ validly cited claims}}{\#text{ claims carrying an evaluated citation}},</w:t>
-      </w:r>
+      <m:oMath>
+        <m:r>
+          <m:t>CitationEntailment(E)=
+fracΣ₍c₎∈ C₍cited₎(E)𝟙[citation₍entailment₎(c)=entails]
+lvert C₍cited₎(E)rvert.
+  (3.14)</m:t>
+        </m:r>
+      </m:oMath>
     </w:p>
     <w:p>
-      <w:pPr>
-        <w:spacing w:before="80" w:after="140"/>
-        <w:jc w:val="center"/>
-      </w:pPr>
-      <w:r>
-        <w:rPr>
-          <w:rFonts w:ascii="Cambria Math" w:hAnsi="Cambria Math"/>
-          <w:i/>
-          <w:sz w:val="23"/>
-        </w:rPr>
-        <w:t>Coverage_{cite}=frac{\#text{ rule-requiring substantive claims with a valid citation}}{\#text{ substantive claims requiring rule support}}.</w:t>
-      </w:r>
-    </w:p>
-    <w:p>
-      <w:pPr/>
       <w:r>
         <w:t>No-RAG is reported as N/A, not zero. Precision and coverage are distinct from citation presence. A model can cite frequently yet attach the wrong rule, or cite validly on selected claims while leaving other rule-dependent claims uncited.</w:t>
       </w:r>
@@ -1335,19 +1144,12 @@
         <w:pStyle w:val="Heading3"/>
       </w:pPr>
       <w:r>
-        <w:t>3.12.4 Secondary grounding views</w:t>
+        <w:t>3.12.4 Scope of the metric set</w:t>
       </w:r>
     </w:p>
     <w:p>
-      <w:pPr/>
       <w:r>
-        <w:t>Visible-evidence grounding preserves the originally defined evidence boundary: No-RAG is checked against A, while Rule-RAG is checked against A+B. It remains secondary because the comparison changes the visible evidence set and therefore does not use a common reference. A shared-reference A+B view is also retained: for No-RAG it is explicitly post-hoc alignment, while for Rule-RAG it coincides with visible support. Neither secondary view replaces DTA or UIAR.</w:t>
-      </w:r>
-    </w:p>
-    <w:p>
-      <w:pPr/>
-      <w:r>
-        <w:t>An Evidence Overreach Rate is not reported. Reliable separation of fully supported, partially supported/overstated, and unsupported claims would require independent annotation not present in the final study. Creating an automated value from the existing binary/nominal verifier fields would imply resolution the data do not contain.</w:t>
+        <w:t>The final metric set deliberately keeps distinct evidence boundaries rather than collapsing them into one broad grounding score. Trace support is the primary decision-faithfulness outcome, full-KB support is the broader rule-grounding outcome, UIFR is the restricted common-reference item-fact sensitivity, and citation entailment evaluates a cited Rule-RAG relation. No separate condition-specific support score or evidence-overreach rate is reported, because the frozen Stage-4 schema does not provide a common denominator or an independently annotated partial-entailment scale for either construct.</w:t>
       </w:r>
     </w:p>
     <w:p>
@@ -1355,45 +1157,67 @@
         <w:pStyle w:val="Heading2"/>
       </w:pPr>
       <w:r>
-        <w:t>3.13 General explanation-quality judging</w:t>
+        <w:t>3.13 Final paired inference</w:t>
       </w:r>
     </w:p>
     <w:p>
-      <w:pPr/>
       <w:r>
-        <w:t>Each pair was presented to the frozen Qwen3 judge with position randomised deterministically. The judge scored each explanation separately from 1 (very poor) to 5 (excellent) on input consistency, general quality, clarity, specificity, hallucination control, and evidence-use correctness. Higher values always indicated better performance. The prompt prohibited naming conditions and excluded word-limit compliance from the scales. Position assignment and the two explanation hashes were saved.</w:t>
+        <w:t>For every final explanation outcome, the estimand was the paired Rule-RAG minus No-RAG difference. Analysis first retained complete pairs within each generator: 474 for Gemma, 438 for Llama, and 456 for Ministral. Generator-specific differences were then averaged within a case whenever more than one generator pair was available, yielding 498 paired cases for the primary analysis. This avoids treating unequal marginal condition totals as if they formed paired observations.</w:t>
       </w:r>
     </w:p>
     <w:p>
-      <w:pPr/>
       <w:r>
-        <w:t>The publication analysis calculated paired Rule-RAG minus No-RAG differences for all 1,500 case–generator pairs. Ninety-five per cent confidence intervals used 2,000 case-cluster bootstrap replicates. Two-sided Wilcoxon signed-rank tests assessed paired score differences, Holm-adjusted across the six dimensions within each reported scope. Paired standardised effect size was</w:t>
+        <w:t xml:space="preserve">For metric </w:t>
+      </w:r>
+      <m:oMath>
+        <m:r>
+          <m:t>m</m:t>
+        </m:r>
+      </m:oMath>
+      <w:r>
+        <w:t>, the case-level contrast was</w:t>
       </w:r>
     </w:p>
     <w:p>
       <w:pPr>
-        <w:spacing w:before="80" w:after="140"/>
         <w:jc w:val="center"/>
       </w:pPr>
-      <w:r>
-        <w:rPr>
-          <w:rFonts w:ascii="Cambria Math" w:hAnsi="Cambria Math"/>
-          <w:i/>
-          <w:sz w:val="23"/>
-        </w:rPr>
-        <w:t>d_z=frac{overline{D}}{s_D},</w:t>
-      </w:r>
+      <m:oMath>
+        <m:r>
+          <m:t>widehatΔ₍m₎=
+(1)/(|Q|)Σ₍q₎∈ Q
+((1)/(|G₍q₎|)Σ₍g₎∈ G₍qd₎₍qg₎^(m)).
+  (3.15)</m:t>
+        </m:r>
+      </m:oMath>
     </w:p>
     <w:p>
-      <w:pPr/>
       <w:r>
-        <w:t>where \(D\) is the within-pair score difference. This scale is descriptive because integer judge scores are bounded and concentrated near five in Rule-RAG.</w:t>
+        <w:t xml:space="preserve">where </w:t>
       </w:r>
-    </w:p>
-    <w:p>
-      <w:pPr/>
+      <m:oMath>
+        <m:r>
+          <m:t>d₍qg₎^(m)</m:t>
+        </m:r>
+      </m:oMath>
       <w:r>
-        <w:t>To address RQ3, Spearman rank correlations related explanation-level DTA, UIAR, unsupported-attribute density, visible support, and word count to each judge dimension within condition [11]. Within-condition estimation avoids producing a large correlation merely because both metrics differ between conditions. A second analysis correlated paired changes in each targeted metric with paired judge-score changes. Correlation indicates concordance, not interchangeable validity.</w:t>
+        <w:t xml:space="preserve"> is the generator-specific paired difference and </w:t>
+      </w:r>
+      <m:oMath>
+        <m:r>
+          <m:t>G₍q₎</m:t>
+        </m:r>
+      </m:oMath>
+      <w:r>
+        <w:t xml:space="preserve"> is the set of complete generator pairs for case </w:t>
+      </w:r>
+      <m:oMath>
+        <m:r>
+          <m:t>q</m:t>
+        </m:r>
+      </m:oMath>
+      <w:r>
+        <w:t>. Percentile 95% confidence intervals were obtained from 5,000 bootstrap resamples of case IDs. Holm correction was applied to the predeclared family of primary support, UIFR, and trace-density contrasts. Citation entailment is summarised descriptively for Rule-RAG because it has no No-RAG counterpart.</w:t>
       </w:r>
     </w:p>
     <w:p>
@@ -1405,27 +1229,28 @@
       </w:r>
     </w:p>
     <w:p>
-      <w:pPr/>
       <w:r>
-        <w:t>Primary DTA and UIAR differences were estimated separately for the three generators and five categories using the same paired definitions. A cluster-bootstrap covariance matrix supported a Wald test of equality across subgroup effects. These interaction-style tests answer whether the magnitude, rather than merely the sign, differs by generator or category. UIAR subgroup results are interpreted cautiously because only 362 pairs are jointly eligible.</w:t>
+        <w:t>Primary trace-support, full-KB-support, and trace-density differences were estimated separately for the three generators and five categories using the same complete-pair rule. These subgroup estimates test directional stability rather than generalisation beyond the evaluated roster. UIFR subgroup analyses are especially cautious because the common-reference item-fact criterion yields a small jointly eligible set.</w:t>
       </w:r>
     </w:p>
     <w:p>
-      <w:pPr/>
       <w:r>
-        <w:t>Leave-one-generator-out sensitivity recomputed the pooled DTA and UIAR contrast three times, omitting Gemma, Llama, or Mistral. A conclusion that reverses after removing one generator would be dependent on that model; a stable sign and interval indicates broader directional robustness within the tested roster. This is still not evidence for all language models.</w:t>
+        <w:t>Missingness was retained as an observable property of the pipeline. The 31 terminal explanation failures were confined to Llama Rule-RAG outputs that exceeded the shared word cap after permitted retries; this produces the smaller Llama complete-pair count and rules out a misleading all-generator balanced-total calculation. Four accepted explanations did not yield accepted claim extraction, and 104 verification records remained terminal. Neither source corpus was silently completed, imputed, or regenerated. Stage 5 reports attempted and accepted denominators alongside the complete-pair analysis, and support rates are calculated only from the verified claims available under the frozen schema. This is conservative: it preserves the distinction between an unobserved assessment and a claim that the verifier labelled not supported.</w:t>
       </w:r>
     </w:p>
     <w:p>
-      <w:pPr/>
       <w:r>
-        <w:t>The predeclared length sensitivity selected the ten smallest absolute word-gap pairs for each generator, giving 30 pairs. It is explicitly sensitivity-only. In the revised corpus these pairs averaged 54.17 No-RAG and 54.37 Rule-RAG words, with a mean absolute paired gap of 0.33 words. Selection on observed length still creates a specialised cohort, and UIAR remains sensitive to how many explanations contain eligible concrete attributes, so this analysis complements rather than replaces the full paired estimates.</w:t>
+        <w:t>The bootstrap unit also follows the pairing structure rather than the number of generated texts. A case can contribute up to three generator-specific pairs, so resampling every text independently would understate uncertainty by treating correlated outputs as unrelated observations. Resampling case IDs retains all complete generator pairs for each selected case and repeats the within-case averaging rule. Generator-specific estimates retain their own complete pairs, while category summaries are based on the same frozen case and generator identifiers. This makes the overall and subgroup analyses traceable to one coherent unit of inference, even though the available pair counts differ across generators.</w:t>
       </w:r>
     </w:p>
     <w:p>
-      <w:pPr/>
       <w:r>
-        <w:t>Qualitative examples were selected deterministically to avoid manual cherry-picking. Within each category, the algorithm found the pair closest to that category’s median paired DTA change and median unsupported-attribute-density change; SHA-256 ordering broke ties. The resulting five pairs present common A, exact B, No-RAG and Rule-RAG texts, and their automated metrics. Examples illustrate mechanisms and failure modes but do not replace corpus estimates.</w:t>
+        <w:t>The analysis distinguishes support prevalence from claim opportunity. A shorter text can contain fewer substantive propositions, whereas a longer text can provide more opportunities both for supported relational statements and for unsupported item details. Trace-supported-claim density, expressed per 100 generated words, therefore complements the support-rate outcomes. UIFR does not receive a forced denominator adjustment because its eligibility is defined by the presence of concrete item-fact claims in both conditions; its restricted complete-pair estimate is reported separately rather than extrapolated to explanations that made no eligible assertion. These choices make the final estimands narrower, but also prevent a broad claim of factual reliability from being inferred from a source-specific support result.</w:t>
+      </w:r>
+    </w:p>
+    <w:p>
+      <w:r>
+        <w:t>Qualitative examples were selected from frozen records to illustrate the distinction between relational styling statements and unsupported candidate attributes, along with the use and limits of rule citations. Examples preserve their common context, trace, generated text, and canonical assessment fields. They aid interpretation but do not replace corpus-level estimates.</w:t>
       </w:r>
     </w:p>
     <w:p>
@@ -1437,31 +1262,27 @@
       </w:r>
     </w:p>
     <w:p>
-      <w:pPr/>
       <w:r>
-        <w:t xml:space="preserve">The implementation used Python 3.12 on Windows 11. Embedding and LLM stages were configured for CUDA where available; the clean Stage 3 validation also recorded CPU float32 checks. The repository pins dependencies through </w:t>
+        <w:t xml:space="preserve">The implementation used Python 3.12 on Windows 11. Embedding and LLM stages were configured for CUDA where available. The repository pins dependencies through </w:t>
       </w:r>
       <w:r>
         <w:rPr>
           <w:rFonts w:ascii="Consolas" w:hAnsi="Consolas"/>
-          <w:sz w:val="19"/>
         </w:rPr>
         <w:t>uv.lock</w:t>
       </w:r>
       <w:r>
-        <w:t>, model revisions or immutable local digests, dataset revision, random seeds, and canonical configuration hashes. Major tables, figures, JSONL corpora, and manifests are SHA-256 bound. Ruff linting and a 72-test suite cover data leakage, deterministic ranking, rule retrieval, prompt separation, schemas, refusal handling, statistics, and artifact integrity. Stage 10 validates all principal output hashes and records the release boundary.</w:t>
+        <w:t>, model revisions or immutable local digests, dataset revision, random seeds, and canonical configuration hashes. Major tables, figures, JSONL corpora, and manifests are SHA-256 bound. Ruff linting and the project test suite cover data leakage, deterministic ranking, rule retrieval, prompt separation, schemas, refusal handling, statistics, artifact integrity, and the trace-support-to-full-KB-support invariant. Stage 5 validates principal output hashes and records the release boundary.</w:t>
       </w:r>
     </w:p>
     <w:p>
-      <w:pPr/>
       <w:r>
         <w:t>The study uses catalogue images and descriptions from a research dataset and makes no inference about protected personal attributes. It is not a safety-critical wardrobe adviser, product-authentication system, or factual catalogue service. Product text may be noisy, and outfit co-occurrence reflects platform curation rather than universal taste. Generated explanations must therefore be read as system outputs about supplied records, not authoritative fashion or product claims.</w:t>
       </w:r>
     </w:p>
     <w:p>
-      <w:pPr/>
       <w:r>
-        <w:t>Automated assessment presents a more important validity limitation. Extraction and judging use Qwen3 8B, while verification uses Mistral 7.2B; this separates claim construction from entailment but does not establish either model's semantic accuracy. The deterministic UIAR classifier improves transparency but cannot resolve every mixed natural-language claim; its ambiguous bucket trades coverage for precision. No human ratings, independent external annotations, or EOR audit are included. The strongest warranted conclusion is comparative: under this frozen system evaluator, access to the exact five-rule trace changes measured visible grounding, unsupported concrete assertions, citations, and quality scores. It does not establish human preference, factual correctness in the world, or causal faithfulness to every internal neural computation.</w:t>
+        <w:t>Automated assessment presents a more important validity limitation. Qwen 3.5 9B extracts claims and Phi-4 14B verifies them; this separates claim construction from entailment but does not establish either model's semantic accuracy. The restricted UIFR definition improves source-boundary transparency but cannot resolve every mixed natural-language claim. No human ratings, independent external annotations, or partial-entailment audit are included. The strongest warranted conclusion is comparative: under this frozen system evaluator, access to the exact five-rule trace changes measured trace support, full-KB support, trace-supported-claim density, and citation-related provenance. It does not establish human preference, factual correctness in the world, or causal faithfulness to every internal neural computation.</w:t>
       </w:r>
     </w:p>
     <w:p>
@@ -1473,15 +1294,13 @@
       </w:r>
     </w:p>
     <w:p>
-      <w:pPr/>
       <w:r>
-        <w:t>The methodology connects recommendation and explanation through a locked decision and an exact symbolic trace. Multimodal CLIP retrieval supplies the base ranking; a category-filtered expert rule base contributes an evidence score; validation-only selection freezes the fusion and reranking design; and the confirmatory evaluation quantifies both recommendation effectiveness and ranking change. The explanation experiment holds recommendation identity constant while varying access to B across three generators and five categories. Atomic claims, strict source attribution, DTA, UIAR, citation integrity, general judging, cluster-aware paired inference, heterogeneity tests, and deterministic examples provide complementary views of the output.</w:t>
+        <w:t>The methodology connects recommendation and explanation through a locked decision and an exact symbolic trace. Multimodal CLIP retrieval supplies the base ranking; a category-filtered expert rule base contributes an evidence score; validation-only selection freezes the fusion and reranking design; and the confirmatory evaluation quantifies both recommendation effectiveness and ranking change. The explanation experiment holds recommendation identity constant while varying access to B across three generators and five categories. Atomic claims, trace and full-KB support, common-reference UIFR, citation entailment, complete-pair inference, subgroup estimates, and frozen qualitative examples provide complementary views of the output.</w:t>
       </w:r>
     </w:p>
     <w:p>
-      <w:pPr/>
       <w:r>
-        <w:t>The design’s principal strength is traceability. Every reported explanation is connected to a specific A packet, B trace, generator digest, locked candidate, claim list, verification record, and judge record. Its principal limitation is equally clear: the final thesis experiment stops at automated system evaluation. Chapter 4 therefore reports strong quantitative differences without treating them as independently human-validated truth.</w:t>
+        <w:t>The design’s principal strength is traceability. Every reported explanation is connected to a specific A packet, B trace, generator digest, locked candidate, claim list, and verification record. Its principal limitation is equally clear: the final thesis experiment stops at automated system evaluation. Chapter 4 therefore reports quantitative differences without treating them as independently human-validated truth.</w:t>
       </w:r>
     </w:p>
     <w:p>
@@ -1493,44 +1312,33 @@
       </w:r>
     </w:p>
     <w:p>
-      <w:pPr/>
       <w:r>
-        <w:t>Several controls were applied before results were interpreted. Construct validity was protected by refusing to collapse all explanation properties into a single “grounding” score. DTA addresses agreement with the actual rule trace, UIAR addresses a narrow class of concrete product assertions, citation precision addresses whether an attached citation entails its claim, and the six judge dimensions address user-facing form. These measures can move differently. For example, an explanation can accurately paraphrase B while adding an unsupported material claim, or it can be concise and clear while citing only some of its rule-dependent propositions. Reporting each rate separately prevents one favourable dimension from concealing another failure.</w:t>
+        <w:t>Several controls were applied before results were interpreted. Construct validity was protected by refusing to collapse all explanation properties into a single “grounding” score. Trace support addresses agreement with the actual rule trace, full-KB support addresses broader rule grounding, UIFR addresses a narrow class of concrete product assertions, and citation entailment addresses whether an attached rule supports its claim. These measures can move differently. For example, an explanation can accurately paraphrase B while adding an unsupported material claim, or it can use a citation that does not entail the proposition it accompanies. Reporting each rate separately prevents one favourable dimension from concealing another failure.</w:t>
       </w:r>
     </w:p>
     <w:p>
-      <w:pPr/>
       <w:r>
-        <w:t>Internal validity depended on pairing and freezing. The recommendation, A packet, B packet, generator, and case were identical within each No-RAG/Rule-RAG comparison. Outputs were not edited to equalise length, remove refusals, repair citations, or improve examples. Stage 7 generation records were hashed before assessment, and Stage 8 outputs were preserved before deterministic normalisation and metric derivation. Model selection and hyperparameter search were confined to development or validation data. These controls do not remove the prompt-and-length difference intrinsic to the intervention, but they prevent test-driven tuning and recommendation changes from contaminating the explanation contrast.</w:t>
+        <w:t>Internal validity depended on pairing and freezing. The recommendation, A packet, B packet, generator, and case were identical within each No-RAG/Rule-RAG comparison. Outputs were not edited to equalise length, remove refusals, repair citations, or improve examples. Stage-2 generation records were hashed before assessment, and Stage-3 and Stage-4 outputs were preserved before deterministic metric derivation. Model selection and hyperparameter search were confined to development or validation data. These controls do not remove the prompt-and-length difference intrinsic to the intervention, but they prevent test-driven tuning and recommendation changes from contaminating the explanation contrast.</w:t>
       </w:r>
     </w:p>
     <w:p>
-      <w:pPr/>
       <w:r>
-        <w:t>Statistical-conclusion validity was addressed through the appropriate dependence unit. Recommendation cases can share an outfit, so recommendation intervals resample query outfits. Explanation texts from three generators can share a case, so publication analyses resample case IDs. Micro and macro estimates answer different questions and are not treated as interchangeable: micro rates weight explanations in proportion to their number of claims, whereas macro rates weight each eligible explanation equally. The UIAR paired result has the additional jointly eligible restriction; it therefore describes texts that actually make concrete attribute claims on both sides and is not extrapolated to all 1,500 pairs.</w:t>
+        <w:t>Statistical-conclusion validity was addressed through the appropriate dependence unit. Recommendation cases can share an outfit, so recommendation intervals resample query outfits. Explanation texts from three generators can share a case, so Stage-5 analyses resample case IDs after averaging complete generator-specific pairs within case. Micro and macro estimates answer different questions and are not treated as interchangeable: micro rates weight explanations in proportion to their number of claims, whereas macro rates weight each eligible explanation equally. The UIFR paired result has the additional jointly eligible restriction; it therefore describes texts that actually make concrete item-fact claims on both sides and is not extrapolated to all complete pairs.</w:t>
       </w:r>
     </w:p>
     <w:p>
-      <w:pPr/>
       <w:r>
         <w:t>External validity is bounded by the sampled catalogue, five broad categories, controlled pools, three local quantised generators, and supplied rule base. The system does not model individual user histories, price, availability, body measurements, culture-specific dress norms, or time-varying trends. Outfit co-occurrence is a useful offline relevance signal but does not prove that every held-out item would be preferred by a new user. Larger candidate pools show the expected reduction in absolute ranking performance and caution against treating the approximately 100-candidate estimates as full-catalogue serving results.</w:t>
       </w:r>
     </w:p>
     <w:p>
-      <w:pPr/>
       <w:r>
         <w:t>Reliability was supported by deterministic execution and independent re-computation from stored artifacts. SHA-256 ordering replaced random iteration in split, case, tie, and example selection. Generation used greedy deterministic settings, while structured assessment calls retained model digests and raw-response hashes. Each derived table can be traced to a manifest listing input and output hashes. Re-running the publication analysis does not invoke a model; it combines immutable records, recomputes rates and cluster resamples, and recreates figures and examples.</w:t>
       </w:r>
     </w:p>
     <w:p>
-      <w:pPr/>
       <w:r>
-        <w:t>Finally, interpretation followed pre-specified language rules. A claim labelled unsupported is described as “unsupported by supplied evidence” or an “unverified item-specific assertion”, never as factually false unless affirmative contradiction exists. No-RAG agreement with hidden B is post-hoc alignment, never grounding. Visible-evidence support is secondary because its evidence boundary differs between conditions. The 30-pair length cohort is sensitivity-only, and UIAR within it is explicitly inconclusive. Evidence reranking is described as materially changing ranks and evidence alignment, not as improving recommendation accuracy, because the fused-CLIP contrasts are non-significant. These linguistic constraints are part of the methodology: they keep the thesis claims proportional to the estimands actually measured.</w:t>
-      </w:r>
-    </w:p>
-    <w:p>
-      <w:r>
-        <w:br w:type="page"/>
+        <w:t>Finally, interpretation followed pre-specified language rules. A claim labelled unsupported is described as “unsupported by supplied evidence” or an “unverified item-specific assertion”, never as factually false unless affirmative contradiction exists. No-RAG agreement with hidden B is post-hoc alignment, never grounding. UIFR is explicitly described as inconclusive because its restricted eligible set is small. Evidence reranking is described as materially changing ranks and evidence alignment, not as improving recommendation accuracy, because the fused-CLIP contrasts do not establish an improvement. These linguistic constraints are part of the methodology: they keep the thesis claims proportional to the estimands actually measured.</w:t>
       </w:r>
     </w:p>
     <w:p>
@@ -1542,10 +1350,6 @@
       </w:r>
     </w:p>
     <w:p>
-      <w:pPr>
-        <w:spacing w:line="240" w:lineRule="auto" w:after="100"/>
-        <w:ind w:left="397" w:hanging="397"/>
-      </w:pPr>
       <w:r>
         <w:t xml:space="preserve">[1] Jacovi, A. and Goldberg, Y. (2020) ‘Towards faithfully interpretable NLP systems: How should we define and evaluate faithfulness?’, </w:t>
       </w:r>
@@ -1560,10 +1364,6 @@
       </w:r>
     </w:p>
     <w:p>
-      <w:pPr>
-        <w:spacing w:line="240" w:lineRule="auto" w:after="100"/>
-        <w:ind w:left="397" w:hanging="397"/>
-      </w:pPr>
       <w:r>
         <w:t xml:space="preserve">[2] Wiegreffe, S. and Pinter, Y. (2019) ‘Attention is not not explanation’, </w:t>
       </w:r>
@@ -1578,10 +1378,6 @@
       </w:r>
     </w:p>
     <w:p>
-      <w:pPr>
-        <w:spacing w:line="240" w:lineRule="auto" w:after="100"/>
-        <w:ind w:left="397" w:hanging="397"/>
-      </w:pPr>
       <w:r>
         <w:t xml:space="preserve">[3] McAuley, J., Targett, C., Shi, Q. and van den Hengel, A. (2015) ‘Image-based recommendations on styles and substitutes’, </w:t>
       </w:r>
@@ -1596,10 +1392,6 @@
       </w:r>
     </w:p>
     <w:p>
-      <w:pPr>
-        <w:spacing w:line="240" w:lineRule="auto" w:after="100"/>
-        <w:ind w:left="397" w:hanging="397"/>
-      </w:pPr>
       <w:r>
         <w:t xml:space="preserve">[4] Han, X., Wu, Z., Jiang, Y.-G. and Davis, L.S. (2017) ‘Learning fashion compatibility with bidirectional LSTMs’, </w:t>
       </w:r>
@@ -1614,10 +1406,6 @@
       </w:r>
     </w:p>
     <w:p>
-      <w:pPr>
-        <w:spacing w:line="240" w:lineRule="auto" w:after="100"/>
-        <w:ind w:left="397" w:hanging="397"/>
-      </w:pPr>
       <w:r>
         <w:t xml:space="preserve">[5] Reimers, N. and Gurevych, I. (2019) ‘Sentence-BERT: Sentence embeddings using Siamese BERT-networks’, </w:t>
       </w:r>
@@ -1632,10 +1420,6 @@
       </w:r>
     </w:p>
     <w:p>
-      <w:pPr>
-        <w:spacing w:line="240" w:lineRule="auto" w:after="100"/>
-        <w:ind w:left="397" w:hanging="397"/>
-      </w:pPr>
       <w:r>
         <w:t xml:space="preserve">[6] Wang, W. et al. (2020) ‘MiniLM: Deep self-attention distillation for task-agnostic compression of pre-trained transformers’, </w:t>
       </w:r>
@@ -1650,10 +1434,6 @@
       </w:r>
     </w:p>
     <w:p>
-      <w:pPr>
-        <w:spacing w:line="240" w:lineRule="auto" w:after="100"/>
-        <w:ind w:left="397" w:hanging="397"/>
-      </w:pPr>
       <w:r>
         <w:t xml:space="preserve">[7] Radford, A. et al. (2021) ‘Learning transferable visual models from natural language supervision’, </w:t>
       </w:r>
@@ -1668,10 +1448,6 @@
       </w:r>
     </w:p>
     <w:p>
-      <w:pPr>
-        <w:spacing w:line="240" w:lineRule="auto" w:after="100"/>
-        <w:ind w:left="397" w:hanging="397"/>
-      </w:pPr>
       <w:r>
         <w:t xml:space="preserve">[8] Järvelin, K. and Kekäläinen, J. (2002) ‘Cumulated gain-based evaluation of IR techniques’, </w:t>
       </w:r>
@@ -1686,10 +1462,6 @@
       </w:r>
     </w:p>
     <w:p>
-      <w:pPr>
-        <w:spacing w:line="240" w:lineRule="auto" w:after="100"/>
-        <w:ind w:left="397" w:hanging="397"/>
-      </w:pPr>
       <w:r>
         <w:t xml:space="preserve">[9] Efron, B. and Tibshirani, R.J. (1993) </w:t>
       </w:r>
@@ -1704,10 +1476,6 @@
       </w:r>
     </w:p>
     <w:p>
-      <w:pPr>
-        <w:spacing w:line="240" w:lineRule="auto" w:after="100"/>
-        <w:ind w:left="397" w:hanging="397"/>
-      </w:pPr>
       <w:r>
         <w:t xml:space="preserve">[10] Holm, S. (1979) ‘A simple sequentially rejective multiple test procedure’, </w:t>
       </w:r>
@@ -1722,10 +1490,6 @@
       </w:r>
     </w:p>
     <w:p>
-      <w:pPr>
-        <w:spacing w:line="240" w:lineRule="auto" w:after="100"/>
-        <w:ind w:left="397" w:hanging="397"/>
-      </w:pPr>
       <w:r>
         <w:t xml:space="preserve">[11] Spearman, C. (1904) ‘The proof and measurement of association between two things’, </w:t>
       </w:r>
